--- a/paper/word/supplementary.docx
+++ b/paper/word/supplementary.docx
@@ -443,7 +443,7 @@
         </w:numPr>
       </w:pPr>
       <w:r>
-        <w:t xml:space="preserve">The scheduler receives</w:t>
+        <w:t xml:space="preserve">The scheduler receives the 13-dimensional observation</w:t>
       </w:r>
       <w:r>
         <w:t xml:space="preserve"> </w:t>
@@ -506,10 +506,7 @@
         </m:sSub>
       </m:oMath>
       <w:r>
-        <w:t xml:space="preserve"> </w:t>
-      </w:r>
-      <w:r>
-        <w:t xml:space="preserve">and</w:t>
+        <w:t xml:space="preserve">,</w:t>
       </w:r>
       <w:r>
         <w:t xml:space="preserve"> </w:t>
@@ -529,7 +526,10 @@
         </m:sSub>
       </m:oMath>
       <w:r>
-        <w:t xml:space="preserve">.</w:t>
+        <w:t xml:space="preserve"> </w:t>
+      </w:r>
+      <w:r>
+        <w:t xml:space="preserve">and the queue.</w:t>
       </w:r>
     </w:p>
     <w:p>
@@ -540,7 +540,46 @@
         </w:numPr>
       </w:pPr>
       <w:r>
-        <w:t xml:space="preserve">The action is mapped to a task (EDF within the chosen class, with a fallback to the other class) or to rest.</w:t>
+        <w:t xml:space="preserve">The action is mapped to a task (</w:t>
+      </w:r>
+      <w:r>
+        <w:rPr>
+          <w:smallCaps/>
+        </w:rPr>
+        <w:t xml:space="preserve">easy</w:t>
+      </w:r>
+      <w:r>
+        <w:t xml:space="preserve">/</w:t>
+      </w:r>
+      <w:r>
+        <w:rPr>
+          <w:smallCaps/>
+        </w:rPr>
+        <w:t xml:space="preserve">hard</w:t>
+      </w:r>
+      <w:r>
+        <w:t xml:space="preserve">: EDF within the chosen class, with a fallback to the other class;</w:t>
+      </w:r>
+      <w:r>
+        <w:t xml:space="preserve"> </w:t>
+      </w:r>
+      <w:r>
+        <w:rPr>
+          <w:smallCaps/>
+        </w:rPr>
+        <w:t xml:space="preserve">edf</w:t>
+      </w:r>
+      <w:r>
+        <w:t xml:space="preserve">/</w:t>
+      </w:r>
+      <w:r>
+        <w:rPr>
+          <w:smallCaps/>
+        </w:rPr>
+        <w:t xml:space="preserve">spt</w:t>
+      </w:r>
+      <w:r>
+        <w:t xml:space="preserve">: the earliest-deadline or shortest-remaining task overall) or to rest.</w:t>
       </w:r>
     </w:p>
     <w:p>
@@ -585,7 +624,7 @@
         <w:t xml:space="preserve"> </w:t>
       </w:r>
       <w:r>
-        <w:t xml:space="preserve">(Eq. 5); if it reaches zero, the task is completed at</w:t>
+        <w:t xml:space="preserve">(Eq. 4); if it reaches zero, the task is completed at</w:t>
       </w:r>
       <w:r>
         <w:t xml:space="preserve"> </w:t>
@@ -1673,7 +1712,7 @@
         <w:rPr>
           <w:rStyle w:val="VerbatimChar"/>
         </w:rPr>
-        <w:t xml:space="preserve">python -m experiments.run_rl --workers 4         # train all 107 agents</w:t>
+        <w:t xml:space="preserve">python -m experiments.run_rl --workers 4         # train all 82 agents</w:t>
       </w:r>
       <w:r>
         <w:br/>
@@ -3478,7 +3517,7 @@
               <w:jc w:val="left"/>
             </w:pPr>
             <w:r>
-              <w:t xml:space="preserve">AA-DQN (history</w:t>
+              <w:t xml:space="preserve">AA-DQN (hybrid actions,</w:t>
             </w:r>
             <w:r>
               <w:t xml:space="preserve"> </w:t>
@@ -3498,10 +3537,7 @@
               </m:r>
             </m:oMath>
             <w:r>
-              <w:t xml:space="preserve"> </w:t>
-            </w:r>
-            <w:r>
-              <w:t xml:space="preserve">+ Double + Dueling)</w:t>
+              <w:t xml:space="preserve">, Double, Dueling)</w:t>
             </w:r>
           </w:p>
         </w:tc>
@@ -3525,7 +3561,7 @@
               <w:jc w:val="center"/>
             </w:pPr>
             <w:r>
-              <w:t xml:space="preserve">12.19</w:t>
+              <w:t xml:space="preserve">12.17</w:t>
             </w:r>
             <w:r>
               <w:t xml:space="preserve"> </w:t>
@@ -3542,19 +3578,19 @@
               <w:t xml:space="preserve"> </w:t>
             </w:r>
             <w:r>
-              <w:t xml:space="preserve">0.27</w:t>
-            </w:r>
-          </w:p>
-        </w:tc>
-        <w:tc>
-          <w:tcPr/>
-          <w:p>
-            <w:pPr>
-              <w:pStyle w:val="Compact"/>
-              <w:jc w:val="center"/>
-            </w:pPr>
-            <w:r>
-              <w:t xml:space="preserve">0.726</w:t>
+              <w:t xml:space="preserve">0.15</w:t>
+            </w:r>
+          </w:p>
+        </w:tc>
+        <w:tc>
+          <w:tcPr/>
+          <w:p>
+            <w:pPr>
+              <w:pStyle w:val="Compact"/>
+              <w:jc w:val="center"/>
+            </w:pPr>
+            <w:r>
+              <w:t xml:space="preserve">0.728</w:t>
             </w:r>
             <w:r>
               <w:t xml:space="preserve"> </w:t>
@@ -3571,19 +3607,19 @@
               <w:t xml:space="preserve"> </w:t>
             </w:r>
             <w:r>
-              <w:t xml:space="preserve">0.009</w:t>
-            </w:r>
-          </w:p>
-        </w:tc>
-        <w:tc>
-          <w:tcPr/>
-          <w:p>
-            <w:pPr>
-              <w:pStyle w:val="Compact"/>
-              <w:jc w:val="center"/>
-            </w:pPr>
-            <w:r>
-              <w:t xml:space="preserve">474</w:t>
+              <w:t xml:space="preserve">0.005</w:t>
+            </w:r>
+          </w:p>
+        </w:tc>
+        <w:tc>
+          <w:tcPr/>
+          <w:p>
+            <w:pPr>
+              <w:pStyle w:val="Compact"/>
+              <w:jc w:val="center"/>
+            </w:pPr>
+            <w:r>
+              <w:t xml:space="preserve">720</w:t>
             </w:r>
           </w:p>
         </w:tc>
@@ -3597,7 +3633,7 @@
               <w:jc w:val="left"/>
             </w:pPr>
             <w:r>
-              <w:t xml:space="preserve">Vanilla DQN (</w:t>
+              <w:t xml:space="preserve">– without history (</w:t>
             </w:r>
             <m:oMath>
               <m:r>
@@ -3614,31 +3650,31 @@
               </m:r>
             </m:oMath>
             <w:r>
-              <w:t xml:space="preserve">, no Double/Dueling)</w:t>
-            </w:r>
-          </w:p>
-        </w:tc>
-        <w:tc>
-          <w:tcPr/>
-          <w:p>
-            <w:pPr>
-              <w:pStyle w:val="Compact"/>
-              <w:jc w:val="center"/>
-            </w:pPr>
-            <w:r>
-              <w:t xml:space="preserve">10</w:t>
-            </w:r>
-          </w:p>
-        </w:tc>
-        <w:tc>
-          <w:tcPr/>
-          <w:p>
-            <w:pPr>
-              <w:pStyle w:val="Compact"/>
-              <w:jc w:val="center"/>
-            </w:pPr>
-            <w:r>
-              <w:t xml:space="preserve">10.66</w:t>
+              <w:t xml:space="preserve">)</w:t>
+            </w:r>
+          </w:p>
+        </w:tc>
+        <w:tc>
+          <w:tcPr/>
+          <w:p>
+            <w:pPr>
+              <w:pStyle w:val="Compact"/>
+              <w:jc w:val="center"/>
+            </w:pPr>
+            <w:r>
+              <w:t xml:space="preserve">3</w:t>
+            </w:r>
+          </w:p>
+        </w:tc>
+        <w:tc>
+          <w:tcPr/>
+          <w:p>
+            <w:pPr>
+              <w:pStyle w:val="Compact"/>
+              <w:jc w:val="center"/>
+            </w:pPr>
+            <w:r>
+              <w:t xml:space="preserve">10.34</w:t>
             </w:r>
             <w:r>
               <w:t xml:space="preserve"> </w:t>
@@ -3655,19 +3691,19 @@
               <w:t xml:space="preserve"> </w:t>
             </w:r>
             <w:r>
-              <w:t xml:space="preserve">0.33</w:t>
-            </w:r>
-          </w:p>
-        </w:tc>
-        <w:tc>
-          <w:tcPr/>
-          <w:p>
-            <w:pPr>
-              <w:pStyle w:val="Compact"/>
-              <w:jc w:val="center"/>
-            </w:pPr>
-            <w:r>
-              <w:t xml:space="preserve">0.686</w:t>
+              <w:t xml:space="preserve">0.19</w:t>
+            </w:r>
+          </w:p>
+        </w:tc>
+        <w:tc>
+          <w:tcPr/>
+          <w:p>
+            <w:pPr>
+              <w:pStyle w:val="Compact"/>
+              <w:jc w:val="center"/>
+            </w:pPr>
+            <w:r>
+              <w:t xml:space="preserve">0.683</w:t>
             </w:r>
             <w:r>
               <w:t xml:space="preserve"> </w:t>
@@ -3684,19 +3720,765 @@
               <w:t xml:space="preserve"> </w:t>
             </w:r>
             <w:r>
-              <w:t xml:space="preserve">0.013</w:t>
-            </w:r>
-          </w:p>
-        </w:tc>
-        <w:tc>
-          <w:tcPr/>
-          <w:p>
-            <w:pPr>
-              <w:pStyle w:val="Compact"/>
-              <w:jc w:val="center"/>
-            </w:pPr>
-            <w:r>
-              <w:t xml:space="preserve">410</w:t>
+              <w:t xml:space="preserve">0.010</w:t>
+            </w:r>
+          </w:p>
+        </w:tc>
+        <w:tc>
+          <w:tcPr/>
+          <w:p>
+            <w:pPr>
+              <w:pStyle w:val="Compact"/>
+              <w:jc w:val="center"/>
+            </w:pPr>
+            <w:r>
+              <w:t xml:space="preserve">551</w:t>
+            </w:r>
+          </w:p>
+        </w:tc>
+      </w:tr>
+      <w:tr>
+        <w:tc>
+          <w:tcPr/>
+          <w:p>
+            <w:pPr>
+              <w:pStyle w:val="Compact"/>
+              <w:jc w:val="left"/>
+            </w:pPr>
+            <w:r>
+              <w:t xml:space="preserve">– without Double Q-learning</w:t>
+            </w:r>
+          </w:p>
+        </w:tc>
+        <w:tc>
+          <w:tcPr/>
+          <w:p>
+            <w:pPr>
+              <w:pStyle w:val="Compact"/>
+              <w:jc w:val="center"/>
+            </w:pPr>
+            <w:r>
+              <w:t xml:space="preserve">3</w:t>
+            </w:r>
+          </w:p>
+        </w:tc>
+        <w:tc>
+          <w:tcPr/>
+          <w:p>
+            <w:pPr>
+              <w:pStyle w:val="Compact"/>
+              <w:jc w:val="center"/>
+            </w:pPr>
+            <w:r>
+              <w:t xml:space="preserve">12.07</w:t>
+            </w:r>
+            <w:r>
+              <w:t xml:space="preserve"> </w:t>
+            </w:r>
+            <m:oMath>
+              <m:r>
+                <m:rPr>
+                  <m:sty m:val="p"/>
+                </m:rPr>
+                <m:t>±</m:t>
+              </m:r>
+            </m:oMath>
+            <w:r>
+              <w:t xml:space="preserve"> </w:t>
+            </w:r>
+            <w:r>
+              <w:t xml:space="preserve">0.19</w:t>
+            </w:r>
+          </w:p>
+        </w:tc>
+        <w:tc>
+          <w:tcPr/>
+          <w:p>
+            <w:pPr>
+              <w:pStyle w:val="Compact"/>
+              <w:jc w:val="center"/>
+            </w:pPr>
+            <w:r>
+              <w:t xml:space="preserve">0.720</w:t>
+            </w:r>
+            <w:r>
+              <w:t xml:space="preserve"> </w:t>
+            </w:r>
+            <m:oMath>
+              <m:r>
+                <m:rPr>
+                  <m:sty m:val="p"/>
+                </m:rPr>
+                <m:t>±</m:t>
+              </m:r>
+            </m:oMath>
+            <w:r>
+              <w:t xml:space="preserve"> </w:t>
+            </w:r>
+            <w:r>
+              <w:t xml:space="preserve">0.014</w:t>
+            </w:r>
+          </w:p>
+        </w:tc>
+        <w:tc>
+          <w:tcPr/>
+          <w:p>
+            <w:pPr>
+              <w:pStyle w:val="Compact"/>
+              <w:jc w:val="center"/>
+            </w:pPr>
+            <w:r>
+              <w:t xml:space="preserve">552</w:t>
+            </w:r>
+          </w:p>
+        </w:tc>
+      </w:tr>
+      <w:tr>
+        <w:tc>
+          <w:tcPr/>
+          <w:p>
+            <w:pPr>
+              <w:pStyle w:val="Compact"/>
+              <w:jc w:val="left"/>
+            </w:pPr>
+            <w:r>
+              <w:t xml:space="preserve">– without dueling head</w:t>
+            </w:r>
+          </w:p>
+        </w:tc>
+        <w:tc>
+          <w:tcPr/>
+          <w:p>
+            <w:pPr>
+              <w:pStyle w:val="Compact"/>
+              <w:jc w:val="center"/>
+            </w:pPr>
+            <w:r>
+              <w:t xml:space="preserve">3</w:t>
+            </w:r>
+          </w:p>
+        </w:tc>
+        <w:tc>
+          <w:tcPr/>
+          <w:p>
+            <w:pPr>
+              <w:pStyle w:val="Compact"/>
+              <w:jc w:val="center"/>
+            </w:pPr>
+            <w:r>
+              <w:t xml:space="preserve">12.28</w:t>
+            </w:r>
+            <w:r>
+              <w:t xml:space="preserve"> </w:t>
+            </w:r>
+            <m:oMath>
+              <m:r>
+                <m:rPr>
+                  <m:sty m:val="p"/>
+                </m:rPr>
+                <m:t>±</m:t>
+              </m:r>
+            </m:oMath>
+            <w:r>
+              <w:t xml:space="preserve"> </w:t>
+            </w:r>
+            <w:r>
+              <w:t xml:space="preserve">0.04</w:t>
+            </w:r>
+          </w:p>
+        </w:tc>
+        <w:tc>
+          <w:tcPr/>
+          <w:p>
+            <w:pPr>
+              <w:pStyle w:val="Compact"/>
+              <w:jc w:val="center"/>
+            </w:pPr>
+            <w:r>
+              <w:t xml:space="preserve">0.725</w:t>
+            </w:r>
+            <w:r>
+              <w:t xml:space="preserve"> </w:t>
+            </w:r>
+            <m:oMath>
+              <m:r>
+                <m:rPr>
+                  <m:sty m:val="p"/>
+                </m:rPr>
+                <m:t>±</m:t>
+              </m:r>
+            </m:oMath>
+            <w:r>
+              <w:t xml:space="preserve"> </w:t>
+            </w:r>
+            <w:r>
+              <w:t xml:space="preserve">0.004</w:t>
+            </w:r>
+          </w:p>
+        </w:tc>
+        <w:tc>
+          <w:tcPr/>
+          <w:p>
+            <w:pPr>
+              <w:pStyle w:val="Compact"/>
+              <w:jc w:val="center"/>
+            </w:pPr>
+            <w:r>
+              <w:t xml:space="preserve">517</w:t>
+            </w:r>
+          </w:p>
+        </w:tc>
+      </w:tr>
+      <w:tr>
+        <w:tc>
+          <w:tcPr/>
+          <w:p>
+            <w:pPr>
+              <w:pStyle w:val="Compact"/>
+              <w:jc w:val="left"/>
+            </w:pPr>
+            <w:r>
+              <w:t xml:space="preserve">– intensity-only actions {easy, hard, break}</w:t>
+            </w:r>
+          </w:p>
+        </w:tc>
+        <w:tc>
+          <w:tcPr/>
+          <w:p>
+            <w:pPr>
+              <w:pStyle w:val="Compact"/>
+              <w:jc w:val="center"/>
+            </w:pPr>
+            <w:r>
+              <w:t xml:space="preserve">10</w:t>
+            </w:r>
+          </w:p>
+        </w:tc>
+        <w:tc>
+          <w:tcPr/>
+          <w:p>
+            <w:pPr>
+              <w:pStyle w:val="Compact"/>
+              <w:jc w:val="center"/>
+            </w:pPr>
+            <w:r>
+              <w:t xml:space="preserve">12.61</w:t>
+            </w:r>
+            <w:r>
+              <w:t xml:space="preserve"> </w:t>
+            </w:r>
+            <m:oMath>
+              <m:r>
+                <m:rPr>
+                  <m:sty m:val="p"/>
+                </m:rPr>
+                <m:t>±</m:t>
+              </m:r>
+            </m:oMath>
+            <w:r>
+              <w:t xml:space="preserve"> </w:t>
+            </w:r>
+            <w:r>
+              <w:t xml:space="preserve">0.18</w:t>
+            </w:r>
+          </w:p>
+        </w:tc>
+        <w:tc>
+          <w:tcPr/>
+          <w:p>
+            <w:pPr>
+              <w:pStyle w:val="Compact"/>
+              <w:jc w:val="center"/>
+            </w:pPr>
+            <w:r>
+              <w:t xml:space="preserve">0.740</w:t>
+            </w:r>
+            <w:r>
+              <w:t xml:space="preserve"> </w:t>
+            </w:r>
+            <m:oMath>
+              <m:r>
+                <m:rPr>
+                  <m:sty m:val="p"/>
+                </m:rPr>
+                <m:t>±</m:t>
+              </m:r>
+            </m:oMath>
+            <w:r>
+              <w:t xml:space="preserve"> </w:t>
+            </w:r>
+            <w:r>
+              <w:t xml:space="preserve">0.005</w:t>
+            </w:r>
+          </w:p>
+        </w:tc>
+        <w:tc>
+          <w:tcPr/>
+          <w:p>
+            <w:pPr>
+              <w:pStyle w:val="Compact"/>
+              <w:jc w:val="center"/>
+            </w:pPr>
+            <w:r>
+              <w:t xml:space="preserve">582</w:t>
+            </w:r>
+          </w:p>
+        </w:tc>
+      </w:tr>
+      <w:tr>
+        <w:tc>
+          <w:tcPr/>
+          <w:p>
+            <w:pPr>
+              <w:pStyle w:val="Compact"/>
+              <w:jc w:val="left"/>
+            </w:pPr>
+            <w:r>
+              <w:t xml:space="preserve">history</w:t>
+            </w:r>
+            <w:r>
+              <w:t xml:space="preserve"> </w:t>
+            </w:r>
+            <m:oMath>
+              <m:r>
+                <m:t>k</m:t>
+              </m:r>
+              <m:r>
+                <m:rPr>
+                  <m:sty m:val="p"/>
+                </m:rPr>
+                <m:t>=</m:t>
+              </m:r>
+              <m:r>
+                <m:t>2</m:t>
+              </m:r>
+            </m:oMath>
+          </w:p>
+        </w:tc>
+        <w:tc>
+          <w:tcPr/>
+          <w:p>
+            <w:pPr>
+              <w:pStyle w:val="Compact"/>
+              <w:jc w:val="center"/>
+            </w:pPr>
+            <w:r>
+              <w:t xml:space="preserve">3</w:t>
+            </w:r>
+          </w:p>
+        </w:tc>
+        <w:tc>
+          <w:tcPr/>
+          <w:p>
+            <w:pPr>
+              <w:pStyle w:val="Compact"/>
+              <w:jc w:val="center"/>
+            </w:pPr>
+            <w:r>
+              <w:t xml:space="preserve">11.17</w:t>
+            </w:r>
+            <w:r>
+              <w:t xml:space="preserve"> </w:t>
+            </w:r>
+            <m:oMath>
+              <m:r>
+                <m:rPr>
+                  <m:sty m:val="p"/>
+                </m:rPr>
+                <m:t>±</m:t>
+              </m:r>
+            </m:oMath>
+            <w:r>
+              <w:t xml:space="preserve"> </w:t>
+            </w:r>
+            <w:r>
+              <w:t xml:space="preserve">0.12</w:t>
+            </w:r>
+          </w:p>
+        </w:tc>
+        <w:tc>
+          <w:tcPr/>
+          <w:p>
+            <w:pPr>
+              <w:pStyle w:val="Compact"/>
+              <w:jc w:val="center"/>
+            </w:pPr>
+            <w:r>
+              <w:t xml:space="preserve">0.701</w:t>
+            </w:r>
+            <w:r>
+              <w:t xml:space="preserve"> </w:t>
+            </w:r>
+            <m:oMath>
+              <m:r>
+                <m:rPr>
+                  <m:sty m:val="p"/>
+                </m:rPr>
+                <m:t>±</m:t>
+              </m:r>
+            </m:oMath>
+            <w:r>
+              <w:t xml:space="preserve"> </w:t>
+            </w:r>
+            <w:r>
+              <w:t xml:space="preserve">0.001</w:t>
+            </w:r>
+          </w:p>
+        </w:tc>
+        <w:tc>
+          <w:tcPr/>
+          <w:p>
+            <w:pPr>
+              <w:pStyle w:val="Compact"/>
+              <w:jc w:val="center"/>
+            </w:pPr>
+            <w:r>
+              <w:t xml:space="preserve">568</w:t>
+            </w:r>
+          </w:p>
+        </w:tc>
+      </w:tr>
+      <w:tr>
+        <w:tc>
+          <w:tcPr/>
+          <w:p>
+            <w:pPr>
+              <w:pStyle w:val="Compact"/>
+              <w:jc w:val="left"/>
+            </w:pPr>
+            <w:r>
+              <w:t xml:space="preserve">history</w:t>
+            </w:r>
+            <w:r>
+              <w:t xml:space="preserve"> </w:t>
+            </w:r>
+            <m:oMath>
+              <m:r>
+                <m:t>k</m:t>
+              </m:r>
+              <m:r>
+                <m:rPr>
+                  <m:sty m:val="p"/>
+                </m:rPr>
+                <m:t>=</m:t>
+              </m:r>
+              <m:r>
+                <m:t>8</m:t>
+              </m:r>
+            </m:oMath>
+          </w:p>
+        </w:tc>
+        <w:tc>
+          <w:tcPr/>
+          <w:p>
+            <w:pPr>
+              <w:pStyle w:val="Compact"/>
+              <w:jc w:val="center"/>
+            </w:pPr>
+            <w:r>
+              <w:t xml:space="preserve">3</w:t>
+            </w:r>
+          </w:p>
+        </w:tc>
+        <w:tc>
+          <w:tcPr/>
+          <w:p>
+            <w:pPr>
+              <w:pStyle w:val="Compact"/>
+              <w:jc w:val="center"/>
+            </w:pPr>
+            <w:r>
+              <w:t xml:space="preserve">12.48</w:t>
+            </w:r>
+            <w:r>
+              <w:t xml:space="preserve"> </w:t>
+            </w:r>
+            <m:oMath>
+              <m:r>
+                <m:rPr>
+                  <m:sty m:val="p"/>
+                </m:rPr>
+                <m:t>±</m:t>
+              </m:r>
+            </m:oMath>
+            <w:r>
+              <w:t xml:space="preserve"> </w:t>
+            </w:r>
+            <w:r>
+              <w:t xml:space="preserve">0.37</w:t>
+            </w:r>
+          </w:p>
+        </w:tc>
+        <w:tc>
+          <w:tcPr/>
+          <w:p>
+            <w:pPr>
+              <w:pStyle w:val="Compact"/>
+              <w:jc w:val="center"/>
+            </w:pPr>
+            <w:r>
+              <w:t xml:space="preserve">0.733</w:t>
+            </w:r>
+            <w:r>
+              <w:t xml:space="preserve"> </w:t>
+            </w:r>
+            <m:oMath>
+              <m:r>
+                <m:rPr>
+                  <m:sty m:val="p"/>
+                </m:rPr>
+                <m:t>±</m:t>
+              </m:r>
+            </m:oMath>
+            <w:r>
+              <w:t xml:space="preserve"> </w:t>
+            </w:r>
+            <w:r>
+              <w:t xml:space="preserve">0.011</w:t>
+            </w:r>
+          </w:p>
+        </w:tc>
+        <w:tc>
+          <w:tcPr/>
+          <w:p>
+            <w:pPr>
+              <w:pStyle w:val="Compact"/>
+              <w:jc w:val="center"/>
+            </w:pPr>
+            <w:r>
+              <w:t xml:space="preserve">605</w:t>
+            </w:r>
+          </w:p>
+        </w:tc>
+      </w:tr>
+      <w:tr>
+        <w:tc>
+          <w:tcPr/>
+          <w:p>
+            <w:pPr>
+              <w:pStyle w:val="Compact"/>
+              <w:jc w:val="left"/>
+            </w:pPr>
+            <w:r>
+              <w:t xml:space="preserve">GRU encoder over</w:t>
+            </w:r>
+            <w:r>
+              <w:t xml:space="preserve"> </w:t>
+            </w:r>
+            <m:oMath>
+              <m:r>
+                <m:t>k</m:t>
+              </m:r>
+              <m:r>
+                <m:rPr>
+                  <m:sty m:val="p"/>
+                </m:rPr>
+                <m:t>=</m:t>
+              </m:r>
+              <m:r>
+                <m:t>8</m:t>
+              </m:r>
+            </m:oMath>
+            <w:r>
+              <w:t xml:space="preserve"> </w:t>
+            </w:r>
+            <w:r>
+              <w:t xml:space="preserve">history</w:t>
+            </w:r>
+          </w:p>
+        </w:tc>
+        <w:tc>
+          <w:tcPr/>
+          <w:p>
+            <w:pPr>
+              <w:pStyle w:val="Compact"/>
+              <w:jc w:val="center"/>
+            </w:pPr>
+            <w:r>
+              <w:t xml:space="preserve">3</w:t>
+            </w:r>
+          </w:p>
+        </w:tc>
+        <w:tc>
+          <w:tcPr/>
+          <w:p>
+            <w:pPr>
+              <w:pStyle w:val="Compact"/>
+              <w:jc w:val="center"/>
+            </w:pPr>
+            <w:r>
+              <w:t xml:space="preserve">12.54</w:t>
+            </w:r>
+            <w:r>
+              <w:t xml:space="preserve"> </w:t>
+            </w:r>
+            <m:oMath>
+              <m:r>
+                <m:rPr>
+                  <m:sty m:val="p"/>
+                </m:rPr>
+                <m:t>±</m:t>
+              </m:r>
+            </m:oMath>
+            <w:r>
+              <w:t xml:space="preserve"> </w:t>
+            </w:r>
+            <w:r>
+              <w:t xml:space="preserve">0.16</w:t>
+            </w:r>
+          </w:p>
+        </w:tc>
+        <w:tc>
+          <w:tcPr/>
+          <w:p>
+            <w:pPr>
+              <w:pStyle w:val="Compact"/>
+              <w:jc w:val="center"/>
+            </w:pPr>
+            <w:r>
+              <w:t xml:space="preserve">0.728</w:t>
+            </w:r>
+            <w:r>
+              <w:t xml:space="preserve"> </w:t>
+            </w:r>
+            <m:oMath>
+              <m:r>
+                <m:rPr>
+                  <m:sty m:val="p"/>
+                </m:rPr>
+                <m:t>±</m:t>
+              </m:r>
+            </m:oMath>
+            <w:r>
+              <w:t xml:space="preserve"> </w:t>
+            </w:r>
+            <w:r>
+              <w:t xml:space="preserve">0.006</w:t>
+            </w:r>
+          </w:p>
+        </w:tc>
+        <w:tc>
+          <w:tcPr/>
+          <w:p>
+            <w:pPr>
+              <w:pStyle w:val="Compact"/>
+              <w:jc w:val="center"/>
+            </w:pPr>
+            <w:r>
+              <w:t xml:space="preserve">2463</w:t>
+            </w:r>
+          </w:p>
+        </w:tc>
+      </w:tr>
+      <w:tr>
+        <w:tc>
+          <w:tcPr/>
+          <w:p>
+            <w:pPr>
+              <w:pStyle w:val="Compact"/>
+              <w:jc w:val="left"/>
+            </w:pPr>
+            <w:r>
+              <w:t xml:space="preserve">Vanilla DQN (</w:t>
+            </w:r>
+            <m:oMath>
+              <m:r>
+                <m:t>k</m:t>
+              </m:r>
+              <m:r>
+                <m:rPr>
+                  <m:sty m:val="p"/>
+                </m:rPr>
+                <m:t>=</m:t>
+              </m:r>
+              <m:r>
+                <m:t>1</m:t>
+              </m:r>
+            </m:oMath>
+            <w:r>
+              <w:t xml:space="preserve">, no Double/Dueling)</w:t>
+            </w:r>
+          </w:p>
+        </w:tc>
+        <w:tc>
+          <w:tcPr/>
+          <w:p>
+            <w:pPr>
+              <w:pStyle w:val="Compact"/>
+              <w:jc w:val="center"/>
+            </w:pPr>
+            <w:r>
+              <w:t xml:space="preserve">10</w:t>
+            </w:r>
+          </w:p>
+        </w:tc>
+        <w:tc>
+          <w:tcPr/>
+          <w:p>
+            <w:pPr>
+              <w:pStyle w:val="Compact"/>
+              <w:jc w:val="center"/>
+            </w:pPr>
+            <w:r>
+              <w:t xml:space="preserve">10.29</w:t>
+            </w:r>
+            <w:r>
+              <w:t xml:space="preserve"> </w:t>
+            </w:r>
+            <m:oMath>
+              <m:r>
+                <m:rPr>
+                  <m:sty m:val="p"/>
+                </m:rPr>
+                <m:t>±</m:t>
+              </m:r>
+            </m:oMath>
+            <w:r>
+              <w:t xml:space="preserve"> </w:t>
+            </w:r>
+            <w:r>
+              <w:t xml:space="preserve">0.26</w:t>
+            </w:r>
+          </w:p>
+        </w:tc>
+        <w:tc>
+          <w:tcPr/>
+          <w:p>
+            <w:pPr>
+              <w:pStyle w:val="Compact"/>
+              <w:jc w:val="center"/>
+            </w:pPr>
+            <w:r>
+              <w:t xml:space="preserve">0.677</w:t>
+            </w:r>
+            <w:r>
+              <w:t xml:space="preserve"> </w:t>
+            </w:r>
+            <m:oMath>
+              <m:r>
+                <m:rPr>
+                  <m:sty m:val="p"/>
+                </m:rPr>
+                <m:t>±</m:t>
+              </m:r>
+            </m:oMath>
+            <w:r>
+              <w:t xml:space="preserve"> </w:t>
+            </w:r>
+            <w:r>
+              <w:t xml:space="preserve">0.008</w:t>
+            </w:r>
+          </w:p>
+        </w:tc>
+        <w:tc>
+          <w:tcPr/>
+          <w:p>
+            <w:pPr>
+              <w:pStyle w:val="Compact"/>
+              <w:jc w:val="center"/>
+            </w:pPr>
+            <w:r>
+              <w:t xml:space="preserve">614</w:t>
             </w:r>
           </w:p>
         </w:tc>
@@ -3815,13 +4597,15 @@
         <w:tblCaption w:val="Zero-shot robustness: return / on-time rate on 500 test days per condition. Bold marks the best return."/>
       </w:tblPr>
       <w:tblGrid>
-        <w:gridCol w:w="1131"/>
-        <w:gridCol w:w="1131"/>
-        <w:gridCol w:w="1131"/>
-        <w:gridCol w:w="1131"/>
-        <w:gridCol w:w="1131"/>
-        <w:gridCol w:w="1131"/>
-        <w:gridCol w:w="1131"/>
+        <w:gridCol w:w="880"/>
+        <w:gridCol w:w="880"/>
+        <w:gridCol w:w="880"/>
+        <w:gridCol w:w="880"/>
+        <w:gridCol w:w="880"/>
+        <w:gridCol w:w="880"/>
+        <w:gridCol w:w="880"/>
+        <w:gridCol w:w="880"/>
+        <w:gridCol w:w="880"/>
       </w:tblGrid>
       <w:tr>
         <w:trPr>
@@ -3871,6 +4655,30 @@
               <w:jc w:val="center"/>
             </w:pPr>
             <w:r>
+              <w:t xml:space="preserve">SPT-Threshold</w:t>
+            </w:r>
+          </w:p>
+        </w:tc>
+        <w:tc>
+          <w:tcPr/>
+          <w:p>
+            <w:pPr>
+              <w:pStyle w:val="Compact"/>
+              <w:jc w:val="center"/>
+            </w:pPr>
+            <w:r>
+              <w:t xml:space="preserve">EDF-Threshold</w:t>
+            </w:r>
+          </w:p>
+        </w:tc>
+        <w:tc>
+          <w:tcPr/>
+          <w:p>
+            <w:pPr>
+              <w:pStyle w:val="Compact"/>
+              <w:jc w:val="center"/>
+            </w:pPr>
+            <w:r>
               <w:t xml:space="preserve">EDF-Periodic</w:t>
             </w:r>
           </w:p>
@@ -3883,19 +4691,19 @@
               <w:jc w:val="center"/>
             </w:pPr>
             <w:r>
-              <w:t xml:space="preserve">EDF-Threshold</w:t>
-            </w:r>
-          </w:p>
-        </w:tc>
-        <w:tc>
-          <w:tcPr/>
-          <w:p>
-            <w:pPr>
-              <w:pStyle w:val="Compact"/>
-              <w:jc w:val="center"/>
-            </w:pPr>
-            <w:r>
-              <w:t xml:space="preserve">Cog-Heuristic</w:t>
+              <w:t xml:space="preserve">AA-DQN-DR</w:t>
+            </w:r>
+          </w:p>
+        </w:tc>
+        <w:tc>
+          <w:tcPr/>
+          <w:p>
+            <w:pPr>
+              <w:pStyle w:val="Compact"/>
+              <w:jc w:val="center"/>
+            </w:pPr>
+            <w:r>
+              <w:t xml:space="preserve">AA-DQN-3act</w:t>
             </w:r>
           </w:p>
         </w:tc>
@@ -3953,59 +4761,83 @@
               <w:jc w:val="center"/>
             </w:pPr>
             <w:r>
+              <w:t xml:space="preserve">12.14 / 0.728</w:t>
+            </w:r>
+          </w:p>
+        </w:tc>
+        <w:tc>
+          <w:tcPr/>
+          <w:p>
+            <w:pPr>
+              <w:pStyle w:val="Compact"/>
+              <w:jc w:val="center"/>
+            </w:pPr>
+            <w:r>
+              <w:t xml:space="preserve">10.00 / 0.669</w:t>
+            </w:r>
+          </w:p>
+        </w:tc>
+        <w:tc>
+          <w:tcPr/>
+          <w:p>
+            <w:pPr>
+              <w:pStyle w:val="Compact"/>
+              <w:jc w:val="center"/>
+            </w:pPr>
+            <w:r>
+              <w:t xml:space="preserve">11.96 / 0.714</w:t>
+            </w:r>
+          </w:p>
+        </w:tc>
+        <w:tc>
+          <w:tcPr/>
+          <w:p>
+            <w:pPr>
+              <w:pStyle w:val="Compact"/>
+              <w:jc w:val="center"/>
+            </w:pPr>
+            <w:r>
+              <w:t xml:space="preserve">11.00 / 0.655</w:t>
+            </w:r>
+          </w:p>
+        </w:tc>
+        <w:tc>
+          <w:tcPr/>
+          <w:p>
+            <w:pPr>
+              <w:pStyle w:val="Compact"/>
+              <w:jc w:val="center"/>
+            </w:pPr>
+            <w:r>
+              <w:t xml:space="preserve">11.41 / 0.660</w:t>
+            </w:r>
+          </w:p>
+        </w:tc>
+        <w:tc>
+          <w:tcPr/>
+          <w:p>
+            <w:pPr>
+              <w:pStyle w:val="Compact"/>
+              <w:jc w:val="center"/>
+            </w:pPr>
+            <w:r>
+              <w:t xml:space="preserve">11.59 / 0.714</w:t>
+            </w:r>
+          </w:p>
+        </w:tc>
+        <w:tc>
+          <w:tcPr/>
+          <w:p>
+            <w:pPr>
+              <w:pStyle w:val="Compact"/>
+              <w:jc w:val="center"/>
+            </w:pPr>
+            <w:r>
               <w:rPr>
                 <w:bCs/>
                 <w:b/>
               </w:rPr>
-              <w:t xml:space="preserve">12.11 / 0.725</w:t>
-            </w:r>
-          </w:p>
-        </w:tc>
-        <w:tc>
-          <w:tcPr/>
-          <w:p>
-            <w:pPr>
-              <w:pStyle w:val="Compact"/>
-              <w:jc w:val="center"/>
-            </w:pPr>
-            <w:r>
-              <w:t xml:space="preserve">10.09 / 0.669</w:t>
-            </w:r>
-          </w:p>
-        </w:tc>
-        <w:tc>
-          <w:tcPr/>
-          <w:p>
-            <w:pPr>
-              <w:pStyle w:val="Compact"/>
-              <w:jc w:val="center"/>
-            </w:pPr>
-            <w:r>
-              <w:t xml:space="preserve">11.41 / 0.660</w:t>
-            </w:r>
-          </w:p>
-        </w:tc>
-        <w:tc>
-          <w:tcPr/>
-          <w:p>
-            <w:pPr>
-              <w:pStyle w:val="Compact"/>
-              <w:jc w:val="center"/>
-            </w:pPr>
-            <w:r>
-              <w:t xml:space="preserve">11.00 / 0.655</w:t>
-            </w:r>
-          </w:p>
-        </w:tc>
-        <w:tc>
-          <w:tcPr/>
-          <w:p>
-            <w:pPr>
-              <w:pStyle w:val="Compact"/>
-              <w:jc w:val="center"/>
-            </w:pPr>
-            <w:r>
-              <w:t xml:space="preserve">9.82 / 0.624</w:t>
+              <w:t xml:space="preserve">12.57 / 0.740</w:t>
             </w:r>
           </w:p>
         </w:tc>
@@ -4069,59 +4901,83 @@
               <w:jc w:val="center"/>
             </w:pPr>
             <w:r>
+              <w:t xml:space="preserve">12.17 / 0.728</w:t>
+            </w:r>
+          </w:p>
+        </w:tc>
+        <w:tc>
+          <w:tcPr/>
+          <w:p>
+            <w:pPr>
+              <w:pStyle w:val="Compact"/>
+              <w:jc w:val="center"/>
+            </w:pPr>
+            <w:r>
+              <w:t xml:space="preserve">10.29 / 0.677</w:t>
+            </w:r>
+          </w:p>
+        </w:tc>
+        <w:tc>
+          <w:tcPr/>
+          <w:p>
+            <w:pPr>
+              <w:pStyle w:val="Compact"/>
+              <w:jc w:val="center"/>
+            </w:pPr>
+            <w:r>
+              <w:t xml:space="preserve">12.30 / 0.714</w:t>
+            </w:r>
+          </w:p>
+        </w:tc>
+        <w:tc>
+          <w:tcPr/>
+          <w:p>
+            <w:pPr>
+              <w:pStyle w:val="Compact"/>
+              <w:jc w:val="center"/>
+            </w:pPr>
+            <w:r>
+              <w:t xml:space="preserve">11.35 / 0.654</w:t>
+            </w:r>
+          </w:p>
+        </w:tc>
+        <w:tc>
+          <w:tcPr/>
+          <w:p>
+            <w:pPr>
+              <w:pStyle w:val="Compact"/>
+              <w:jc w:val="center"/>
+            </w:pPr>
+            <w:r>
+              <w:t xml:space="preserve">11.41 / 0.660</w:t>
+            </w:r>
+          </w:p>
+        </w:tc>
+        <w:tc>
+          <w:tcPr/>
+          <w:p>
+            <w:pPr>
+              <w:pStyle w:val="Compact"/>
+              <w:jc w:val="center"/>
+            </w:pPr>
+            <w:r>
+              <w:t xml:space="preserve">11.63 / 0.714</w:t>
+            </w:r>
+          </w:p>
+        </w:tc>
+        <w:tc>
+          <w:tcPr/>
+          <w:p>
+            <w:pPr>
+              <w:pStyle w:val="Compact"/>
+              <w:jc w:val="center"/>
+            </w:pPr>
+            <w:r>
               <w:rPr>
                 <w:bCs/>
                 <w:b/>
               </w:rPr>
-              <w:t xml:space="preserve">12.19 / 0.726</w:t>
-            </w:r>
-          </w:p>
-        </w:tc>
-        <w:tc>
-          <w:tcPr/>
-          <w:p>
-            <w:pPr>
-              <w:pStyle w:val="Compact"/>
-              <w:jc w:val="center"/>
-            </w:pPr>
-            <w:r>
-              <w:t xml:space="preserve">10.66 / 0.686</w:t>
-            </w:r>
-          </w:p>
-        </w:tc>
-        <w:tc>
-          <w:tcPr/>
-          <w:p>
-            <w:pPr>
-              <w:pStyle w:val="Compact"/>
-              <w:jc w:val="center"/>
-            </w:pPr>
-            <w:r>
-              <w:t xml:space="preserve">11.41 / 0.660</w:t>
-            </w:r>
-          </w:p>
-        </w:tc>
-        <w:tc>
-          <w:tcPr/>
-          <w:p>
-            <w:pPr>
-              <w:pStyle w:val="Compact"/>
-              <w:jc w:val="center"/>
-            </w:pPr>
-            <w:r>
-              <w:t xml:space="preserve">11.35 / 0.654</w:t>
-            </w:r>
-          </w:p>
-        </w:tc>
-        <w:tc>
-          <w:tcPr/>
-          <w:p>
-            <w:pPr>
-              <w:pStyle w:val="Compact"/>
-              <w:jc w:val="center"/>
-            </w:pPr>
-            <w:r>
-              <w:t xml:space="preserve">10.59 / 0.638</w:t>
+              <w:t xml:space="preserve">12.61 / 0.740</w:t>
             </w:r>
           </w:p>
         </w:tc>
@@ -4179,59 +5035,83 @@
               <w:jc w:val="center"/>
             </w:pPr>
             <w:r>
+              <w:t xml:space="preserve">12.20 / 0.726</w:t>
+            </w:r>
+          </w:p>
+        </w:tc>
+        <w:tc>
+          <w:tcPr/>
+          <w:p>
+            <w:pPr>
+              <w:pStyle w:val="Compact"/>
+              <w:jc w:val="center"/>
+            </w:pPr>
+            <w:r>
+              <w:t xml:space="preserve">10.68 / 0.686</w:t>
+            </w:r>
+          </w:p>
+        </w:tc>
+        <w:tc>
+          <w:tcPr/>
+          <w:p>
+            <w:pPr>
+              <w:pStyle w:val="Compact"/>
+              <w:jc w:val="center"/>
+            </w:pPr>
+            <w:r>
+              <w:t xml:space="preserve">12.04 / 0.692</w:t>
+            </w:r>
+          </w:p>
+        </w:tc>
+        <w:tc>
+          <w:tcPr/>
+          <w:p>
+            <w:pPr>
+              <w:pStyle w:val="Compact"/>
+              <w:jc w:val="center"/>
+            </w:pPr>
+            <w:r>
+              <w:t xml:space="preserve">10.77 / 0.615</w:t>
+            </w:r>
+          </w:p>
+        </w:tc>
+        <w:tc>
+          <w:tcPr/>
+          <w:p>
+            <w:pPr>
+              <w:pStyle w:val="Compact"/>
+              <w:jc w:val="center"/>
+            </w:pPr>
+            <w:r>
+              <w:t xml:space="preserve">11.41 / 0.660</w:t>
+            </w:r>
+          </w:p>
+        </w:tc>
+        <w:tc>
+          <w:tcPr/>
+          <w:p>
+            <w:pPr>
+              <w:pStyle w:val="Compact"/>
+              <w:jc w:val="center"/>
+            </w:pPr>
+            <w:r>
+              <w:t xml:space="preserve">11.67 / 0.713</w:t>
+            </w:r>
+          </w:p>
+        </w:tc>
+        <w:tc>
+          <w:tcPr/>
+          <w:p>
+            <w:pPr>
+              <w:pStyle w:val="Compact"/>
+              <w:jc w:val="center"/>
+            </w:pPr>
+            <w:r>
               <w:rPr>
                 <w:bCs/>
                 <w:b/>
               </w:rPr>
-              <w:t xml:space="preserve">12.32 / 0.728</w:t>
-            </w:r>
-          </w:p>
-        </w:tc>
-        <w:tc>
-          <w:tcPr/>
-          <w:p>
-            <w:pPr>
-              <w:pStyle w:val="Compact"/>
-              <w:jc w:val="center"/>
-            </w:pPr>
-            <w:r>
-              <w:t xml:space="preserve">11.22 / 0.701</w:t>
-            </w:r>
-          </w:p>
-        </w:tc>
-        <w:tc>
-          <w:tcPr/>
-          <w:p>
-            <w:pPr>
-              <w:pStyle w:val="Compact"/>
-              <w:jc w:val="center"/>
-            </w:pPr>
-            <w:r>
-              <w:t xml:space="preserve">11.41 / 0.660</w:t>
-            </w:r>
-          </w:p>
-        </w:tc>
-        <w:tc>
-          <w:tcPr/>
-          <w:p>
-            <w:pPr>
-              <w:pStyle w:val="Compact"/>
-              <w:jc w:val="center"/>
-            </w:pPr>
-            <w:r>
-              <w:t xml:space="preserve">10.77 / 0.615</w:t>
-            </w:r>
-          </w:p>
-        </w:tc>
-        <w:tc>
-          <w:tcPr/>
-          <w:p>
-            <w:pPr>
-              <w:pStyle w:val="Compact"/>
-              <w:jc w:val="center"/>
-            </w:pPr>
-            <w:r>
-              <w:t xml:space="preserve">10.01 / 0.587</w:t>
+              <w:t xml:space="preserve">12.68 / 0.739</w:t>
             </w:r>
           </w:p>
         </w:tc>
@@ -4289,59 +5169,83 @@
               <w:jc w:val="center"/>
             </w:pPr>
             <w:r>
+              <w:t xml:space="preserve">12.27 / 0.725</w:t>
+            </w:r>
+          </w:p>
+        </w:tc>
+        <w:tc>
+          <w:tcPr/>
+          <w:p>
+            <w:pPr>
+              <w:pStyle w:val="Compact"/>
+              <w:jc w:val="center"/>
+            </w:pPr>
+            <w:r>
+              <w:t xml:space="preserve">10.98 / 0.693</w:t>
+            </w:r>
+          </w:p>
+        </w:tc>
+        <w:tc>
+          <w:tcPr/>
+          <w:p>
+            <w:pPr>
+              <w:pStyle w:val="Compact"/>
+              <w:jc w:val="center"/>
+            </w:pPr>
+            <w:r>
+              <w:t xml:space="preserve">11.35 / 0.656</w:t>
+            </w:r>
+          </w:p>
+        </w:tc>
+        <w:tc>
+          <w:tcPr/>
+          <w:p>
+            <w:pPr>
+              <w:pStyle w:val="Compact"/>
+              <w:jc w:val="center"/>
+            </w:pPr>
+            <w:r>
+              <w:t xml:space="preserve">9.63 / 0.557</w:t>
+            </w:r>
+          </w:p>
+        </w:tc>
+        <w:tc>
+          <w:tcPr/>
+          <w:p>
+            <w:pPr>
+              <w:pStyle w:val="Compact"/>
+              <w:jc w:val="center"/>
+            </w:pPr>
+            <w:r>
+              <w:t xml:space="preserve">11.41 / 0.660</w:t>
+            </w:r>
+          </w:p>
+        </w:tc>
+        <w:tc>
+          <w:tcPr/>
+          <w:p>
+            <w:pPr>
+              <w:pStyle w:val="Compact"/>
+              <w:jc w:val="center"/>
+            </w:pPr>
+            <w:r>
+              <w:t xml:space="preserve">11.72 / 0.713</w:t>
+            </w:r>
+          </w:p>
+        </w:tc>
+        <w:tc>
+          <w:tcPr/>
+          <w:p>
+            <w:pPr>
+              <w:pStyle w:val="Compact"/>
+              <w:jc w:val="center"/>
+            </w:pPr>
+            <w:r>
               <w:rPr>
                 <w:bCs/>
                 <w:b/>
               </w:rPr>
-              <w:t xml:space="preserve">12.40 / 0.725</w:t>
-            </w:r>
-          </w:p>
-        </w:tc>
-        <w:tc>
-          <w:tcPr/>
-          <w:p>
-            <w:pPr>
-              <w:pStyle w:val="Compact"/>
-              <w:jc w:val="center"/>
-            </w:pPr>
-            <w:r>
-              <w:t xml:space="preserve">11.66 / 0.711</w:t>
-            </w:r>
-          </w:p>
-        </w:tc>
-        <w:tc>
-          <w:tcPr/>
-          <w:p>
-            <w:pPr>
-              <w:pStyle w:val="Compact"/>
-              <w:jc w:val="center"/>
-            </w:pPr>
-            <w:r>
-              <w:t xml:space="preserve">11.41 / 0.660</w:t>
-            </w:r>
-          </w:p>
-        </w:tc>
-        <w:tc>
-          <w:tcPr/>
-          <w:p>
-            <w:pPr>
-              <w:pStyle w:val="Compact"/>
-              <w:jc w:val="center"/>
-            </w:pPr>
-            <w:r>
-              <w:t xml:space="preserve">9.63 / 0.557</w:t>
-            </w:r>
-          </w:p>
-        </w:tc>
-        <w:tc>
-          <w:tcPr/>
-          <w:p>
-            <w:pPr>
-              <w:pStyle w:val="Compact"/>
-              <w:jc w:val="center"/>
-            </w:pPr>
-            <w:r>
-              <w:t xml:space="preserve">8.04 / 0.482</w:t>
+              <w:t xml:space="preserve">12.71 / 0.734</w:t>
             </w:r>
           </w:p>
         </w:tc>
@@ -4379,19 +5283,43 @@
               <w:jc w:val="center"/>
             </w:pPr>
             <w:r>
-              <w:t xml:space="preserve">14.35 / 0.798</w:t>
-            </w:r>
-          </w:p>
-        </w:tc>
-        <w:tc>
-          <w:tcPr/>
-          <w:p>
-            <w:pPr>
-              <w:pStyle w:val="Compact"/>
-              <w:jc w:val="center"/>
-            </w:pPr>
-            <w:r>
-              <w:t xml:space="preserve">12.74 / 0.753</w:t>
+              <w:t xml:space="preserve">14.31 / 0.798</w:t>
+            </w:r>
+          </w:p>
+        </w:tc>
+        <w:tc>
+          <w:tcPr/>
+          <w:p>
+            <w:pPr>
+              <w:pStyle w:val="Compact"/>
+              <w:jc w:val="center"/>
+            </w:pPr>
+            <w:r>
+              <w:t xml:space="preserve">12.28 / 0.738</w:t>
+            </w:r>
+          </w:p>
+        </w:tc>
+        <w:tc>
+          <w:tcPr/>
+          <w:p>
+            <w:pPr>
+              <w:pStyle w:val="Compact"/>
+              <w:jc w:val="center"/>
+            </w:pPr>
+            <w:r>
+              <w:t xml:space="preserve">14.12 / 0.767</w:t>
+            </w:r>
+          </w:p>
+        </w:tc>
+        <w:tc>
+          <w:tcPr/>
+          <w:p>
+            <w:pPr>
+              <w:pStyle w:val="Compact"/>
+              <w:jc w:val="center"/>
+            </w:pPr>
+            <w:r>
+              <w:t xml:space="preserve">14.89 / 0.789</w:t>
             </w:r>
           </w:p>
         </w:tc>
@@ -4419,19 +5347,19 @@
               <w:jc w:val="center"/>
             </w:pPr>
             <w:r>
-              <w:t xml:space="preserve">14.89 / 0.789</w:t>
-            </w:r>
-          </w:p>
-        </w:tc>
-        <w:tc>
-          <w:tcPr/>
-          <w:p>
-            <w:pPr>
-              <w:pStyle w:val="Compact"/>
-              <w:jc w:val="center"/>
-            </w:pPr>
-            <w:r>
-              <w:t xml:space="preserve">13.02 / 0.721</w:t>
+              <w:t xml:space="preserve">13.82 / 0.784</w:t>
+            </w:r>
+          </w:p>
+        </w:tc>
+        <w:tc>
+          <w:tcPr/>
+          <w:p>
+            <w:pPr>
+              <w:pStyle w:val="Compact"/>
+              <w:jc w:val="center"/>
+            </w:pPr>
+            <w:r>
+              <w:t xml:space="preserve">14.76 / 0.811</w:t>
             </w:r>
           </w:p>
         </w:tc>
@@ -4458,6 +5386,30 @@
             </w:pPr>
             <w:r>
               <w:t xml:space="preserve">Fatigue-prone worker</w:t>
+            </w:r>
+          </w:p>
+        </w:tc>
+        <w:tc>
+          <w:tcPr/>
+          <w:p>
+            <w:pPr>
+              <w:pStyle w:val="Compact"/>
+              <w:jc w:val="center"/>
+            </w:pPr>
+            <w:r>
+              <w:t xml:space="preserve">10.05 / 0.656</w:t>
+            </w:r>
+          </w:p>
+        </w:tc>
+        <w:tc>
+          <w:tcPr/>
+          <w:p>
+            <w:pPr>
+              <w:pStyle w:val="Compact"/>
+              <w:jc w:val="center"/>
+            </w:pPr>
+            <w:r>
+              <w:t xml:space="preserve">8.48 / 0.619</w:t>
             </w:r>
           </w:p>
         </w:tc>
@@ -4473,19 +5425,19 @@
                 <w:bCs/>
                 <w:b/>
               </w:rPr>
-              <w:t xml:space="preserve">10.10 / 0.655</w:t>
-            </w:r>
-          </w:p>
-        </w:tc>
-        <w:tc>
-          <w:tcPr/>
-          <w:p>
-            <w:pPr>
-              <w:pStyle w:val="Compact"/>
-              <w:jc w:val="center"/>
-            </w:pPr>
-            <w:r>
-              <w:t xml:space="preserve">8.72 / 0.620</w:t>
+              <w:t xml:space="preserve">10.59 / 0.662</w:t>
+            </w:r>
+          </w:p>
+        </w:tc>
+        <w:tc>
+          <w:tcPr/>
+          <w:p>
+            <w:pPr>
+              <w:pStyle w:val="Compact"/>
+              <w:jc w:val="center"/>
+            </w:pPr>
+            <w:r>
+              <w:t xml:space="preserve">7.91 / 0.521</w:t>
             </w:r>
           </w:p>
         </w:tc>
@@ -4509,19 +5461,19 @@
               <w:jc w:val="center"/>
             </w:pPr>
             <w:r>
-              <w:t xml:space="preserve">7.91 / 0.521</w:t>
-            </w:r>
-          </w:p>
-        </w:tc>
-        <w:tc>
-          <w:tcPr/>
-          <w:p>
-            <w:pPr>
-              <w:pStyle w:val="Compact"/>
-              <w:jc w:val="center"/>
-            </w:pPr>
-            <w:r>
-              <w:t xml:space="preserve">8.72 / 0.579</w:t>
+              <w:t xml:space="preserve">9.52 / 0.643</w:t>
+            </w:r>
+          </w:p>
+        </w:tc>
+        <w:tc>
+          <w:tcPr/>
+          <w:p>
+            <w:pPr>
+              <w:pStyle w:val="Compact"/>
+              <w:jc w:val="center"/>
+            </w:pPr>
+            <w:r>
+              <w:t xml:space="preserve">10.40 / 0.664</w:t>
             </w:r>
           </w:p>
         </w:tc>
@@ -4559,31 +5511,31 @@
               <w:jc w:val="center"/>
             </w:pPr>
             <w:r>
-              <w:t xml:space="preserve">11.85 / 0.931</w:t>
-            </w:r>
-          </w:p>
-        </w:tc>
-        <w:tc>
-          <w:tcPr/>
-          <w:p>
-            <w:pPr>
-              <w:pStyle w:val="Compact"/>
-              <w:jc w:val="center"/>
-            </w:pPr>
-            <w:r>
-              <w:t xml:space="preserve">8.94 / 0.816</w:t>
-            </w:r>
-          </w:p>
-        </w:tc>
-        <w:tc>
-          <w:tcPr/>
-          <w:p>
-            <w:pPr>
-              <w:pStyle w:val="Compact"/>
-              <w:jc w:val="center"/>
-            </w:pPr>
-            <w:r>
-              <w:t xml:space="preserve">13.06 / 0.973</w:t>
+              <w:t xml:space="preserve">11.71 / 0.931</w:t>
+            </w:r>
+          </w:p>
+        </w:tc>
+        <w:tc>
+          <w:tcPr/>
+          <w:p>
+            <w:pPr>
+              <w:pStyle w:val="Compact"/>
+              <w:jc w:val="center"/>
+            </w:pPr>
+            <w:r>
+              <w:t xml:space="preserve">9.55 / 0.843</w:t>
+            </w:r>
+          </w:p>
+        </w:tc>
+        <w:tc>
+          <w:tcPr/>
+          <w:p>
+            <w:pPr>
+              <w:pStyle w:val="Compact"/>
+              <w:jc w:val="center"/>
+            </w:pPr>
+            <w:r>
+              <w:t xml:space="preserve">11.99 / 0.899</w:t>
             </w:r>
           </w:p>
         </w:tc>
@@ -4611,7 +5563,31 @@
               <w:jc w:val="center"/>
             </w:pPr>
             <w:r>
-              <w:t xml:space="preserve">12.51 / 0.934</w:t>
+              <w:t xml:space="preserve">13.06 / 0.973</w:t>
+            </w:r>
+          </w:p>
+        </w:tc>
+        <w:tc>
+          <w:tcPr/>
+          <w:p>
+            <w:pPr>
+              <w:pStyle w:val="Compact"/>
+              <w:jc w:val="center"/>
+            </w:pPr>
+            <w:r>
+              <w:t xml:space="preserve">11.79 / 0.930</w:t>
+            </w:r>
+          </w:p>
+        </w:tc>
+        <w:tc>
+          <w:tcPr/>
+          <w:p>
+            <w:pPr>
+              <w:pStyle w:val="Compact"/>
+              <w:jc w:val="center"/>
+            </w:pPr>
+            <w:r>
+              <w:t xml:space="preserve">12.20 / 0.947</w:t>
             </w:r>
           </w:p>
         </w:tc>
@@ -4649,43 +5625,19 @@
               <w:jc w:val="center"/>
             </w:pPr>
             <w:r>
-              <w:t xml:space="preserve">9.00 / 0.505</w:t>
-            </w:r>
-          </w:p>
-        </w:tc>
-        <w:tc>
-          <w:tcPr/>
-          <w:p>
-            <w:pPr>
-              <w:pStyle w:val="Compact"/>
-              <w:jc w:val="center"/>
-            </w:pPr>
-            <w:r>
-              <w:t xml:space="preserve">9.09 / 0.518</w:t>
-            </w:r>
-          </w:p>
-        </w:tc>
-        <w:tc>
-          <w:tcPr/>
-          <w:p>
-            <w:pPr>
-              <w:pStyle w:val="Compact"/>
-              <w:jc w:val="center"/>
-            </w:pPr>
-            <w:r>
-              <w:t xml:space="preserve">7.32 / 0.417</w:t>
-            </w:r>
-          </w:p>
-        </w:tc>
-        <w:tc>
-          <w:tcPr/>
-          <w:p>
-            <w:pPr>
-              <w:pStyle w:val="Compact"/>
-              <w:jc w:val="center"/>
-            </w:pPr>
-            <w:r>
-              <w:t xml:space="preserve">7.02 / 0.405</w:t>
+              <w:t xml:space="preserve">9.69 / 0.531</w:t>
+            </w:r>
+          </w:p>
+        </w:tc>
+        <w:tc>
+          <w:tcPr/>
+          <w:p>
+            <w:pPr>
+              <w:pStyle w:val="Compact"/>
+              <w:jc w:val="center"/>
+            </w:pPr>
+            <w:r>
+              <w:t xml:space="preserve">9.71 / 0.548</w:t>
             </w:r>
           </w:p>
         </w:tc>
@@ -4701,7 +5653,55 @@
                 <w:bCs/>
                 <w:b/>
               </w:rPr>
-              <w:t xml:space="preserve">9.30 / 0.509</w:t>
+              <w:t xml:space="preserve">11.61 / 0.587</w:t>
+            </w:r>
+          </w:p>
+        </w:tc>
+        <w:tc>
+          <w:tcPr/>
+          <w:p>
+            <w:pPr>
+              <w:pStyle w:val="Compact"/>
+              <w:jc w:val="center"/>
+            </w:pPr>
+            <w:r>
+              <w:t xml:space="preserve">7.02 / 0.405</w:t>
+            </w:r>
+          </w:p>
+        </w:tc>
+        <w:tc>
+          <w:tcPr/>
+          <w:p>
+            <w:pPr>
+              <w:pStyle w:val="Compact"/>
+              <w:jc w:val="center"/>
+            </w:pPr>
+            <w:r>
+              <w:t xml:space="preserve">7.32 / 0.417</w:t>
+            </w:r>
+          </w:p>
+        </w:tc>
+        <w:tc>
+          <w:tcPr/>
+          <w:p>
+            <w:pPr>
+              <w:pStyle w:val="Compact"/>
+              <w:jc w:val="center"/>
+            </w:pPr>
+            <w:r>
+              <w:t xml:space="preserve">10.35 / 0.569</w:t>
+            </w:r>
+          </w:p>
+        </w:tc>
+        <w:tc>
+          <w:tcPr/>
+          <w:p>
+            <w:pPr>
+              <w:pStyle w:val="Compact"/>
+              <w:jc w:val="center"/>
+            </w:pPr>
+            <w:r>
+              <w:t xml:space="preserve">10.03 / 0.533</w:t>
             </w:r>
           </w:p>
         </w:tc>
@@ -4931,19 +5931,19 @@
               <w:jc w:val="center"/>
             </w:pPr>
             <w:r>
-              <w:t xml:space="preserve">0.1</w:t>
-            </w:r>
-          </w:p>
-        </w:tc>
-        <w:tc>
-          <w:tcPr/>
-          <w:p>
-            <w:pPr>
-              <w:pStyle w:val="Compact"/>
-              <w:jc w:val="center"/>
-            </w:pPr>
-            <w:r>
-              <w:t xml:space="preserve">0.725</w:t>
+              <w:t xml:space="preserve">0</w:t>
+            </w:r>
+          </w:p>
+        </w:tc>
+        <w:tc>
+          <w:tcPr/>
+          <w:p>
+            <w:pPr>
+              <w:pStyle w:val="Compact"/>
+              <w:jc w:val="center"/>
+            </w:pPr>
+            <w:r>
+              <w:t xml:space="preserve">0.708</w:t>
             </w:r>
             <w:r>
               <w:t xml:space="preserve"> </w:t>
@@ -4960,19 +5960,19 @@
               <w:t xml:space="preserve"> </w:t>
             </w:r>
             <w:r>
-              <w:t xml:space="preserve">0.008</w:t>
-            </w:r>
-          </w:p>
-        </w:tc>
-        <w:tc>
-          <w:tcPr/>
-          <w:p>
-            <w:pPr>
-              <w:pStyle w:val="Compact"/>
-              <w:jc w:val="center"/>
-            </w:pPr>
-            <w:r>
-              <w:t xml:space="preserve">0.324</w:t>
+              <w:t xml:space="preserve">0.009</w:t>
+            </w:r>
+          </w:p>
+        </w:tc>
+        <w:tc>
+          <w:tcPr/>
+          <w:p>
+            <w:pPr>
+              <w:pStyle w:val="Compact"/>
+              <w:jc w:val="center"/>
+            </w:pPr>
+            <w:r>
+              <w:t xml:space="preserve">0.365</w:t>
             </w:r>
             <w:r>
               <w:t xml:space="preserve"> </w:t>
@@ -4989,7 +5989,7 @@
               <w:t xml:space="preserve"> </w:t>
             </w:r>
             <w:r>
-              <w:t xml:space="preserve">0.013</w:t>
+              <w:t xml:space="preserve">0.015</w:t>
             </w:r>
           </w:p>
         </w:tc>
@@ -5013,7 +6013,423 @@
               <w:jc w:val="center"/>
             </w:pPr>
             <w:r>
-              <w:t xml:space="preserve">0.163</w:t>
+              <w:t xml:space="preserve">0.115</w:t>
+            </w:r>
+          </w:p>
+        </w:tc>
+        <w:tc>
+          <w:tcPr/>
+          <w:p>
+            <w:pPr>
+              <w:pStyle w:val="Compact"/>
+            </w:pPr>
+          </w:p>
+        </w:tc>
+      </w:tr>
+      <w:tr>
+        <w:tc>
+          <w:tcPr/>
+          <w:p>
+            <w:pPr>
+              <w:pStyle w:val="Compact"/>
+              <w:jc w:val="center"/>
+            </w:pPr>
+            <w:r>
+              <w:t xml:space="preserve">0.05</w:t>
+            </w:r>
+          </w:p>
+        </w:tc>
+        <w:tc>
+          <w:tcPr/>
+          <w:p>
+            <w:pPr>
+              <w:pStyle w:val="Compact"/>
+              <w:jc w:val="center"/>
+            </w:pPr>
+            <w:r>
+              <w:t xml:space="preserve">0.718</w:t>
+            </w:r>
+            <w:r>
+              <w:t xml:space="preserve"> </w:t>
+            </w:r>
+            <m:oMath>
+              <m:r>
+                <m:rPr>
+                  <m:sty m:val="p"/>
+                </m:rPr>
+                <m:t>±</m:t>
+              </m:r>
+            </m:oMath>
+            <w:r>
+              <w:t xml:space="preserve"> </w:t>
+            </w:r>
+            <w:r>
+              <w:t xml:space="preserve">0.009</w:t>
+            </w:r>
+          </w:p>
+        </w:tc>
+        <w:tc>
+          <w:tcPr/>
+          <w:p>
+            <w:pPr>
+              <w:pStyle w:val="Compact"/>
+              <w:jc w:val="center"/>
+            </w:pPr>
+            <w:r>
+              <w:t xml:space="preserve">0.354</w:t>
+            </w:r>
+            <w:r>
+              <w:t xml:space="preserve"> </w:t>
+            </w:r>
+            <m:oMath>
+              <m:r>
+                <m:rPr>
+                  <m:sty m:val="p"/>
+                </m:rPr>
+                <m:t>±</m:t>
+              </m:r>
+            </m:oMath>
+            <w:r>
+              <w:t xml:space="preserve"> </w:t>
+            </w:r>
+            <w:r>
+              <w:t xml:space="preserve">0.009</w:t>
+            </w:r>
+          </w:p>
+        </w:tc>
+        <w:tc>
+          <w:tcPr/>
+          <w:p>
+            <w:pPr>
+              <w:pStyle w:val="Compact"/>
+              <w:jc w:val="center"/>
+            </w:pPr>
+            <w:r>
+              <w:t xml:space="preserve">0.000</w:t>
+            </w:r>
+          </w:p>
+        </w:tc>
+        <w:tc>
+          <w:tcPr/>
+          <w:p>
+            <w:pPr>
+              <w:pStyle w:val="Compact"/>
+              <w:jc w:val="center"/>
+            </w:pPr>
+            <w:r>
+              <w:t xml:space="preserve">0.124</w:t>
+            </w:r>
+          </w:p>
+        </w:tc>
+        <w:tc>
+          <w:tcPr/>
+          <w:p>
+            <w:pPr>
+              <w:pStyle w:val="Compact"/>
+            </w:pPr>
+          </w:p>
+        </w:tc>
+      </w:tr>
+      <w:tr>
+        <w:tc>
+          <w:tcPr/>
+          <w:p>
+            <w:pPr>
+              <w:pStyle w:val="Compact"/>
+              <w:jc w:val="center"/>
+            </w:pPr>
+            <w:r>
+              <w:t xml:space="preserve">0.1</w:t>
+            </w:r>
+          </w:p>
+        </w:tc>
+        <w:tc>
+          <w:tcPr/>
+          <w:p>
+            <w:pPr>
+              <w:pStyle w:val="Compact"/>
+              <w:jc w:val="center"/>
+            </w:pPr>
+            <w:r>
+              <w:t xml:space="preserve">0.727</w:t>
+            </w:r>
+            <w:r>
+              <w:t xml:space="preserve"> </w:t>
+            </w:r>
+            <m:oMath>
+              <m:r>
+                <m:rPr>
+                  <m:sty m:val="p"/>
+                </m:rPr>
+                <m:t>±</m:t>
+              </m:r>
+            </m:oMath>
+            <w:r>
+              <w:t xml:space="preserve"> </w:t>
+            </w:r>
+            <w:r>
+              <w:t xml:space="preserve">0.005</w:t>
+            </w:r>
+          </w:p>
+        </w:tc>
+        <w:tc>
+          <w:tcPr/>
+          <w:p>
+            <w:pPr>
+              <w:pStyle w:val="Compact"/>
+              <w:jc w:val="center"/>
+            </w:pPr>
+            <w:r>
+              <w:t xml:space="preserve">0.344</w:t>
+            </w:r>
+            <w:r>
+              <w:t xml:space="preserve"> </w:t>
+            </w:r>
+            <m:oMath>
+              <m:r>
+                <m:rPr>
+                  <m:sty m:val="p"/>
+                </m:rPr>
+                <m:t>±</m:t>
+              </m:r>
+            </m:oMath>
+            <w:r>
+              <w:t xml:space="preserve"> </w:t>
+            </w:r>
+            <w:r>
+              <w:t xml:space="preserve">0.002</w:t>
+            </w:r>
+          </w:p>
+        </w:tc>
+        <w:tc>
+          <w:tcPr/>
+          <w:p>
+            <w:pPr>
+              <w:pStyle w:val="Compact"/>
+              <w:jc w:val="center"/>
+            </w:pPr>
+            <w:r>
+              <w:t xml:space="preserve">0.000</w:t>
+            </w:r>
+          </w:p>
+        </w:tc>
+        <w:tc>
+          <w:tcPr/>
+          <w:p>
+            <w:pPr>
+              <w:pStyle w:val="Compact"/>
+              <w:jc w:val="center"/>
+            </w:pPr>
+            <w:r>
+              <w:t xml:space="preserve">0.137</w:t>
+            </w:r>
+          </w:p>
+        </w:tc>
+        <w:tc>
+          <w:tcPr/>
+          <w:p>
+            <w:pPr>
+              <w:pStyle w:val="Compact"/>
+            </w:pPr>
+          </w:p>
+        </w:tc>
+      </w:tr>
+      <w:tr>
+        <w:tc>
+          <w:tcPr/>
+          <w:p>
+            <w:pPr>
+              <w:pStyle w:val="Compact"/>
+              <w:jc w:val="center"/>
+            </w:pPr>
+            <w:r>
+              <w:t xml:space="preserve">0.2</w:t>
+            </w:r>
+          </w:p>
+        </w:tc>
+        <w:tc>
+          <w:tcPr/>
+          <w:p>
+            <w:pPr>
+              <w:pStyle w:val="Compact"/>
+              <w:jc w:val="center"/>
+            </w:pPr>
+            <w:r>
+              <w:t xml:space="preserve">0.731</w:t>
+            </w:r>
+            <w:r>
+              <w:t xml:space="preserve"> </w:t>
+            </w:r>
+            <m:oMath>
+              <m:r>
+                <m:rPr>
+                  <m:sty m:val="p"/>
+                </m:rPr>
+                <m:t>±</m:t>
+              </m:r>
+            </m:oMath>
+            <w:r>
+              <w:t xml:space="preserve"> </w:t>
+            </w:r>
+            <w:r>
+              <w:t xml:space="preserve">0.007</w:t>
+            </w:r>
+          </w:p>
+        </w:tc>
+        <w:tc>
+          <w:tcPr/>
+          <w:p>
+            <w:pPr>
+              <w:pStyle w:val="Compact"/>
+              <w:jc w:val="center"/>
+            </w:pPr>
+            <w:r>
+              <w:t xml:space="preserve">0.304</w:t>
+            </w:r>
+            <w:r>
+              <w:t xml:space="preserve"> </w:t>
+            </w:r>
+            <m:oMath>
+              <m:r>
+                <m:rPr>
+                  <m:sty m:val="p"/>
+                </m:rPr>
+                <m:t>±</m:t>
+              </m:r>
+            </m:oMath>
+            <w:r>
+              <w:t xml:space="preserve"> </w:t>
+            </w:r>
+            <w:r>
+              <w:t xml:space="preserve">0.010</w:t>
+            </w:r>
+          </w:p>
+        </w:tc>
+        <w:tc>
+          <w:tcPr/>
+          <w:p>
+            <w:pPr>
+              <w:pStyle w:val="Compact"/>
+              <w:jc w:val="center"/>
+            </w:pPr>
+            <w:r>
+              <w:t xml:space="preserve">0.000</w:t>
+            </w:r>
+          </w:p>
+        </w:tc>
+        <w:tc>
+          <w:tcPr/>
+          <w:p>
+            <w:pPr>
+              <w:pStyle w:val="Compact"/>
+              <w:jc w:val="center"/>
+            </w:pPr>
+            <w:r>
+              <w:t xml:space="preserve">0.181</w:t>
+            </w:r>
+          </w:p>
+        </w:tc>
+        <w:tc>
+          <w:tcPr/>
+          <w:p>
+            <w:pPr>
+              <w:pStyle w:val="Compact"/>
+            </w:pPr>
+          </w:p>
+        </w:tc>
+      </w:tr>
+      <w:tr>
+        <w:tc>
+          <w:tcPr/>
+          <w:p>
+            <w:pPr>
+              <w:pStyle w:val="Compact"/>
+              <w:jc w:val="center"/>
+            </w:pPr>
+            <w:r>
+              <w:t xml:space="preserve">0.4</w:t>
+            </w:r>
+          </w:p>
+        </w:tc>
+        <w:tc>
+          <w:tcPr/>
+          <w:p>
+            <w:pPr>
+              <w:pStyle w:val="Compact"/>
+              <w:jc w:val="center"/>
+            </w:pPr>
+            <w:r>
+              <w:t xml:space="preserve">0.723</w:t>
+            </w:r>
+            <w:r>
+              <w:t xml:space="preserve"> </w:t>
+            </w:r>
+            <m:oMath>
+              <m:r>
+                <m:rPr>
+                  <m:sty m:val="p"/>
+                </m:rPr>
+                <m:t>±</m:t>
+              </m:r>
+            </m:oMath>
+            <w:r>
+              <w:t xml:space="preserve"> </w:t>
+            </w:r>
+            <w:r>
+              <w:t xml:space="preserve">0.012</w:t>
+            </w:r>
+          </w:p>
+        </w:tc>
+        <w:tc>
+          <w:tcPr/>
+          <w:p>
+            <w:pPr>
+              <w:pStyle w:val="Compact"/>
+              <w:jc w:val="center"/>
+            </w:pPr>
+            <w:r>
+              <w:t xml:space="preserve">0.225</w:t>
+            </w:r>
+            <w:r>
+              <w:t xml:space="preserve"> </w:t>
+            </w:r>
+            <m:oMath>
+              <m:r>
+                <m:rPr>
+                  <m:sty m:val="p"/>
+                </m:rPr>
+                <m:t>±</m:t>
+              </m:r>
+            </m:oMath>
+            <w:r>
+              <w:t xml:space="preserve"> </w:t>
+            </w:r>
+            <w:r>
+              <w:t xml:space="preserve">0.008</w:t>
+            </w:r>
+          </w:p>
+        </w:tc>
+        <w:tc>
+          <w:tcPr/>
+          <w:p>
+            <w:pPr>
+              <w:pStyle w:val="Compact"/>
+              <w:jc w:val="center"/>
+            </w:pPr>
+            <w:r>
+              <w:t xml:space="preserve">0.000</w:t>
+            </w:r>
+          </w:p>
+        </w:tc>
+        <w:tc>
+          <w:tcPr/>
+          <w:p>
+            <w:pPr>
+              <w:pStyle w:val="Compact"/>
+              <w:jc w:val="center"/>
+            </w:pPr>
+            <w:r>
+              <w:t xml:space="preserve">0.304</w:t>
             </w:r>
           </w:p>
         </w:tc>

--- a/paper/word/supplementary.docx
+++ b/paper/word/supplementary.docx
@@ -31,19 +31,43 @@
         <w:br/>
       </w:r>
       <w:r>
-        <w:t xml:space="preserve">Attention-aware</w:t>
-      </w:r>
-      <w:r>
-        <w:t xml:space="preserve"> </w:t>
-      </w:r>
-      <w:r>
-        <w:t xml:space="preserve">task</w:t>
-      </w:r>
-      <w:r>
-        <w:t xml:space="preserve"> </w:t>
-      </w:r>
-      <w:r>
-        <w:t xml:space="preserve">scheduling</w:t>
+        <w:t xml:space="preserve">Attention-Aware</w:t>
+      </w:r>
+      <w:r>
+        <w:t xml:space="preserve"> </w:t>
+      </w:r>
+      <w:r>
+        <w:t xml:space="preserve">Task</w:t>
+      </w:r>
+      <w:r>
+        <w:t xml:space="preserve"> </w:t>
+      </w:r>
+      <w:r>
+        <w:t xml:space="preserve">Scheduling</w:t>
+      </w:r>
+      <w:r>
+        <w:t xml:space="preserve"> </w:t>
+      </w:r>
+      <w:r>
+        <w:t xml:space="preserve">via</w:t>
+      </w:r>
+      <w:r>
+        <w:t xml:space="preserve"> </w:t>
+      </w:r>
+      <w:r>
+        <w:t xml:space="preserve">Deep</w:t>
+      </w:r>
+      <w:r>
+        <w:t xml:space="preserve"> </w:t>
+      </w:r>
+      <w:r>
+        <w:t xml:space="preserve">Reinforcement</w:t>
+      </w:r>
+      <w:r>
+        <w:t xml:space="preserve"> </w:t>
+      </w:r>
+      <w:r>
+        <w:t xml:space="preserve">Learning</w:t>
       </w:r>
       <w:r>
         <w:t xml:space="preserve"> </w:t>
@@ -55,73 +79,37 @@
         <w:t xml:space="preserve"> </w:t>
       </w:r>
       <w:r>
-        <w:t xml:space="preserve">partial</w:t>
-      </w:r>
-      <w:r>
-        <w:t xml:space="preserve"> </w:t>
-      </w:r>
-      <w:r>
-        <w:t xml:space="preserve">observability</w:t>
-      </w:r>
-      <w:r>
-        <w:t xml:space="preserve"> </w:t>
-      </w:r>
-      <w:r>
-        <w:t xml:space="preserve">of</w:t>
-      </w:r>
-      <w:r>
-        <w:t xml:space="preserve"> </w:t>
-      </w:r>
-      <w:r>
-        <w:t xml:space="preserve">human</w:t>
-      </w:r>
-      <w:r>
-        <w:t xml:space="preserve"> </w:t>
-      </w:r>
-      <w:r>
-        <w:t xml:space="preserve">cognitive</w:t>
-      </w:r>
-      <w:r>
-        <w:t xml:space="preserve"> </w:t>
-      </w:r>
-      <w:r>
-        <w:t xml:space="preserve">state:</w:t>
-      </w:r>
-      <w:r>
-        <w:t xml:space="preserve"> </w:t>
-      </w:r>
-      <w:r>
-        <w:t xml:space="preserve">a</w:t>
-      </w:r>
-      <w:r>
-        <w:t xml:space="preserve"> </w:t>
-      </w:r>
-      <w:r>
-        <w:t xml:space="preserve">memory-augmented</w:t>
-      </w:r>
-      <w:r>
-        <w:t xml:space="preserve"> </w:t>
-      </w:r>
-      <w:r>
-        <w:t xml:space="preserve">deep</w:t>
-      </w:r>
-      <w:r>
-        <w:t xml:space="preserve"> </w:t>
-      </w:r>
-      <w:r>
-        <w:t xml:space="preserve">reinforcement</w:t>
-      </w:r>
-      <w:r>
-        <w:t xml:space="preserve"> </w:t>
-      </w:r>
-      <w:r>
-        <w:t xml:space="preserve">learning</w:t>
-      </w:r>
-      <w:r>
-        <w:t xml:space="preserve"> </w:t>
-      </w:r>
-      <w:r>
-        <w:t xml:space="preserve">approach</w:t>
+        <w:t xml:space="preserve">Partial</w:t>
+      </w:r>
+      <w:r>
+        <w:t xml:space="preserve"> </w:t>
+      </w:r>
+      <w:r>
+        <w:t xml:space="preserve">Observability</w:t>
+      </w:r>
+      <w:r>
+        <w:t xml:space="preserve"> </w:t>
+      </w:r>
+      <w:r>
+        <w:t xml:space="preserve">for</w:t>
+      </w:r>
+      <w:r>
+        <w:t xml:space="preserve"> </w:t>
+      </w:r>
+      <w:r>
+        <w:t xml:space="preserve">Human-Centric</w:t>
+      </w:r>
+      <w:r>
+        <w:t xml:space="preserve"> </w:t>
+      </w:r>
+      <w:r>
+        <w:t xml:space="preserve">Productivity</w:t>
+      </w:r>
+      <w:r>
+        <w:t xml:space="preserve"> </w:t>
+      </w:r>
+      <w:r>
+        <w:t xml:space="preserve">Optimization</w:t>
       </w:r>
     </w:p>
     <w:p>
@@ -409,7 +397,7 @@
         <m:sSub>
           <m:e>
             <m:r>
-              <m:t>a</m:t>
+              <m:t>e</m:t>
             </m:r>
           </m:e>
           <m:sub>
@@ -466,7 +454,7 @@
         <w:t xml:space="preserve"> </w:t>
       </w:r>
       <w:r>
-        <w:t xml:space="preserve">(main text, Eq. 6), computed from</w:t>
+        <w:t xml:space="preserve">(main text, Eq. (7)), computed from</w:t>
       </w:r>
       <w:r>
         <w:t xml:space="preserve"> </w:t>
@@ -579,7 +567,7 @@
         <w:t xml:space="preserve">spt</w:t>
       </w:r>
       <w:r>
-        <w:t xml:space="preserve">: the earliest-deadline or shortest-remaining task overall) or to rest.</w:t>
+        <w:t xml:space="preserve">: the earliest-deadline or shortest-remaining task overall; main text, Eq. (9)) or to rest.</w:t>
       </w:r>
     </w:p>
     <w:p>
@@ -624,7 +612,7 @@
         <w:t xml:space="preserve"> </w:t>
       </w:r>
       <w:r>
-        <w:t xml:space="preserve">(Eq. 4); if it reaches zero, the task is completed at</w:t>
+        <w:t xml:space="preserve">(Eq. (5)); if it reaches zero, the task is completed at</w:t>
       </w:r>
       <w:r>
         <w:t xml:space="preserve"> </w:t>
@@ -675,7 +663,7 @@
         <w:t xml:space="preserve"> </w:t>
       </w:r>
       <w:r>
-        <w:t xml:space="preserve">are updated with the work branch of Eqs. (2)–(3). If resting: the rest branch is applied.</w:t>
+        <w:t xml:space="preserve">are updated with the work branch of Eqs. (3)–(4). If resting: the rest branch is applied.</w:t>
       </w:r>
     </w:p>
     <w:p>
@@ -2750,7 +2738,7 @@
         <w:t xml:space="preserve"> </w:t>
       </w:r>
       <w:r>
-        <w:t xml:space="preserve">compares, for each learned policy, the validation-selected checkpoint (primary results) with the final iterate after 5000 episodes. Selection improves both agents, which is consistent with the policy oscillation visible in Fig. </w:t>
+        <w:t xml:space="preserve">compares, for each learned policy, the validation-selected checkpoint (primary results) with the final iterate after 5000 episodes. Selection improves both DQN-based agents, which is consistent with the policy oscillation visible in Fig. </w:t>
       </w:r>
       <w:hyperlink w:anchor="fig:s-train">
         <w:r>
@@ -2761,7 +2749,24 @@
         </w:r>
       </w:hyperlink>
       <w:r>
-        <w:t xml:space="preserve">. The ranking AA-DQN</w:t>
+        <w:t xml:space="preserve">. For AA-PPO, whose learning curve is smooth, the final iterate is practically as good as the selected checkpoint. The ranking AA-PPO</w:t>
+      </w:r>
+      <w:r>
+        <w:t xml:space="preserve"> </w:t>
+      </w:r>
+      <m:oMath>
+        <m:r>
+          <m:rPr>
+            <m:sty m:val="p"/>
+          </m:rPr>
+          <m:t>&gt;</m:t>
+        </m:r>
+      </m:oMath>
+      <w:r>
+        <w:t xml:space="preserve"> </w:t>
+      </w:r>
+      <w:r>
+        <w:t xml:space="preserve">AA-DQN</w:t>
       </w:r>
       <w:r>
         <w:t xml:space="preserve"> </w:t>
@@ -3074,7 +3079,7 @@
               <w:jc w:val="center"/>
             </w:pPr>
             <w:r>
-              <w:t xml:space="preserve">3000</w:t>
+              <w:t xml:space="preserve">5000</w:t>
             </w:r>
           </w:p>
         </w:tc>
@@ -3266,7 +3271,391 @@
               <w:jc w:val="center"/>
             </w:pPr>
             <w:r>
-              <w:t xml:space="preserve">3000</w:t>
+              <w:t xml:space="preserve">5000</w:t>
+            </w:r>
+          </w:p>
+        </w:tc>
+      </w:tr>
+      <w:tr>
+        <w:tc>
+          <w:tcPr/>
+          <w:p>
+            <w:pPr>
+              <w:pStyle w:val="Compact"/>
+              <w:jc w:val="left"/>
+            </w:pPr>
+            <w:r>
+              <w:t xml:space="preserve">AA-PPO</w:t>
+            </w:r>
+          </w:p>
+        </w:tc>
+        <w:tc>
+          <w:tcPr/>
+          <w:p>
+            <w:pPr>
+              <w:pStyle w:val="Compact"/>
+              <w:jc w:val="left"/>
+            </w:pPr>
+            <w:r>
+              <w:t xml:space="preserve">validation-selected</w:t>
+            </w:r>
+          </w:p>
+        </w:tc>
+        <w:tc>
+          <w:tcPr/>
+          <w:p>
+            <w:pPr>
+              <w:pStyle w:val="Compact"/>
+              <w:jc w:val="center"/>
+            </w:pPr>
+            <w:r>
+              <w:t xml:space="preserve">13.04</w:t>
+            </w:r>
+            <w:r>
+              <w:t xml:space="preserve"> </w:t>
+            </w:r>
+            <m:oMath>
+              <m:r>
+                <m:rPr>
+                  <m:sty m:val="p"/>
+                </m:rPr>
+                <m:t>±</m:t>
+              </m:r>
+            </m:oMath>
+            <w:r>
+              <w:t xml:space="preserve"> </w:t>
+            </w:r>
+            <w:r>
+              <w:t xml:space="preserve">0.30</w:t>
+            </w:r>
+          </w:p>
+        </w:tc>
+        <w:tc>
+          <w:tcPr/>
+          <w:p>
+            <w:pPr>
+              <w:pStyle w:val="Compact"/>
+              <w:jc w:val="center"/>
+            </w:pPr>
+            <w:r>
+              <w:t xml:space="preserve">0.751</w:t>
+            </w:r>
+            <w:r>
+              <w:t xml:space="preserve"> </w:t>
+            </w:r>
+            <m:oMath>
+              <m:r>
+                <m:rPr>
+                  <m:sty m:val="p"/>
+                </m:rPr>
+                <m:t>±</m:t>
+              </m:r>
+            </m:oMath>
+            <w:r>
+              <w:t xml:space="preserve"> </w:t>
+            </w:r>
+            <w:r>
+              <w:t xml:space="preserve">0.013</w:t>
+            </w:r>
+          </w:p>
+        </w:tc>
+        <w:tc>
+          <w:tcPr/>
+          <w:p>
+            <w:pPr>
+              <w:pStyle w:val="Compact"/>
+              <w:jc w:val="center"/>
+            </w:pPr>
+            <w:r>
+              <w:t xml:space="preserve">4810</w:t>
+            </w:r>
+          </w:p>
+        </w:tc>
+      </w:tr>
+      <w:tr>
+        <w:tc>
+          <w:tcPr/>
+          <w:p>
+            <w:pPr>
+              <w:pStyle w:val="Compact"/>
+              <w:jc w:val="left"/>
+            </w:pPr>
+            <w:r>
+              <w:t xml:space="preserve">AA-PPO</w:t>
+            </w:r>
+          </w:p>
+        </w:tc>
+        <w:tc>
+          <w:tcPr/>
+          <w:p>
+            <w:pPr>
+              <w:pStyle w:val="Compact"/>
+              <w:jc w:val="left"/>
+            </w:pPr>
+            <w:r>
+              <w:t xml:space="preserve">final iterate</w:t>
+            </w:r>
+          </w:p>
+        </w:tc>
+        <w:tc>
+          <w:tcPr/>
+          <w:p>
+            <w:pPr>
+              <w:pStyle w:val="Compact"/>
+              <w:jc w:val="center"/>
+            </w:pPr>
+            <w:r>
+              <w:t xml:space="preserve">13.02</w:t>
+            </w:r>
+            <w:r>
+              <w:t xml:space="preserve"> </w:t>
+            </w:r>
+            <m:oMath>
+              <m:r>
+                <m:rPr>
+                  <m:sty m:val="p"/>
+                </m:rPr>
+                <m:t>±</m:t>
+              </m:r>
+            </m:oMath>
+            <w:r>
+              <w:t xml:space="preserve"> </w:t>
+            </w:r>
+            <w:r>
+              <w:t xml:space="preserve">0.27</w:t>
+            </w:r>
+          </w:p>
+        </w:tc>
+        <w:tc>
+          <w:tcPr/>
+          <w:p>
+            <w:pPr>
+              <w:pStyle w:val="Compact"/>
+              <w:jc w:val="center"/>
+            </w:pPr>
+            <w:r>
+              <w:t xml:space="preserve">0.751</w:t>
+            </w:r>
+            <w:r>
+              <w:t xml:space="preserve"> </w:t>
+            </w:r>
+            <m:oMath>
+              <m:r>
+                <m:rPr>
+                  <m:sty m:val="p"/>
+                </m:rPr>
+                <m:t>±</m:t>
+              </m:r>
+            </m:oMath>
+            <w:r>
+              <w:t xml:space="preserve"> </w:t>
+            </w:r>
+            <w:r>
+              <w:t xml:space="preserve">0.012</w:t>
+            </w:r>
+          </w:p>
+        </w:tc>
+        <w:tc>
+          <w:tcPr/>
+          <w:p>
+            <w:pPr>
+              <w:pStyle w:val="Compact"/>
+              <w:jc w:val="center"/>
+            </w:pPr>
+            <w:r>
+              <w:t xml:space="preserve">5000</w:t>
+            </w:r>
+          </w:p>
+        </w:tc>
+      </w:tr>
+      <w:tr>
+        <w:tc>
+          <w:tcPr/>
+          <w:p>
+            <w:pPr>
+              <w:pStyle w:val="Compact"/>
+              <w:jc w:val="left"/>
+            </w:pPr>
+            <w:r>
+              <w:t xml:space="preserve">AA-PPO, intensity</w:t>
+            </w:r>
+          </w:p>
+        </w:tc>
+        <w:tc>
+          <w:tcPr/>
+          <w:p>
+            <w:pPr>
+              <w:pStyle w:val="Compact"/>
+              <w:jc w:val="left"/>
+            </w:pPr>
+            <w:r>
+              <w:t xml:space="preserve">validation-selected</w:t>
+            </w:r>
+          </w:p>
+        </w:tc>
+        <w:tc>
+          <w:tcPr/>
+          <w:p>
+            <w:pPr>
+              <w:pStyle w:val="Compact"/>
+              <w:jc w:val="center"/>
+            </w:pPr>
+            <w:r>
+              <w:t xml:space="preserve">13.20</w:t>
+            </w:r>
+            <w:r>
+              <w:t xml:space="preserve"> </w:t>
+            </w:r>
+            <m:oMath>
+              <m:r>
+                <m:rPr>
+                  <m:sty m:val="p"/>
+                </m:rPr>
+                <m:t>±</m:t>
+              </m:r>
+            </m:oMath>
+            <w:r>
+              <w:t xml:space="preserve"> </w:t>
+            </w:r>
+            <w:r>
+              <w:t xml:space="preserve">0.10</w:t>
+            </w:r>
+          </w:p>
+        </w:tc>
+        <w:tc>
+          <w:tcPr/>
+          <w:p>
+            <w:pPr>
+              <w:pStyle w:val="Compact"/>
+              <w:jc w:val="center"/>
+            </w:pPr>
+            <w:r>
+              <w:t xml:space="preserve">0.754</w:t>
+            </w:r>
+            <w:r>
+              <w:t xml:space="preserve"> </w:t>
+            </w:r>
+            <m:oMath>
+              <m:r>
+                <m:rPr>
+                  <m:sty m:val="p"/>
+                </m:rPr>
+                <m:t>±</m:t>
+              </m:r>
+            </m:oMath>
+            <w:r>
+              <w:t xml:space="preserve"> </w:t>
+            </w:r>
+            <w:r>
+              <w:t xml:space="preserve">0.003</w:t>
+            </w:r>
+          </w:p>
+        </w:tc>
+        <w:tc>
+          <w:tcPr/>
+          <w:p>
+            <w:pPr>
+              <w:pStyle w:val="Compact"/>
+              <w:jc w:val="center"/>
+            </w:pPr>
+            <w:r>
+              <w:t xml:space="preserve">4540</w:t>
+            </w:r>
+          </w:p>
+        </w:tc>
+      </w:tr>
+      <w:tr>
+        <w:tc>
+          <w:tcPr/>
+          <w:p>
+            <w:pPr>
+              <w:pStyle w:val="Compact"/>
+              <w:jc w:val="left"/>
+            </w:pPr>
+            <w:r>
+              <w:t xml:space="preserve">AA-PPO, intensity</w:t>
+            </w:r>
+          </w:p>
+        </w:tc>
+        <w:tc>
+          <w:tcPr/>
+          <w:p>
+            <w:pPr>
+              <w:pStyle w:val="Compact"/>
+              <w:jc w:val="left"/>
+            </w:pPr>
+            <w:r>
+              <w:t xml:space="preserve">final iterate</w:t>
+            </w:r>
+          </w:p>
+        </w:tc>
+        <w:tc>
+          <w:tcPr/>
+          <w:p>
+            <w:pPr>
+              <w:pStyle w:val="Compact"/>
+              <w:jc w:val="center"/>
+            </w:pPr>
+            <w:r>
+              <w:t xml:space="preserve">13.18</w:t>
+            </w:r>
+            <w:r>
+              <w:t xml:space="preserve"> </w:t>
+            </w:r>
+            <m:oMath>
+              <m:r>
+                <m:rPr>
+                  <m:sty m:val="p"/>
+                </m:rPr>
+                <m:t>±</m:t>
+              </m:r>
+            </m:oMath>
+            <w:r>
+              <w:t xml:space="preserve"> </w:t>
+            </w:r>
+            <w:r>
+              <w:t xml:space="preserve">0.09</w:t>
+            </w:r>
+          </w:p>
+        </w:tc>
+        <w:tc>
+          <w:tcPr/>
+          <w:p>
+            <w:pPr>
+              <w:pStyle w:val="Compact"/>
+              <w:jc w:val="center"/>
+            </w:pPr>
+            <w:r>
+              <w:t xml:space="preserve">0.755</w:t>
+            </w:r>
+            <w:r>
+              <w:t xml:space="preserve"> </w:t>
+            </w:r>
+            <m:oMath>
+              <m:r>
+                <m:rPr>
+                  <m:sty m:val="p"/>
+                </m:rPr>
+                <m:t>±</m:t>
+              </m:r>
+            </m:oMath>
+            <w:r>
+              <w:t xml:space="preserve"> </w:t>
+            </w:r>
+            <w:r>
+              <w:t xml:space="preserve">0.003</w:t>
+            </w:r>
+          </w:p>
+        </w:tc>
+        <w:tc>
+          <w:tcPr/>
+          <w:p>
+            <w:pPr>
+              <w:pStyle w:val="Compact"/>
+              <w:jc w:val="center"/>
+            </w:pPr>
+            <w:r>
+              <w:t xml:space="preserve">5000</w:t>
             </w:r>
           </w:p>
         </w:tc>
@@ -3357,13 +3746,13 @@
       </w:r>
     </w:p>
     <w:bookmarkEnd w:id="35"/>
-    <w:bookmarkStart w:id="37" w:name="sec:s-comp"/>
+    <w:bookmarkStart w:id="37" w:name="sec:s-tests"/>
     <w:p>
       <w:pPr>
         <w:pStyle w:val="Heading1"/>
       </w:pPr>
       <w:r>
-        <w:t xml:space="preserve">Component and sensitivity analysis</w:t>
+        <w:t xml:space="preserve">Statistical comparisons for AA-DQN</w:t>
       </w:r>
     </w:p>
     <w:p>
@@ -3373,7 +3762,7 @@
       <w:r>
         <w:t xml:space="preserve">Table </w:t>
       </w:r>
-      <w:hyperlink w:anchor="tab:s-comp">
+      <w:hyperlink w:anchor="tab:s-tests">
         <w:r>
           <w:rPr>
             <w:rStyle w:val="Hyperlink"/>
@@ -3385,6 +3774,2067 @@
         <w:t xml:space="preserve"> </w:t>
       </w:r>
       <w:r>
+        <w:t xml:space="preserve">gives the paired comparisons of the hybrid AA-DQN with each rule-based baseline, in the same format as the AA-PPO comparisons in the main text (Table 5).</w:t>
+      </w:r>
+    </w:p>
+    <w:bookmarkStart w:id="36" w:name="tab:s-tests"/>
+    <w:p>
+      <w:pPr>
+        <w:pStyle w:val="TableCaption"/>
+      </w:pPr>
+      <w:r>
+        <w:t xml:space="preserve">Paired comparison of AA-DQN (hybrid actions) with each baseline on 500 common-random-number test days: mean difference with 95% bootstrap CI (on-time rates in percentage points), matched-pairs rank-biserial correlation</w:t>
+      </w:r>
+      <w:r>
+        <w:t xml:space="preserve"> </w:t>
+      </w:r>
+      <m:oMath>
+        <m:sSub>
+          <m:e>
+            <m:r>
+              <m:t>r</m:t>
+            </m:r>
+          </m:e>
+          <m:sub>
+            <m:r>
+              <m:t>r</m:t>
+            </m:r>
+            <m:r>
+              <m:t>b</m:t>
+            </m:r>
+          </m:sub>
+        </m:sSub>
+      </m:oMath>
+      <w:r>
+        <w:t xml:space="preserve"> </w:t>
+      </w:r>
+      <w:r>
+        <w:t xml:space="preserve">(positive favours AA-DQN), and Holm-adjusted Wilcoxon signed-rank</w:t>
+      </w:r>
+      <w:r>
+        <w:t xml:space="preserve"> </w:t>
+      </w:r>
+      <m:oMath>
+        <m:r>
+          <m:t>p</m:t>
+        </m:r>
+      </m:oMath>
+      <w:r>
+        <w:t xml:space="preserve">-values over the nine comparisons.</w:t>
+      </w:r>
+    </w:p>
+    <w:tbl>
+      <w:tblPr>
+        <w:tblStyle w:val="Table"/>
+        <w:tblW w:type="auto" w:w="0"/>
+        <w:tblLook w:firstRow="1" w:lastRow="0" w:firstColumn="0" w:lastColumn="0" w:noHBand="0" w:noVBand="0" w:val="0020"/>
+        <w:jc w:val="start"/>
+        <w:tblCaption w:val="Paired comparison of AA-DQN (hybrid actions) with each baseline on 500 common-random-number test days: mean difference with 95% bootstrap CI (on-time rates in percentage points), matched-pairs rank-biserial correlation r_{rb} (positive favours AA-DQN), and Holm-adjusted Wilcoxon signed-rank p-values over the nine comparisons."/>
+      </w:tblPr>
+      <w:tblGrid>
+        <w:gridCol w:w="792"/>
+        <w:gridCol w:w="792"/>
+        <w:gridCol w:w="792"/>
+        <w:gridCol w:w="792"/>
+        <w:gridCol w:w="792"/>
+        <w:gridCol w:w="792"/>
+        <w:gridCol w:w="792"/>
+        <w:gridCol w:w="792"/>
+        <w:gridCol w:w="792"/>
+        <w:gridCol w:w="792"/>
+      </w:tblGrid>
+      <w:tr>
+        <w:trPr>
+          <w:tblHeader w:val="true"/>
+        </w:trPr>
+        <w:tc>
+          <w:tcPr/>
+          <w:p>
+            <w:pPr>
+              <w:pStyle w:val="Compact"/>
+            </w:pPr>
+          </w:p>
+        </w:tc>
+        <w:tc>
+          <w:tcPr>
+            <w:gridSpan w:val="3"/>
+          </w:tcPr>
+          <w:p>
+            <w:pPr>
+              <w:pStyle w:val="Compact"/>
+              <w:jc w:val="center"/>
+            </w:pPr>
+            <w:r>
+              <w:t xml:space="preserve">Episode return</w:t>
+            </w:r>
+          </w:p>
+        </w:tc>
+        <w:tc>
+          <w:tcPr>
+            <w:gridSpan w:val="3"/>
+          </w:tcPr>
+          <w:p>
+            <w:pPr>
+              <w:pStyle w:val="Compact"/>
+              <w:jc w:val="center"/>
+            </w:pPr>
+            <w:r>
+              <w:t xml:space="preserve">On-time rate (pp)</w:t>
+            </w:r>
+          </w:p>
+        </w:tc>
+        <w:tc>
+          <w:tcPr>
+            <w:gridSpan w:val="3"/>
+          </w:tcPr>
+          <w:p>
+            <w:pPr>
+              <w:pStyle w:val="Compact"/>
+              <w:jc w:val="center"/>
+            </w:pPr>
+            <w:r>
+              <w:t xml:space="preserve">Weighted on-time rate (pp)</w:t>
+            </w:r>
+          </w:p>
+        </w:tc>
+      </w:tr>
+      <w:tr>
+        <w:tc>
+          <w:tcPr/>
+          <w:p>
+            <w:pPr>
+              <w:pStyle w:val="Compact"/>
+              <w:jc w:val="left"/>
+            </w:pPr>
+            <w:r>
+              <w:t xml:space="preserve">2-4</w:t>
+            </w:r>
+            <w:r>
+              <w:t xml:space="preserve">(lr)</w:t>
+            </w:r>
+            <w:r>
+              <w:t xml:space="preserve">5-7</w:t>
+            </w:r>
+            <w:r>
+              <w:t xml:space="preserve">(lr)</w:t>
+            </w:r>
+            <w:r>
+              <w:t xml:space="preserve">8-10</w:t>
+            </w:r>
+            <w:r>
+              <w:t xml:space="preserve"> </w:t>
+            </w:r>
+            <w:r>
+              <w:t xml:space="preserve">AA-DQN vs.</w:t>
+            </w:r>
+          </w:p>
+        </w:tc>
+        <w:tc>
+          <w:tcPr/>
+          <w:p>
+            <w:pPr>
+              <w:pStyle w:val="Compact"/>
+              <w:jc w:val="center"/>
+            </w:pPr>
+            <m:oMath>
+              <m:r>
+                <m:t>Δ</m:t>
+              </m:r>
+            </m:oMath>
+            <w:r>
+              <w:t xml:space="preserve"> </w:t>
+            </w:r>
+            <w:r>
+              <w:t xml:space="preserve">[95% CI]</w:t>
+            </w:r>
+          </w:p>
+        </w:tc>
+        <w:tc>
+          <w:tcPr/>
+          <w:p>
+            <w:pPr>
+              <w:pStyle w:val="Compact"/>
+              <w:jc w:val="center"/>
+            </w:pPr>
+            <m:oMath>
+              <m:sSub>
+                <m:e>
+                  <m:r>
+                    <m:t>r</m:t>
+                  </m:r>
+                </m:e>
+                <m:sub>
+                  <m:r>
+                    <m:t>r</m:t>
+                  </m:r>
+                  <m:r>
+                    <m:t>b</m:t>
+                  </m:r>
+                </m:sub>
+              </m:sSub>
+            </m:oMath>
+          </w:p>
+        </w:tc>
+        <w:tc>
+          <w:tcPr/>
+          <w:p>
+            <w:pPr>
+              <w:pStyle w:val="Compact"/>
+              <w:jc w:val="center"/>
+            </w:pPr>
+            <m:oMath>
+              <m:sSub>
+                <m:e>
+                  <m:r>
+                    <m:t>p</m:t>
+                  </m:r>
+                </m:e>
+                <m:sub>
+                  <m:r>
+                    <m:rPr>
+                      <m:sty m:val="p"/>
+                    </m:rPr>
+                    <m:t>H</m:t>
+                  </m:r>
+                  <m:r>
+                    <m:rPr>
+                      <m:sty m:val="p"/>
+                    </m:rPr>
+                    <m:t>o</m:t>
+                  </m:r>
+                  <m:r>
+                    <m:rPr>
+                      <m:sty m:val="p"/>
+                    </m:rPr>
+                    <m:t>l</m:t>
+                  </m:r>
+                  <m:r>
+                    <m:rPr>
+                      <m:sty m:val="p"/>
+                    </m:rPr>
+                    <m:t>m</m:t>
+                  </m:r>
+                </m:sub>
+              </m:sSub>
+            </m:oMath>
+          </w:p>
+        </w:tc>
+        <w:tc>
+          <w:tcPr/>
+          <w:p>
+            <w:pPr>
+              <w:pStyle w:val="Compact"/>
+              <w:jc w:val="center"/>
+            </w:pPr>
+            <m:oMath>
+              <m:r>
+                <m:t>Δ</m:t>
+              </m:r>
+            </m:oMath>
+            <w:r>
+              <w:t xml:space="preserve"> </w:t>
+            </w:r>
+            <w:r>
+              <w:t xml:space="preserve">[95% CI]</w:t>
+            </w:r>
+          </w:p>
+        </w:tc>
+        <w:tc>
+          <w:tcPr/>
+          <w:p>
+            <w:pPr>
+              <w:pStyle w:val="Compact"/>
+              <w:jc w:val="center"/>
+            </w:pPr>
+            <m:oMath>
+              <m:sSub>
+                <m:e>
+                  <m:r>
+                    <m:t>r</m:t>
+                  </m:r>
+                </m:e>
+                <m:sub>
+                  <m:r>
+                    <m:t>r</m:t>
+                  </m:r>
+                  <m:r>
+                    <m:t>b</m:t>
+                  </m:r>
+                </m:sub>
+              </m:sSub>
+            </m:oMath>
+          </w:p>
+        </w:tc>
+        <w:tc>
+          <w:tcPr/>
+          <w:p>
+            <w:pPr>
+              <w:pStyle w:val="Compact"/>
+              <w:jc w:val="center"/>
+            </w:pPr>
+            <m:oMath>
+              <m:sSub>
+                <m:e>
+                  <m:r>
+                    <m:t>p</m:t>
+                  </m:r>
+                </m:e>
+                <m:sub>
+                  <m:r>
+                    <m:rPr>
+                      <m:sty m:val="p"/>
+                    </m:rPr>
+                    <m:t>H</m:t>
+                  </m:r>
+                  <m:r>
+                    <m:rPr>
+                      <m:sty m:val="p"/>
+                    </m:rPr>
+                    <m:t>o</m:t>
+                  </m:r>
+                  <m:r>
+                    <m:rPr>
+                      <m:sty m:val="p"/>
+                    </m:rPr>
+                    <m:t>l</m:t>
+                  </m:r>
+                  <m:r>
+                    <m:rPr>
+                      <m:sty m:val="p"/>
+                    </m:rPr>
+                    <m:t>m</m:t>
+                  </m:r>
+                </m:sub>
+              </m:sSub>
+            </m:oMath>
+          </w:p>
+        </w:tc>
+        <w:tc>
+          <w:tcPr/>
+          <w:p>
+            <w:pPr>
+              <w:pStyle w:val="Compact"/>
+              <w:jc w:val="center"/>
+            </w:pPr>
+            <m:oMath>
+              <m:r>
+                <m:t>Δ</m:t>
+              </m:r>
+            </m:oMath>
+            <w:r>
+              <w:t xml:space="preserve"> </w:t>
+            </w:r>
+            <w:r>
+              <w:t xml:space="preserve">[95% CI]</w:t>
+            </w:r>
+          </w:p>
+        </w:tc>
+        <w:tc>
+          <w:tcPr/>
+          <w:p>
+            <w:pPr>
+              <w:pStyle w:val="Compact"/>
+              <w:jc w:val="center"/>
+            </w:pPr>
+            <m:oMath>
+              <m:sSub>
+                <m:e>
+                  <m:r>
+                    <m:t>r</m:t>
+                  </m:r>
+                </m:e>
+                <m:sub>
+                  <m:r>
+                    <m:t>r</m:t>
+                  </m:r>
+                  <m:r>
+                    <m:t>b</m:t>
+                  </m:r>
+                </m:sub>
+              </m:sSub>
+            </m:oMath>
+          </w:p>
+        </w:tc>
+        <w:tc>
+          <w:tcPr/>
+          <w:p>
+            <w:pPr>
+              <w:pStyle w:val="Compact"/>
+              <w:jc w:val="center"/>
+            </w:pPr>
+            <m:oMath>
+              <m:sSub>
+                <m:e>
+                  <m:r>
+                    <m:t>p</m:t>
+                  </m:r>
+                </m:e>
+                <m:sub>
+                  <m:r>
+                    <m:rPr>
+                      <m:sty m:val="p"/>
+                    </m:rPr>
+                    <m:t>H</m:t>
+                  </m:r>
+                  <m:r>
+                    <m:rPr>
+                      <m:sty m:val="p"/>
+                    </m:rPr>
+                    <m:t>o</m:t>
+                  </m:r>
+                  <m:r>
+                    <m:rPr>
+                      <m:sty m:val="p"/>
+                    </m:rPr>
+                    <m:t>l</m:t>
+                  </m:r>
+                  <m:r>
+                    <m:rPr>
+                      <m:sty m:val="p"/>
+                    </m:rPr>
+                    <m:t>m</m:t>
+                  </m:r>
+                </m:sub>
+              </m:sSub>
+            </m:oMath>
+          </w:p>
+        </w:tc>
+      </w:tr>
+      <w:tr>
+        <w:tc>
+          <w:tcPr/>
+          <w:p>
+            <w:pPr>
+              <w:pStyle w:val="Compact"/>
+              <w:jc w:val="left"/>
+            </w:pPr>
+            <w:r>
+              <w:t xml:space="preserve">Random</w:t>
+            </w:r>
+          </w:p>
+        </w:tc>
+        <w:tc>
+          <w:tcPr/>
+          <w:p>
+            <w:pPr>
+              <w:pStyle w:val="Compact"/>
+              <w:jc w:val="center"/>
+            </w:pPr>
+            <w:r>
+              <w:t xml:space="preserve">+3.32 [+3.12, +3.52]</w:t>
+            </w:r>
+          </w:p>
+        </w:tc>
+        <w:tc>
+          <w:tcPr/>
+          <w:p>
+            <w:pPr>
+              <w:pStyle w:val="Compact"/>
+              <w:jc w:val="center"/>
+            </w:pPr>
+            <w:r>
+              <w:t xml:space="preserve">0.97</w:t>
+            </w:r>
+          </w:p>
+        </w:tc>
+        <w:tc>
+          <w:tcPr/>
+          <w:p>
+            <w:pPr>
+              <w:pStyle w:val="Compact"/>
+              <w:jc w:val="center"/>
+            </w:pPr>
+            <m:oMath>
+              <m:r>
+                <m:rPr>
+                  <m:sty m:val="p"/>
+                </m:rPr>
+                <m:t>&lt;</m:t>
+              </m:r>
+              <m:sSup>
+                <m:e>
+                  <m:r>
+                    <m:t>10</m:t>
+                  </m:r>
+                </m:e>
+                <m:sup>
+                  <m:r>
+                    <m:rPr>
+                      <m:sty m:val="p"/>
+                    </m:rPr>
+                    <m:t>−</m:t>
+                  </m:r>
+                  <m:r>
+                    <m:t>4</m:t>
+                  </m:r>
+                </m:sup>
+              </m:sSup>
+            </m:oMath>
+          </w:p>
+        </w:tc>
+        <w:tc>
+          <w:tcPr/>
+          <w:p>
+            <w:pPr>
+              <w:pStyle w:val="Compact"/>
+              <w:jc w:val="center"/>
+            </w:pPr>
+            <w:r>
+              <w:t xml:space="preserve">+19.3 [+18.3, +20.3]</w:t>
+            </w:r>
+          </w:p>
+        </w:tc>
+        <w:tc>
+          <w:tcPr/>
+          <w:p>
+            <w:pPr>
+              <w:pStyle w:val="Compact"/>
+              <w:jc w:val="center"/>
+            </w:pPr>
+            <w:r>
+              <w:t xml:space="preserve">1.00</w:t>
+            </w:r>
+          </w:p>
+        </w:tc>
+        <w:tc>
+          <w:tcPr/>
+          <w:p>
+            <w:pPr>
+              <w:pStyle w:val="Compact"/>
+              <w:jc w:val="center"/>
+            </w:pPr>
+            <m:oMath>
+              <m:r>
+                <m:rPr>
+                  <m:sty m:val="p"/>
+                </m:rPr>
+                <m:t>&lt;</m:t>
+              </m:r>
+              <m:sSup>
+                <m:e>
+                  <m:r>
+                    <m:t>10</m:t>
+                  </m:r>
+                </m:e>
+                <m:sup>
+                  <m:r>
+                    <m:rPr>
+                      <m:sty m:val="p"/>
+                    </m:rPr>
+                    <m:t>−</m:t>
+                  </m:r>
+                  <m:r>
+                    <m:t>4</m:t>
+                  </m:r>
+                </m:sup>
+              </m:sSup>
+            </m:oMath>
+          </w:p>
+        </w:tc>
+        <w:tc>
+          <w:tcPr/>
+          <w:p>
+            <w:pPr>
+              <w:pStyle w:val="Compact"/>
+              <w:jc w:val="center"/>
+            </w:pPr>
+            <w:r>
+              <w:t xml:space="preserve">+16.7 [+15.7, +17.7]</w:t>
+            </w:r>
+          </w:p>
+        </w:tc>
+        <w:tc>
+          <w:tcPr/>
+          <w:p>
+            <w:pPr>
+              <w:pStyle w:val="Compact"/>
+              <w:jc w:val="center"/>
+            </w:pPr>
+            <w:r>
+              <w:t xml:space="preserve">0.98</w:t>
+            </w:r>
+          </w:p>
+        </w:tc>
+        <w:tc>
+          <w:tcPr/>
+          <w:p>
+            <w:pPr>
+              <w:pStyle w:val="Compact"/>
+              <w:jc w:val="center"/>
+            </w:pPr>
+            <m:oMath>
+              <m:r>
+                <m:rPr>
+                  <m:sty m:val="p"/>
+                </m:rPr>
+                <m:t>&lt;</m:t>
+              </m:r>
+              <m:sSup>
+                <m:e>
+                  <m:r>
+                    <m:t>10</m:t>
+                  </m:r>
+                </m:e>
+                <m:sup>
+                  <m:r>
+                    <m:rPr>
+                      <m:sty m:val="p"/>
+                    </m:rPr>
+                    <m:t>−</m:t>
+                  </m:r>
+                  <m:r>
+                    <m:t>4</m:t>
+                  </m:r>
+                </m:sup>
+              </m:sSup>
+            </m:oMath>
+          </w:p>
+        </w:tc>
+      </w:tr>
+      <w:tr>
+        <w:tc>
+          <w:tcPr/>
+          <w:p>
+            <w:pPr>
+              <w:pStyle w:val="Compact"/>
+              <w:jc w:val="left"/>
+            </w:pPr>
+            <w:r>
+              <w:t xml:space="preserve">FIFO</w:t>
+            </w:r>
+          </w:p>
+        </w:tc>
+        <w:tc>
+          <w:tcPr/>
+          <w:p>
+            <w:pPr>
+              <w:pStyle w:val="Compact"/>
+              <w:jc w:val="center"/>
+            </w:pPr>
+            <w:r>
+              <w:t xml:space="preserve">+8.68 [+8.47, +8.91]</w:t>
+            </w:r>
+          </w:p>
+        </w:tc>
+        <w:tc>
+          <w:tcPr/>
+          <w:p>
+            <w:pPr>
+              <w:pStyle w:val="Compact"/>
+              <w:jc w:val="center"/>
+            </w:pPr>
+            <w:r>
+              <w:t xml:space="preserve">1.00</w:t>
+            </w:r>
+          </w:p>
+        </w:tc>
+        <w:tc>
+          <w:tcPr/>
+          <w:p>
+            <w:pPr>
+              <w:pStyle w:val="Compact"/>
+              <w:jc w:val="center"/>
+            </w:pPr>
+            <m:oMath>
+              <m:r>
+                <m:rPr>
+                  <m:sty m:val="p"/>
+                </m:rPr>
+                <m:t>&lt;</m:t>
+              </m:r>
+              <m:sSup>
+                <m:e>
+                  <m:r>
+                    <m:t>10</m:t>
+                  </m:r>
+                </m:e>
+                <m:sup>
+                  <m:r>
+                    <m:rPr>
+                      <m:sty m:val="p"/>
+                    </m:rPr>
+                    <m:t>−</m:t>
+                  </m:r>
+                  <m:r>
+                    <m:t>4</m:t>
+                  </m:r>
+                </m:sup>
+              </m:sSup>
+            </m:oMath>
+          </w:p>
+        </w:tc>
+        <w:tc>
+          <w:tcPr/>
+          <w:p>
+            <w:pPr>
+              <w:pStyle w:val="Compact"/>
+              <w:jc w:val="center"/>
+            </w:pPr>
+            <w:r>
+              <w:t xml:space="preserve">+29.6 [+28.7, +30.5]</w:t>
+            </w:r>
+          </w:p>
+        </w:tc>
+        <w:tc>
+          <w:tcPr/>
+          <w:p>
+            <w:pPr>
+              <w:pStyle w:val="Compact"/>
+              <w:jc w:val="center"/>
+            </w:pPr>
+            <w:r>
+              <w:t xml:space="preserve">1.00</w:t>
+            </w:r>
+          </w:p>
+        </w:tc>
+        <w:tc>
+          <w:tcPr/>
+          <w:p>
+            <w:pPr>
+              <w:pStyle w:val="Compact"/>
+              <w:jc w:val="center"/>
+            </w:pPr>
+            <m:oMath>
+              <m:r>
+                <m:rPr>
+                  <m:sty m:val="p"/>
+                </m:rPr>
+                <m:t>&lt;</m:t>
+              </m:r>
+              <m:sSup>
+                <m:e>
+                  <m:r>
+                    <m:t>10</m:t>
+                  </m:r>
+                </m:e>
+                <m:sup>
+                  <m:r>
+                    <m:rPr>
+                      <m:sty m:val="p"/>
+                    </m:rPr>
+                    <m:t>−</m:t>
+                  </m:r>
+                  <m:r>
+                    <m:t>4</m:t>
+                  </m:r>
+                </m:sup>
+              </m:sSup>
+            </m:oMath>
+          </w:p>
+        </w:tc>
+        <w:tc>
+          <w:tcPr/>
+          <w:p>
+            <w:pPr>
+              <w:pStyle w:val="Compact"/>
+              <w:jc w:val="center"/>
+            </w:pPr>
+            <w:r>
+              <w:t xml:space="preserve">+23.3 [+22.5, +24.0]</w:t>
+            </w:r>
+          </w:p>
+        </w:tc>
+        <w:tc>
+          <w:tcPr/>
+          <w:p>
+            <w:pPr>
+              <w:pStyle w:val="Compact"/>
+              <w:jc w:val="center"/>
+            </w:pPr>
+            <w:r>
+              <w:t xml:space="preserve">1.00</w:t>
+            </w:r>
+          </w:p>
+        </w:tc>
+        <w:tc>
+          <w:tcPr/>
+          <w:p>
+            <w:pPr>
+              <w:pStyle w:val="Compact"/>
+              <w:jc w:val="center"/>
+            </w:pPr>
+            <m:oMath>
+              <m:r>
+                <m:rPr>
+                  <m:sty m:val="p"/>
+                </m:rPr>
+                <m:t>&lt;</m:t>
+              </m:r>
+              <m:sSup>
+                <m:e>
+                  <m:r>
+                    <m:t>10</m:t>
+                  </m:r>
+                </m:e>
+                <m:sup>
+                  <m:r>
+                    <m:rPr>
+                      <m:sty m:val="p"/>
+                    </m:rPr>
+                    <m:t>−</m:t>
+                  </m:r>
+                  <m:r>
+                    <m:t>4</m:t>
+                  </m:r>
+                </m:sup>
+              </m:sSup>
+            </m:oMath>
+          </w:p>
+        </w:tc>
+      </w:tr>
+      <w:tr>
+        <w:tc>
+          <w:tcPr/>
+          <w:p>
+            <w:pPr>
+              <w:pStyle w:val="Compact"/>
+              <w:jc w:val="left"/>
+            </w:pPr>
+            <w:r>
+              <w:t xml:space="preserve">EDF</w:t>
+            </w:r>
+          </w:p>
+        </w:tc>
+        <w:tc>
+          <w:tcPr/>
+          <w:p>
+            <w:pPr>
+              <w:pStyle w:val="Compact"/>
+              <w:jc w:val="center"/>
+            </w:pPr>
+            <w:r>
+              <w:t xml:space="preserve">+7.93 [+7.70, +8.17]</w:t>
+            </w:r>
+          </w:p>
+        </w:tc>
+        <w:tc>
+          <w:tcPr/>
+          <w:p>
+            <w:pPr>
+              <w:pStyle w:val="Compact"/>
+              <w:jc w:val="center"/>
+            </w:pPr>
+            <w:r>
+              <w:t xml:space="preserve">1.00</w:t>
+            </w:r>
+          </w:p>
+        </w:tc>
+        <w:tc>
+          <w:tcPr/>
+          <w:p>
+            <w:pPr>
+              <w:pStyle w:val="Compact"/>
+              <w:jc w:val="center"/>
+            </w:pPr>
+            <m:oMath>
+              <m:r>
+                <m:rPr>
+                  <m:sty m:val="p"/>
+                </m:rPr>
+                <m:t>&lt;</m:t>
+              </m:r>
+              <m:sSup>
+                <m:e>
+                  <m:r>
+                    <m:t>10</m:t>
+                  </m:r>
+                </m:e>
+                <m:sup>
+                  <m:r>
+                    <m:rPr>
+                      <m:sty m:val="p"/>
+                    </m:rPr>
+                    <m:t>−</m:t>
+                  </m:r>
+                  <m:r>
+                    <m:t>4</m:t>
+                  </m:r>
+                </m:sup>
+              </m:sSup>
+            </m:oMath>
+          </w:p>
+        </w:tc>
+        <w:tc>
+          <w:tcPr/>
+          <w:p>
+            <w:pPr>
+              <w:pStyle w:val="Compact"/>
+              <w:jc w:val="center"/>
+            </w:pPr>
+            <w:r>
+              <w:t xml:space="preserve">+26.0 [+25.1, +26.9]</w:t>
+            </w:r>
+          </w:p>
+        </w:tc>
+        <w:tc>
+          <w:tcPr/>
+          <w:p>
+            <w:pPr>
+              <w:pStyle w:val="Compact"/>
+              <w:jc w:val="center"/>
+            </w:pPr>
+            <w:r>
+              <w:t xml:space="preserve">1.00</w:t>
+            </w:r>
+          </w:p>
+        </w:tc>
+        <w:tc>
+          <w:tcPr/>
+          <w:p>
+            <w:pPr>
+              <w:pStyle w:val="Compact"/>
+              <w:jc w:val="center"/>
+            </w:pPr>
+            <m:oMath>
+              <m:r>
+                <m:rPr>
+                  <m:sty m:val="p"/>
+                </m:rPr>
+                <m:t>&lt;</m:t>
+              </m:r>
+              <m:sSup>
+                <m:e>
+                  <m:r>
+                    <m:t>10</m:t>
+                  </m:r>
+                </m:e>
+                <m:sup>
+                  <m:r>
+                    <m:rPr>
+                      <m:sty m:val="p"/>
+                    </m:rPr>
+                    <m:t>−</m:t>
+                  </m:r>
+                  <m:r>
+                    <m:t>4</m:t>
+                  </m:r>
+                </m:sup>
+              </m:sSup>
+            </m:oMath>
+          </w:p>
+        </w:tc>
+        <w:tc>
+          <w:tcPr/>
+          <w:p>
+            <w:pPr>
+              <w:pStyle w:val="Compact"/>
+              <w:jc w:val="center"/>
+            </w:pPr>
+            <w:r>
+              <w:t xml:space="preserve">+20.0 [+19.3, +20.7]</w:t>
+            </w:r>
+          </w:p>
+        </w:tc>
+        <w:tc>
+          <w:tcPr/>
+          <w:p>
+            <w:pPr>
+              <w:pStyle w:val="Compact"/>
+              <w:jc w:val="center"/>
+            </w:pPr>
+            <w:r>
+              <w:t xml:space="preserve">1.00</w:t>
+            </w:r>
+          </w:p>
+        </w:tc>
+        <w:tc>
+          <w:tcPr/>
+          <w:p>
+            <w:pPr>
+              <w:pStyle w:val="Compact"/>
+              <w:jc w:val="center"/>
+            </w:pPr>
+            <m:oMath>
+              <m:r>
+                <m:rPr>
+                  <m:sty m:val="p"/>
+                </m:rPr>
+                <m:t>&lt;</m:t>
+              </m:r>
+              <m:sSup>
+                <m:e>
+                  <m:r>
+                    <m:t>10</m:t>
+                  </m:r>
+                </m:e>
+                <m:sup>
+                  <m:r>
+                    <m:rPr>
+                      <m:sty m:val="p"/>
+                    </m:rPr>
+                    <m:t>−</m:t>
+                  </m:r>
+                  <m:r>
+                    <m:t>4</m:t>
+                  </m:r>
+                </m:sup>
+              </m:sSup>
+            </m:oMath>
+          </w:p>
+        </w:tc>
+      </w:tr>
+      <w:tr>
+        <w:tc>
+          <w:tcPr/>
+          <w:p>
+            <w:pPr>
+              <w:pStyle w:val="Compact"/>
+              <w:jc w:val="left"/>
+            </w:pPr>
+            <w:r>
+              <w:t xml:space="preserve">SPT</w:t>
+            </w:r>
+          </w:p>
+        </w:tc>
+        <w:tc>
+          <w:tcPr/>
+          <w:p>
+            <w:pPr>
+              <w:pStyle w:val="Compact"/>
+              <w:jc w:val="center"/>
+            </w:pPr>
+            <w:r>
+              <w:t xml:space="preserve">+4.22 [+4.06, +4.39]</w:t>
+            </w:r>
+          </w:p>
+        </w:tc>
+        <w:tc>
+          <w:tcPr/>
+          <w:p>
+            <w:pPr>
+              <w:pStyle w:val="Compact"/>
+              <w:jc w:val="center"/>
+            </w:pPr>
+            <w:r>
+              <w:t xml:space="preserve">1.00</w:t>
+            </w:r>
+          </w:p>
+        </w:tc>
+        <w:tc>
+          <w:tcPr/>
+          <w:p>
+            <w:pPr>
+              <w:pStyle w:val="Compact"/>
+              <w:jc w:val="center"/>
+            </w:pPr>
+            <m:oMath>
+              <m:r>
+                <m:rPr>
+                  <m:sty m:val="p"/>
+                </m:rPr>
+                <m:t>&lt;</m:t>
+              </m:r>
+              <m:sSup>
+                <m:e>
+                  <m:r>
+                    <m:t>10</m:t>
+                  </m:r>
+                </m:e>
+                <m:sup>
+                  <m:r>
+                    <m:rPr>
+                      <m:sty m:val="p"/>
+                    </m:rPr>
+                    <m:t>−</m:t>
+                  </m:r>
+                  <m:r>
+                    <m:t>4</m:t>
+                  </m:r>
+                </m:sup>
+              </m:sSup>
+            </m:oMath>
+          </w:p>
+        </w:tc>
+        <w:tc>
+          <w:tcPr/>
+          <w:p>
+            <w:pPr>
+              <w:pStyle w:val="Compact"/>
+              <w:jc w:val="center"/>
+            </w:pPr>
+            <w:r>
+              <w:t xml:space="preserve">+10.2 [+9.6, +10.9]</w:t>
+            </w:r>
+          </w:p>
+        </w:tc>
+        <w:tc>
+          <w:tcPr/>
+          <w:p>
+            <w:pPr>
+              <w:pStyle w:val="Compact"/>
+              <w:jc w:val="center"/>
+            </w:pPr>
+            <w:r>
+              <w:t xml:space="preserve">0.96</w:t>
+            </w:r>
+          </w:p>
+        </w:tc>
+        <w:tc>
+          <w:tcPr/>
+          <w:p>
+            <w:pPr>
+              <w:pStyle w:val="Compact"/>
+              <w:jc w:val="center"/>
+            </w:pPr>
+            <m:oMath>
+              <m:r>
+                <m:rPr>
+                  <m:sty m:val="p"/>
+                </m:rPr>
+                <m:t>&lt;</m:t>
+              </m:r>
+              <m:sSup>
+                <m:e>
+                  <m:r>
+                    <m:t>10</m:t>
+                  </m:r>
+                </m:e>
+                <m:sup>
+                  <m:r>
+                    <m:rPr>
+                      <m:sty m:val="p"/>
+                    </m:rPr>
+                    <m:t>−</m:t>
+                  </m:r>
+                  <m:r>
+                    <m:t>4</m:t>
+                  </m:r>
+                </m:sup>
+              </m:sSup>
+            </m:oMath>
+          </w:p>
+        </w:tc>
+        <w:tc>
+          <w:tcPr/>
+          <w:p>
+            <w:pPr>
+              <w:pStyle w:val="Compact"/>
+              <w:jc w:val="center"/>
+            </w:pPr>
+            <w:r>
+              <w:t xml:space="preserve">+16.1 [+15.3, +16.8]</w:t>
+            </w:r>
+          </w:p>
+        </w:tc>
+        <w:tc>
+          <w:tcPr/>
+          <w:p>
+            <w:pPr>
+              <w:pStyle w:val="Compact"/>
+              <w:jc w:val="center"/>
+            </w:pPr>
+            <w:r>
+              <w:t xml:space="preserve">1.00</w:t>
+            </w:r>
+          </w:p>
+        </w:tc>
+        <w:tc>
+          <w:tcPr/>
+          <w:p>
+            <w:pPr>
+              <w:pStyle w:val="Compact"/>
+              <w:jc w:val="center"/>
+            </w:pPr>
+            <m:oMath>
+              <m:r>
+                <m:rPr>
+                  <m:sty m:val="p"/>
+                </m:rPr>
+                <m:t>&lt;</m:t>
+              </m:r>
+              <m:sSup>
+                <m:e>
+                  <m:r>
+                    <m:t>10</m:t>
+                  </m:r>
+                </m:e>
+                <m:sup>
+                  <m:r>
+                    <m:rPr>
+                      <m:sty m:val="p"/>
+                    </m:rPr>
+                    <m:t>−</m:t>
+                  </m:r>
+                  <m:r>
+                    <m:t>4</m:t>
+                  </m:r>
+                </m:sup>
+              </m:sSup>
+            </m:oMath>
+          </w:p>
+        </w:tc>
+      </w:tr>
+      <w:tr>
+        <w:tc>
+          <w:tcPr/>
+          <w:p>
+            <w:pPr>
+              <w:pStyle w:val="Compact"/>
+              <w:jc w:val="left"/>
+            </w:pPr>
+            <w:r>
+              <w:t xml:space="preserve">EDF-Periodic</w:t>
+            </w:r>
+          </w:p>
+        </w:tc>
+        <w:tc>
+          <w:tcPr/>
+          <w:p>
+            <w:pPr>
+              <w:pStyle w:val="Compact"/>
+              <w:jc w:val="center"/>
+            </w:pPr>
+            <w:r>
+              <w:t xml:space="preserve">+0.76 [+0.58, +0.94]</w:t>
+            </w:r>
+          </w:p>
+        </w:tc>
+        <w:tc>
+          <w:tcPr/>
+          <w:p>
+            <w:pPr>
+              <w:pStyle w:val="Compact"/>
+              <w:jc w:val="center"/>
+            </w:pPr>
+            <w:r>
+              <w:t xml:space="preserve">0.34</w:t>
+            </w:r>
+          </w:p>
+        </w:tc>
+        <w:tc>
+          <w:tcPr/>
+          <w:p>
+            <w:pPr>
+              <w:pStyle w:val="Compact"/>
+              <w:jc w:val="center"/>
+            </w:pPr>
+            <m:oMath>
+              <m:r>
+                <m:rPr>
+                  <m:sty m:val="p"/>
+                </m:rPr>
+                <m:t>&lt;</m:t>
+              </m:r>
+              <m:sSup>
+                <m:e>
+                  <m:r>
+                    <m:t>10</m:t>
+                  </m:r>
+                </m:e>
+                <m:sup>
+                  <m:r>
+                    <m:rPr>
+                      <m:sty m:val="p"/>
+                    </m:rPr>
+                    <m:t>−</m:t>
+                  </m:r>
+                  <m:r>
+                    <m:t>4</m:t>
+                  </m:r>
+                </m:sup>
+              </m:sSup>
+            </m:oMath>
+          </w:p>
+        </w:tc>
+        <w:tc>
+          <w:tcPr/>
+          <w:p>
+            <w:pPr>
+              <w:pStyle w:val="Compact"/>
+              <w:jc w:val="center"/>
+            </w:pPr>
+            <w:r>
+              <w:t xml:space="preserve">+6.7 [+5.9, +7.6]</w:t>
+            </w:r>
+          </w:p>
+        </w:tc>
+        <w:tc>
+          <w:tcPr/>
+          <w:p>
+            <w:pPr>
+              <w:pStyle w:val="Compact"/>
+              <w:jc w:val="center"/>
+            </w:pPr>
+            <w:r>
+              <w:t xml:space="preserve">0.69</w:t>
+            </w:r>
+          </w:p>
+        </w:tc>
+        <w:tc>
+          <w:tcPr/>
+          <w:p>
+            <w:pPr>
+              <w:pStyle w:val="Compact"/>
+              <w:jc w:val="center"/>
+            </w:pPr>
+            <m:oMath>
+              <m:r>
+                <m:rPr>
+                  <m:sty m:val="p"/>
+                </m:rPr>
+                <m:t>&lt;</m:t>
+              </m:r>
+              <m:sSup>
+                <m:e>
+                  <m:r>
+                    <m:t>10</m:t>
+                  </m:r>
+                </m:e>
+                <m:sup>
+                  <m:r>
+                    <m:rPr>
+                      <m:sty m:val="p"/>
+                    </m:rPr>
+                    <m:t>−</m:t>
+                  </m:r>
+                  <m:r>
+                    <m:t>4</m:t>
+                  </m:r>
+                </m:sup>
+              </m:sSup>
+            </m:oMath>
+          </w:p>
+        </w:tc>
+        <w:tc>
+          <w:tcPr/>
+          <w:p>
+            <w:pPr>
+              <w:pStyle w:val="Compact"/>
+              <w:jc w:val="center"/>
+            </w:pPr>
+            <w:r>
+              <w:t xml:space="preserve">-0.2 [-0.9, +0.5]</w:t>
+            </w:r>
+          </w:p>
+        </w:tc>
+        <w:tc>
+          <w:tcPr/>
+          <w:p>
+            <w:pPr>
+              <w:pStyle w:val="Compact"/>
+              <w:jc w:val="center"/>
+            </w:pPr>
+            <w:r>
+              <w:t xml:space="preserve">-0.05</w:t>
+            </w:r>
+          </w:p>
+        </w:tc>
+        <w:tc>
+          <w:tcPr/>
+          <w:p>
+            <w:pPr>
+              <w:pStyle w:val="Compact"/>
+              <w:jc w:val="center"/>
+            </w:pPr>
+            <w:r>
+              <w:t xml:space="preserve">0.6403</w:t>
+            </w:r>
+          </w:p>
+        </w:tc>
+      </w:tr>
+      <w:tr>
+        <w:tc>
+          <w:tcPr/>
+          <w:p>
+            <w:pPr>
+              <w:pStyle w:val="Compact"/>
+              <w:jc w:val="left"/>
+            </w:pPr>
+            <w:r>
+              <w:t xml:space="preserve">EDF-Threshold</w:t>
+            </w:r>
+          </w:p>
+        </w:tc>
+        <w:tc>
+          <w:tcPr/>
+          <w:p>
+            <w:pPr>
+              <w:pStyle w:val="Compact"/>
+              <w:jc w:val="center"/>
+            </w:pPr>
+            <w:r>
+              <w:t xml:space="preserve">+0.82 [+0.64, +1.01]</w:t>
+            </w:r>
+          </w:p>
+        </w:tc>
+        <w:tc>
+          <w:tcPr/>
+          <w:p>
+            <w:pPr>
+              <w:pStyle w:val="Compact"/>
+              <w:jc w:val="center"/>
+            </w:pPr>
+            <w:r>
+              <w:t xml:space="preserve">0.36</w:t>
+            </w:r>
+          </w:p>
+        </w:tc>
+        <w:tc>
+          <w:tcPr/>
+          <w:p>
+            <w:pPr>
+              <w:pStyle w:val="Compact"/>
+              <w:jc w:val="center"/>
+            </w:pPr>
+            <m:oMath>
+              <m:r>
+                <m:rPr>
+                  <m:sty m:val="p"/>
+                </m:rPr>
+                <m:t>&lt;</m:t>
+              </m:r>
+              <m:sSup>
+                <m:e>
+                  <m:r>
+                    <m:t>10</m:t>
+                  </m:r>
+                </m:e>
+                <m:sup>
+                  <m:r>
+                    <m:rPr>
+                      <m:sty m:val="p"/>
+                    </m:rPr>
+                    <m:t>−</m:t>
+                  </m:r>
+                  <m:r>
+                    <m:t>4</m:t>
+                  </m:r>
+                </m:sup>
+              </m:sSup>
+            </m:oMath>
+          </w:p>
+        </w:tc>
+        <w:tc>
+          <w:tcPr/>
+          <w:p>
+            <w:pPr>
+              <w:pStyle w:val="Compact"/>
+              <w:jc w:val="center"/>
+            </w:pPr>
+            <w:r>
+              <w:t xml:space="preserve">+7.4 [+6.5, +8.3]</w:t>
+            </w:r>
+          </w:p>
+        </w:tc>
+        <w:tc>
+          <w:tcPr/>
+          <w:p>
+            <w:pPr>
+              <w:pStyle w:val="Compact"/>
+              <w:jc w:val="center"/>
+            </w:pPr>
+            <w:r>
+              <w:t xml:space="preserve">0.72</w:t>
+            </w:r>
+          </w:p>
+        </w:tc>
+        <w:tc>
+          <w:tcPr/>
+          <w:p>
+            <w:pPr>
+              <w:pStyle w:val="Compact"/>
+              <w:jc w:val="center"/>
+            </w:pPr>
+            <m:oMath>
+              <m:r>
+                <m:rPr>
+                  <m:sty m:val="p"/>
+                </m:rPr>
+                <m:t>&lt;</m:t>
+              </m:r>
+              <m:sSup>
+                <m:e>
+                  <m:r>
+                    <m:t>10</m:t>
+                  </m:r>
+                </m:e>
+                <m:sup>
+                  <m:r>
+                    <m:rPr>
+                      <m:sty m:val="p"/>
+                    </m:rPr>
+                    <m:t>−</m:t>
+                  </m:r>
+                  <m:r>
+                    <m:t>4</m:t>
+                  </m:r>
+                </m:sup>
+              </m:sSup>
+            </m:oMath>
+          </w:p>
+        </w:tc>
+        <w:tc>
+          <w:tcPr/>
+          <w:p>
+            <w:pPr>
+              <w:pStyle w:val="Compact"/>
+              <w:jc w:val="center"/>
+            </w:pPr>
+            <w:r>
+              <w:t xml:space="preserve">+0.5 [-0.3, +1.2]</w:t>
+            </w:r>
+          </w:p>
+        </w:tc>
+        <w:tc>
+          <w:tcPr/>
+          <w:p>
+            <w:pPr>
+              <w:pStyle w:val="Compact"/>
+              <w:jc w:val="center"/>
+            </w:pPr>
+            <w:r>
+              <w:t xml:space="preserve">0.01</w:t>
+            </w:r>
+          </w:p>
+        </w:tc>
+        <w:tc>
+          <w:tcPr/>
+          <w:p>
+            <w:pPr>
+              <w:pStyle w:val="Compact"/>
+              <w:jc w:val="center"/>
+            </w:pPr>
+            <w:r>
+              <w:t xml:space="preserve">0.8269</w:t>
+            </w:r>
+          </w:p>
+        </w:tc>
+      </w:tr>
+      <w:tr>
+        <w:tc>
+          <w:tcPr/>
+          <w:p>
+            <w:pPr>
+              <w:pStyle w:val="Compact"/>
+              <w:jc w:val="left"/>
+            </w:pPr>
+            <w:r>
+              <w:t xml:space="preserve">SPT-Periodic</w:t>
+            </w:r>
+          </w:p>
+        </w:tc>
+        <w:tc>
+          <w:tcPr/>
+          <w:p>
+            <w:pPr>
+              <w:pStyle w:val="Compact"/>
+              <w:jc w:val="center"/>
+            </w:pPr>
+            <w:r>
+              <w:t xml:space="preserve">-0.08 [-0.24, +0.08]</w:t>
+            </w:r>
+          </w:p>
+        </w:tc>
+        <w:tc>
+          <w:tcPr/>
+          <w:p>
+            <w:pPr>
+              <w:pStyle w:val="Compact"/>
+              <w:jc w:val="center"/>
+            </w:pPr>
+            <w:r>
+              <w:t xml:space="preserve">-0.06</w:t>
+            </w:r>
+          </w:p>
+        </w:tc>
+        <w:tc>
+          <w:tcPr/>
+          <w:p>
+            <w:pPr>
+              <w:pStyle w:val="Compact"/>
+              <w:jc w:val="center"/>
+            </w:pPr>
+            <w:r>
+              <w:t xml:space="preserve">0.2860</w:t>
+            </w:r>
+          </w:p>
+        </w:tc>
+        <w:tc>
+          <w:tcPr/>
+          <w:p>
+            <w:pPr>
+              <w:pStyle w:val="Compact"/>
+              <w:jc w:val="center"/>
+            </w:pPr>
+            <w:r>
+              <w:t xml:space="preserve">+1.9 [+1.2, +2.6]</w:t>
+            </w:r>
+          </w:p>
+        </w:tc>
+        <w:tc>
+          <w:tcPr/>
+          <w:p>
+            <w:pPr>
+              <w:pStyle w:val="Compact"/>
+              <w:jc w:val="center"/>
+            </w:pPr>
+            <w:r>
+              <w:t xml:space="preserve">0.24</w:t>
+            </w:r>
+          </w:p>
+        </w:tc>
+        <w:tc>
+          <w:tcPr/>
+          <w:p>
+            <w:pPr>
+              <w:pStyle w:val="Compact"/>
+              <w:jc w:val="center"/>
+            </w:pPr>
+            <m:oMath>
+              <m:r>
+                <m:rPr>
+                  <m:sty m:val="p"/>
+                </m:rPr>
+                <m:t>&lt;</m:t>
+              </m:r>
+              <m:sSup>
+                <m:e>
+                  <m:r>
+                    <m:t>10</m:t>
+                  </m:r>
+                </m:e>
+                <m:sup>
+                  <m:r>
+                    <m:rPr>
+                      <m:sty m:val="p"/>
+                    </m:rPr>
+                    <m:t>−</m:t>
+                  </m:r>
+                  <m:r>
+                    <m:t>4</m:t>
+                  </m:r>
+                </m:sup>
+              </m:sSup>
+            </m:oMath>
+          </w:p>
+        </w:tc>
+        <w:tc>
+          <w:tcPr/>
+          <w:p>
+            <w:pPr>
+              <w:pStyle w:val="Compact"/>
+              <w:jc w:val="center"/>
+            </w:pPr>
+            <w:r>
+              <w:t xml:space="preserve">+6.3 [+5.5, +7.2]</w:t>
+            </w:r>
+          </w:p>
+        </w:tc>
+        <w:tc>
+          <w:tcPr/>
+          <w:p>
+            <w:pPr>
+              <w:pStyle w:val="Compact"/>
+              <w:jc w:val="center"/>
+            </w:pPr>
+            <w:r>
+              <w:t xml:space="preserve">0.62</w:t>
+            </w:r>
+          </w:p>
+        </w:tc>
+        <w:tc>
+          <w:tcPr/>
+          <w:p>
+            <w:pPr>
+              <w:pStyle w:val="Compact"/>
+              <w:jc w:val="center"/>
+            </w:pPr>
+            <m:oMath>
+              <m:r>
+                <m:rPr>
+                  <m:sty m:val="p"/>
+                </m:rPr>
+                <m:t>&lt;</m:t>
+              </m:r>
+              <m:sSup>
+                <m:e>
+                  <m:r>
+                    <m:t>10</m:t>
+                  </m:r>
+                </m:e>
+                <m:sup>
+                  <m:r>
+                    <m:rPr>
+                      <m:sty m:val="p"/>
+                    </m:rPr>
+                    <m:t>−</m:t>
+                  </m:r>
+                  <m:r>
+                    <m:t>4</m:t>
+                  </m:r>
+                </m:sup>
+              </m:sSup>
+            </m:oMath>
+          </w:p>
+        </w:tc>
+      </w:tr>
+      <w:tr>
+        <w:tc>
+          <w:tcPr/>
+          <w:p>
+            <w:pPr>
+              <w:pStyle w:val="Compact"/>
+              <w:jc w:val="left"/>
+            </w:pPr>
+            <w:r>
+              <w:t xml:space="preserve">SPT-Threshold</w:t>
+            </w:r>
+          </w:p>
+        </w:tc>
+        <w:tc>
+          <w:tcPr/>
+          <w:p>
+            <w:pPr>
+              <w:pStyle w:val="Compact"/>
+              <w:jc w:val="center"/>
+            </w:pPr>
+            <w:r>
+              <w:t xml:space="preserve">-0.13 [-0.29, +0.02]</w:t>
+            </w:r>
+          </w:p>
+        </w:tc>
+        <w:tc>
+          <w:tcPr/>
+          <w:p>
+            <w:pPr>
+              <w:pStyle w:val="Compact"/>
+              <w:jc w:val="center"/>
+            </w:pPr>
+            <w:r>
+              <w:t xml:space="preserve">-0.08</w:t>
+            </w:r>
+          </w:p>
+        </w:tc>
+        <w:tc>
+          <w:tcPr/>
+          <w:p>
+            <w:pPr>
+              <w:pStyle w:val="Compact"/>
+              <w:jc w:val="center"/>
+            </w:pPr>
+            <w:r>
+              <w:t xml:space="preserve">0.2390</w:t>
+            </w:r>
+          </w:p>
+        </w:tc>
+        <w:tc>
+          <w:tcPr/>
+          <w:p>
+            <w:pPr>
+              <w:pStyle w:val="Compact"/>
+              <w:jc w:val="center"/>
+            </w:pPr>
+            <w:r>
+              <w:t xml:space="preserve">+1.4 [+0.7, +2.1]</w:t>
+            </w:r>
+          </w:p>
+        </w:tc>
+        <w:tc>
+          <w:tcPr/>
+          <w:p>
+            <w:pPr>
+              <w:pStyle w:val="Compact"/>
+              <w:jc w:val="center"/>
+            </w:pPr>
+            <w:r>
+              <w:t xml:space="preserve">0.20</w:t>
+            </w:r>
+          </w:p>
+        </w:tc>
+        <w:tc>
+          <w:tcPr/>
+          <w:p>
+            <w:pPr>
+              <w:pStyle w:val="Compact"/>
+              <w:jc w:val="center"/>
+            </w:pPr>
+            <w:r>
+              <w:t xml:space="preserve">0.0002</w:t>
+            </w:r>
+          </w:p>
+        </w:tc>
+        <w:tc>
+          <w:tcPr/>
+          <w:p>
+            <w:pPr>
+              <w:pStyle w:val="Compact"/>
+              <w:jc w:val="center"/>
+            </w:pPr>
+            <w:r>
+              <w:t xml:space="preserve">+5.7 [+4.9, +6.6]</w:t>
+            </w:r>
+          </w:p>
+        </w:tc>
+        <w:tc>
+          <w:tcPr/>
+          <w:p>
+            <w:pPr>
+              <w:pStyle w:val="Compact"/>
+              <w:jc w:val="center"/>
+            </w:pPr>
+            <w:r>
+              <w:t xml:space="preserve">0.61</w:t>
+            </w:r>
+          </w:p>
+        </w:tc>
+        <w:tc>
+          <w:tcPr/>
+          <w:p>
+            <w:pPr>
+              <w:pStyle w:val="Compact"/>
+              <w:jc w:val="center"/>
+            </w:pPr>
+            <m:oMath>
+              <m:r>
+                <m:rPr>
+                  <m:sty m:val="p"/>
+                </m:rPr>
+                <m:t>&lt;</m:t>
+              </m:r>
+              <m:sSup>
+                <m:e>
+                  <m:r>
+                    <m:t>10</m:t>
+                  </m:r>
+                </m:e>
+                <m:sup>
+                  <m:r>
+                    <m:rPr>
+                      <m:sty m:val="p"/>
+                    </m:rPr>
+                    <m:t>−</m:t>
+                  </m:r>
+                  <m:r>
+                    <m:t>4</m:t>
+                  </m:r>
+                </m:sup>
+              </m:sSup>
+            </m:oMath>
+          </w:p>
+        </w:tc>
+      </w:tr>
+      <w:tr>
+        <w:tc>
+          <w:tcPr/>
+          <w:p>
+            <w:pPr>
+              <w:pStyle w:val="Compact"/>
+              <w:jc w:val="left"/>
+            </w:pPr>
+            <w:r>
+              <w:t xml:space="preserve">Cog-Heuristic</w:t>
+            </w:r>
+          </w:p>
+        </w:tc>
+        <w:tc>
+          <w:tcPr/>
+          <w:p>
+            <w:pPr>
+              <w:pStyle w:val="Compact"/>
+              <w:jc w:val="center"/>
+            </w:pPr>
+            <w:r>
+              <w:t xml:space="preserve">+1.58 [+1.42, +1.72]</w:t>
+            </w:r>
+          </w:p>
+        </w:tc>
+        <w:tc>
+          <w:tcPr/>
+          <w:p>
+            <w:pPr>
+              <w:pStyle w:val="Compact"/>
+              <w:jc w:val="center"/>
+            </w:pPr>
+            <w:r>
+              <w:t xml:space="preserve">0.80</w:t>
+            </w:r>
+          </w:p>
+        </w:tc>
+        <w:tc>
+          <w:tcPr/>
+          <w:p>
+            <w:pPr>
+              <w:pStyle w:val="Compact"/>
+              <w:jc w:val="center"/>
+            </w:pPr>
+            <m:oMath>
+              <m:r>
+                <m:rPr>
+                  <m:sty m:val="p"/>
+                </m:rPr>
+                <m:t>&lt;</m:t>
+              </m:r>
+              <m:sSup>
+                <m:e>
+                  <m:r>
+                    <m:t>10</m:t>
+                  </m:r>
+                </m:e>
+                <m:sup>
+                  <m:r>
+                    <m:rPr>
+                      <m:sty m:val="p"/>
+                    </m:rPr>
+                    <m:t>−</m:t>
+                  </m:r>
+                  <m:r>
+                    <m:t>4</m:t>
+                  </m:r>
+                </m:sup>
+              </m:sSup>
+            </m:oMath>
+          </w:p>
+        </w:tc>
+        <w:tc>
+          <w:tcPr/>
+          <w:p>
+            <w:pPr>
+              <w:pStyle w:val="Compact"/>
+              <w:jc w:val="center"/>
+            </w:pPr>
+            <w:r>
+              <w:t xml:space="preserve">+8.9 [+8.3, +9.6]</w:t>
+            </w:r>
+          </w:p>
+        </w:tc>
+        <w:tc>
+          <w:tcPr/>
+          <w:p>
+            <w:pPr>
+              <w:pStyle w:val="Compact"/>
+              <w:jc w:val="center"/>
+            </w:pPr>
+            <w:r>
+              <w:t xml:space="preserve">0.92</w:t>
+            </w:r>
+          </w:p>
+        </w:tc>
+        <w:tc>
+          <w:tcPr/>
+          <w:p>
+            <w:pPr>
+              <w:pStyle w:val="Compact"/>
+              <w:jc w:val="center"/>
+            </w:pPr>
+            <m:oMath>
+              <m:r>
+                <m:rPr>
+                  <m:sty m:val="p"/>
+                </m:rPr>
+                <m:t>&lt;</m:t>
+              </m:r>
+              <m:sSup>
+                <m:e>
+                  <m:r>
+                    <m:t>10</m:t>
+                  </m:r>
+                </m:e>
+                <m:sup>
+                  <m:r>
+                    <m:rPr>
+                      <m:sty m:val="p"/>
+                    </m:rPr>
+                    <m:t>−</m:t>
+                  </m:r>
+                  <m:r>
+                    <m:t>4</m:t>
+                  </m:r>
+                </m:sup>
+              </m:sSup>
+            </m:oMath>
+          </w:p>
+        </w:tc>
+        <w:tc>
+          <w:tcPr/>
+          <w:p>
+            <w:pPr>
+              <w:pStyle w:val="Compact"/>
+              <w:jc w:val="center"/>
+            </w:pPr>
+            <w:r>
+              <w:t xml:space="preserve">+12.2 [+11.4, +13.1]</w:t>
+            </w:r>
+          </w:p>
+        </w:tc>
+        <w:tc>
+          <w:tcPr/>
+          <w:p>
+            <w:pPr>
+              <w:pStyle w:val="Compact"/>
+              <w:jc w:val="center"/>
+            </w:pPr>
+            <w:r>
+              <w:t xml:space="preserve">0.93</w:t>
+            </w:r>
+          </w:p>
+        </w:tc>
+        <w:tc>
+          <w:tcPr/>
+          <w:p>
+            <w:pPr>
+              <w:pStyle w:val="Compact"/>
+              <w:jc w:val="center"/>
+            </w:pPr>
+            <m:oMath>
+              <m:r>
+                <m:rPr>
+                  <m:sty m:val="p"/>
+                </m:rPr>
+                <m:t>&lt;</m:t>
+              </m:r>
+              <m:sSup>
+                <m:e>
+                  <m:r>
+                    <m:t>10</m:t>
+                  </m:r>
+                </m:e>
+                <m:sup>
+                  <m:r>
+                    <m:rPr>
+                      <m:sty m:val="p"/>
+                    </m:rPr>
+                    <m:t>−</m:t>
+                  </m:r>
+                  <m:r>
+                    <m:t>4</m:t>
+                  </m:r>
+                </m:sup>
+              </m:sSup>
+            </m:oMath>
+          </w:p>
+        </w:tc>
+      </w:tr>
+    </w:tbl>
+    <w:bookmarkEnd w:id="36"/>
+    <w:bookmarkEnd w:id="37"/>
+    <w:bookmarkStart w:id="39" w:name="sec:s-comp"/>
+    <w:p>
+      <w:pPr>
+        <w:pStyle w:val="Heading1"/>
+      </w:pPr>
+      <w:r>
+        <w:t xml:space="preserve">Component and sensitivity analysis</w:t>
+      </w:r>
+    </w:p>
+    <w:p>
+      <w:pPr>
+        <w:pStyle w:val="FirstParagraph"/>
+      </w:pPr>
+      <w:r>
+        <w:t xml:space="preserve">Table </w:t>
+      </w:r>
+      <w:hyperlink w:anchor="tab:s-comp">
+        <w:r>
+          <w:rPr>
+            <w:rStyle w:val="Hyperlink"/>
+          </w:rPr>
+          <w:t xml:space="preserve">4</w:t>
+        </w:r>
+      </w:hyperlink>
+      <w:r>
+        <w:t xml:space="preserve"> </w:t>
+      </w:r>
+      <w:r>
         <w:t xml:space="preserve">reproduces the component study of the main text with all configurations, including the history length</w:t>
       </w:r>
       <w:r>
@@ -3402,7 +5852,7 @@
         <w:t xml:space="preserve">and the recurrent (GRU) encoder.</w:t>
       </w:r>
     </w:p>
-    <w:bookmarkStart w:id="36" w:name="tab:s-comp"/>
+    <w:bookmarkStart w:id="38" w:name="tab:s-comp"/>
     <w:p>
       <w:pPr>
         <w:pStyle w:val="TableCaption"/>
@@ -4379,12 +6829,312 @@
               <w:jc w:val="left"/>
             </w:pPr>
             <w:r>
-              <w:t xml:space="preserve">Vanilla DQN (</w:t>
+              <w:t xml:space="preserve">learning rate</w:t>
+            </w:r>
+            <w:r>
+              <w:t xml:space="preserve"> </w:t>
             </w:r>
             <m:oMath>
-              <m:r>
-                <m:t>k</m:t>
-              </m:r>
+              <m:sSup>
+                <m:e>
+                  <m:r>
+                    <m:t>10</m:t>
+                  </m:r>
+                </m:e>
+                <m:sup>
+                  <m:r>
+                    <m:rPr>
+                      <m:sty m:val="p"/>
+                    </m:rPr>
+                    <m:t>−</m:t>
+                  </m:r>
+                  <m:r>
+                    <m:t>4</m:t>
+                  </m:r>
+                </m:sup>
+              </m:sSup>
+            </m:oMath>
+            <w:r>
+              <w:t xml:space="preserve"> </w:t>
+            </w:r>
+            <w:r>
+              <w:t xml:space="preserve">(nominal</w:t>
+            </w:r>
+            <w:r>
+              <w:t xml:space="preserve"> </w:t>
+            </w:r>
+            <m:oMath>
+              <m:r>
+                <m:t>5</m:t>
+              </m:r>
+              <m:r>
+                <m:rPr>
+                  <m:sty m:val="p"/>
+                </m:rPr>
+                <m:t>×</m:t>
+              </m:r>
+              <m:sSup>
+                <m:e>
+                  <m:r>
+                    <m:t>10</m:t>
+                  </m:r>
+                </m:e>
+                <m:sup>
+                  <m:r>
+                    <m:rPr>
+                      <m:sty m:val="p"/>
+                    </m:rPr>
+                    <m:t>−</m:t>
+                  </m:r>
+                  <m:r>
+                    <m:t>4</m:t>
+                  </m:r>
+                </m:sup>
+              </m:sSup>
+            </m:oMath>
+            <w:r>
+              <w:t xml:space="preserve">)</w:t>
+            </w:r>
+          </w:p>
+        </w:tc>
+        <w:tc>
+          <w:tcPr/>
+          <w:p>
+            <w:pPr>
+              <w:pStyle w:val="Compact"/>
+              <w:jc w:val="center"/>
+            </w:pPr>
+            <w:r>
+              <w:t xml:space="preserve">3</w:t>
+            </w:r>
+          </w:p>
+        </w:tc>
+        <w:tc>
+          <w:tcPr/>
+          <w:p>
+            <w:pPr>
+              <w:pStyle w:val="Compact"/>
+              <w:jc w:val="center"/>
+            </w:pPr>
+            <w:r>
+              <w:t xml:space="preserve">11.75</w:t>
+            </w:r>
+            <w:r>
+              <w:t xml:space="preserve"> </w:t>
+            </w:r>
+            <m:oMath>
+              <m:r>
+                <m:rPr>
+                  <m:sty m:val="p"/>
+                </m:rPr>
+                <m:t>±</m:t>
+              </m:r>
+            </m:oMath>
+            <w:r>
+              <w:t xml:space="preserve"> </w:t>
+            </w:r>
+            <w:r>
+              <w:t xml:space="preserve">0.16</w:t>
+            </w:r>
+          </w:p>
+        </w:tc>
+        <w:tc>
+          <w:tcPr/>
+          <w:p>
+            <w:pPr>
+              <w:pStyle w:val="Compact"/>
+              <w:jc w:val="center"/>
+            </w:pPr>
+            <w:r>
+              <w:t xml:space="preserve">0.719</w:t>
+            </w:r>
+            <w:r>
+              <w:t xml:space="preserve"> </w:t>
+            </w:r>
+            <m:oMath>
+              <m:r>
+                <m:rPr>
+                  <m:sty m:val="p"/>
+                </m:rPr>
+                <m:t>±</m:t>
+              </m:r>
+            </m:oMath>
+            <w:r>
+              <w:t xml:space="preserve"> </w:t>
+            </w:r>
+            <w:r>
+              <w:t xml:space="preserve">0.007</w:t>
+            </w:r>
+          </w:p>
+        </w:tc>
+        <w:tc>
+          <w:tcPr/>
+          <w:p>
+            <w:pPr>
+              <w:pStyle w:val="Compact"/>
+              <w:jc w:val="center"/>
+            </w:pPr>
+            <w:r>
+              <w:t xml:space="preserve">646</w:t>
+            </w:r>
+          </w:p>
+        </w:tc>
+      </w:tr>
+      <w:tr>
+        <w:tc>
+          <w:tcPr/>
+          <w:p>
+            <w:pPr>
+              <w:pStyle w:val="Compact"/>
+              <w:jc w:val="left"/>
+            </w:pPr>
+            <w:r>
+              <w:t xml:space="preserve">learning rate</w:t>
+            </w:r>
+            <w:r>
+              <w:t xml:space="preserve"> </w:t>
+            </w:r>
+            <m:oMath>
+              <m:sSup>
+                <m:e>
+                  <m:r>
+                    <m:t>10</m:t>
+                  </m:r>
+                </m:e>
+                <m:sup>
+                  <m:r>
+                    <m:rPr>
+                      <m:sty m:val="p"/>
+                    </m:rPr>
+                    <m:t>−</m:t>
+                  </m:r>
+                  <m:r>
+                    <m:t>3</m:t>
+                  </m:r>
+                </m:sup>
+              </m:sSup>
+            </m:oMath>
+          </w:p>
+        </w:tc>
+        <w:tc>
+          <w:tcPr/>
+          <w:p>
+            <w:pPr>
+              <w:pStyle w:val="Compact"/>
+              <w:jc w:val="center"/>
+            </w:pPr>
+            <w:r>
+              <w:t xml:space="preserve">3</w:t>
+            </w:r>
+          </w:p>
+        </w:tc>
+        <w:tc>
+          <w:tcPr/>
+          <w:p>
+            <w:pPr>
+              <w:pStyle w:val="Compact"/>
+              <w:jc w:val="center"/>
+            </w:pPr>
+            <w:r>
+              <w:t xml:space="preserve">12.19</w:t>
+            </w:r>
+            <w:r>
+              <w:t xml:space="preserve"> </w:t>
+            </w:r>
+            <m:oMath>
+              <m:r>
+                <m:rPr>
+                  <m:sty m:val="p"/>
+                </m:rPr>
+                <m:t>±</m:t>
+              </m:r>
+            </m:oMath>
+            <w:r>
+              <w:t xml:space="preserve"> </w:t>
+            </w:r>
+            <w:r>
+              <w:t xml:space="preserve">0.17</w:t>
+            </w:r>
+          </w:p>
+        </w:tc>
+        <w:tc>
+          <w:tcPr/>
+          <w:p>
+            <w:pPr>
+              <w:pStyle w:val="Compact"/>
+              <w:jc w:val="center"/>
+            </w:pPr>
+            <w:r>
+              <w:t xml:space="preserve">0.726</w:t>
+            </w:r>
+            <w:r>
+              <w:t xml:space="preserve"> </w:t>
+            </w:r>
+            <m:oMath>
+              <m:r>
+                <m:rPr>
+                  <m:sty m:val="p"/>
+                </m:rPr>
+                <m:t>±</m:t>
+              </m:r>
+            </m:oMath>
+            <w:r>
+              <w:t xml:space="preserve"> </w:t>
+            </w:r>
+            <w:r>
+              <w:t xml:space="preserve">0.001</w:t>
+            </w:r>
+          </w:p>
+        </w:tc>
+        <w:tc>
+          <w:tcPr/>
+          <w:p>
+            <w:pPr>
+              <w:pStyle w:val="Compact"/>
+              <w:jc w:val="center"/>
+            </w:pPr>
+            <w:r>
+              <w:t xml:space="preserve">723</w:t>
+            </w:r>
+          </w:p>
+        </w:tc>
+      </w:tr>
+      <w:tr>
+        <w:tc>
+          <w:tcPr/>
+          <w:p>
+            <w:pPr>
+              <w:pStyle w:val="Compact"/>
+              <w:jc w:val="left"/>
+            </w:pPr>
+            <w:r>
+              <w:t xml:space="preserve">discount</w:t>
+            </w:r>
+            <w:r>
+              <w:t xml:space="preserve"> </w:t>
+            </w:r>
+            <m:oMath>
+              <m:sSub>
+                <m:e>
+                  <m:r>
+                    <m:t>γ</m:t>
+                  </m:r>
+                </m:e>
+                <m:sub>
+                  <m:r>
+                    <m:rPr>
+                      <m:sty m:val="p"/>
+                    </m:rPr>
+                    <m:t>R</m:t>
+                  </m:r>
+                  <m:r>
+                    <m:rPr>
+                      <m:sty m:val="p"/>
+                    </m:rPr>
+                    <m:t>L</m:t>
+                  </m:r>
+                </m:sub>
+              </m:sSub>
               <m:r>
                 <m:rPr>
                   <m:sty m:val="p"/>
@@ -4392,35 +7142,38 @@
                 <m:t>=</m:t>
               </m:r>
               <m:r>
-                <m:t>1</m:t>
+                <m:t>0.95</m:t>
               </m:r>
             </m:oMath>
             <w:r>
-              <w:t xml:space="preserve">, no Double/Dueling)</w:t>
-            </w:r>
-          </w:p>
-        </w:tc>
-        <w:tc>
-          <w:tcPr/>
-          <w:p>
-            <w:pPr>
-              <w:pStyle w:val="Compact"/>
-              <w:jc w:val="center"/>
-            </w:pPr>
-            <w:r>
-              <w:t xml:space="preserve">10</w:t>
-            </w:r>
-          </w:p>
-        </w:tc>
-        <w:tc>
-          <w:tcPr/>
-          <w:p>
-            <w:pPr>
-              <w:pStyle w:val="Compact"/>
-              <w:jc w:val="center"/>
-            </w:pPr>
-            <w:r>
-              <w:t xml:space="preserve">10.29</w:t>
+              <w:t xml:space="preserve"> </w:t>
+            </w:r>
+            <w:r>
+              <w:t xml:space="preserve">(nominal 0.99)</w:t>
+            </w:r>
+          </w:p>
+        </w:tc>
+        <w:tc>
+          <w:tcPr/>
+          <w:p>
+            <w:pPr>
+              <w:pStyle w:val="Compact"/>
+              <w:jc w:val="center"/>
+            </w:pPr>
+            <w:r>
+              <w:t xml:space="preserve">3</w:t>
+            </w:r>
+          </w:p>
+        </w:tc>
+        <w:tc>
+          <w:tcPr/>
+          <w:p>
+            <w:pPr>
+              <w:pStyle w:val="Compact"/>
+              <w:jc w:val="center"/>
+            </w:pPr>
+            <w:r>
+              <w:t xml:space="preserve">11.72</w:t>
             </w:r>
             <w:r>
               <w:t xml:space="preserve"> </w:t>
@@ -4437,19 +7190,19 @@
               <w:t xml:space="preserve"> </w:t>
             </w:r>
             <w:r>
-              <w:t xml:space="preserve">0.26</w:t>
-            </w:r>
-          </w:p>
-        </w:tc>
-        <w:tc>
-          <w:tcPr/>
-          <w:p>
-            <w:pPr>
-              <w:pStyle w:val="Compact"/>
-              <w:jc w:val="center"/>
-            </w:pPr>
-            <w:r>
-              <w:t xml:space="preserve">0.677</w:t>
+              <w:t xml:space="preserve">0.29</w:t>
+            </w:r>
+          </w:p>
+        </w:tc>
+        <w:tc>
+          <w:tcPr/>
+          <w:p>
+            <w:pPr>
+              <w:pStyle w:val="Compact"/>
+              <w:jc w:val="center"/>
+            </w:pPr>
+            <w:r>
+              <w:t xml:space="preserve">0.712</w:t>
             </w:r>
             <w:r>
               <w:t xml:space="preserve"> </w:t>
@@ -4466,6 +7219,250 @@
               <w:t xml:space="preserve"> </w:t>
             </w:r>
             <w:r>
+              <w:t xml:space="preserve">0.009</w:t>
+            </w:r>
+          </w:p>
+        </w:tc>
+        <w:tc>
+          <w:tcPr/>
+          <w:p>
+            <w:pPr>
+              <w:pStyle w:val="Compact"/>
+              <w:jc w:val="center"/>
+            </w:pPr>
+            <w:r>
+              <w:t xml:space="preserve">664</w:t>
+            </w:r>
+          </w:p>
+        </w:tc>
+      </w:tr>
+      <w:tr>
+        <w:tc>
+          <w:tcPr/>
+          <w:p>
+            <w:pPr>
+              <w:pStyle w:val="Compact"/>
+              <w:jc w:val="left"/>
+            </w:pPr>
+            <w:r>
+              <w:t xml:space="preserve">discount</w:t>
+            </w:r>
+            <w:r>
+              <w:t xml:space="preserve"> </w:t>
+            </w:r>
+            <m:oMath>
+              <m:sSub>
+                <m:e>
+                  <m:r>
+                    <m:t>γ</m:t>
+                  </m:r>
+                </m:e>
+                <m:sub>
+                  <m:r>
+                    <m:rPr>
+                      <m:sty m:val="p"/>
+                    </m:rPr>
+                    <m:t>R</m:t>
+                  </m:r>
+                  <m:r>
+                    <m:rPr>
+                      <m:sty m:val="p"/>
+                    </m:rPr>
+                    <m:t>L</m:t>
+                  </m:r>
+                </m:sub>
+              </m:sSub>
+              <m:r>
+                <m:rPr>
+                  <m:sty m:val="p"/>
+                </m:rPr>
+                <m:t>=</m:t>
+              </m:r>
+              <m:r>
+                <m:t>0.999</m:t>
+              </m:r>
+            </m:oMath>
+          </w:p>
+        </w:tc>
+        <w:tc>
+          <w:tcPr/>
+          <w:p>
+            <w:pPr>
+              <w:pStyle w:val="Compact"/>
+              <w:jc w:val="center"/>
+            </w:pPr>
+            <w:r>
+              <w:t xml:space="preserve">3</w:t>
+            </w:r>
+          </w:p>
+        </w:tc>
+        <w:tc>
+          <w:tcPr/>
+          <w:p>
+            <w:pPr>
+              <w:pStyle w:val="Compact"/>
+              <w:jc w:val="center"/>
+            </w:pPr>
+            <w:r>
+              <w:t xml:space="preserve">12.24</w:t>
+            </w:r>
+            <w:r>
+              <w:t xml:space="preserve"> </w:t>
+            </w:r>
+            <m:oMath>
+              <m:r>
+                <m:rPr>
+                  <m:sty m:val="p"/>
+                </m:rPr>
+                <m:t>±</m:t>
+              </m:r>
+            </m:oMath>
+            <w:r>
+              <w:t xml:space="preserve"> </w:t>
+            </w:r>
+            <w:r>
+              <w:t xml:space="preserve">0.08</w:t>
+            </w:r>
+          </w:p>
+        </w:tc>
+        <w:tc>
+          <w:tcPr/>
+          <w:p>
+            <w:pPr>
+              <w:pStyle w:val="Compact"/>
+              <w:jc w:val="center"/>
+            </w:pPr>
+            <w:r>
+              <w:t xml:space="preserve">0.727</w:t>
+            </w:r>
+            <w:r>
+              <w:t xml:space="preserve"> </w:t>
+            </w:r>
+            <m:oMath>
+              <m:r>
+                <m:rPr>
+                  <m:sty m:val="p"/>
+                </m:rPr>
+                <m:t>±</m:t>
+              </m:r>
+            </m:oMath>
+            <w:r>
+              <w:t xml:space="preserve"> </w:t>
+            </w:r>
+            <w:r>
+              <w:t xml:space="preserve">0.001</w:t>
+            </w:r>
+          </w:p>
+        </w:tc>
+        <w:tc>
+          <w:tcPr/>
+          <w:p>
+            <w:pPr>
+              <w:pStyle w:val="Compact"/>
+              <w:jc w:val="center"/>
+            </w:pPr>
+            <w:r>
+              <w:t xml:space="preserve">659</w:t>
+            </w:r>
+          </w:p>
+        </w:tc>
+      </w:tr>
+      <w:tr>
+        <w:tc>
+          <w:tcPr/>
+          <w:p>
+            <w:pPr>
+              <w:pStyle w:val="Compact"/>
+              <w:jc w:val="left"/>
+            </w:pPr>
+            <w:r>
+              <w:t xml:space="preserve">Vanilla DQN (</w:t>
+            </w:r>
+            <m:oMath>
+              <m:r>
+                <m:t>k</m:t>
+              </m:r>
+              <m:r>
+                <m:rPr>
+                  <m:sty m:val="p"/>
+                </m:rPr>
+                <m:t>=</m:t>
+              </m:r>
+              <m:r>
+                <m:t>1</m:t>
+              </m:r>
+            </m:oMath>
+            <w:r>
+              <w:t xml:space="preserve">, no Double/Dueling)</w:t>
+            </w:r>
+          </w:p>
+        </w:tc>
+        <w:tc>
+          <w:tcPr/>
+          <w:p>
+            <w:pPr>
+              <w:pStyle w:val="Compact"/>
+              <w:jc w:val="center"/>
+            </w:pPr>
+            <w:r>
+              <w:t xml:space="preserve">10</w:t>
+            </w:r>
+          </w:p>
+        </w:tc>
+        <w:tc>
+          <w:tcPr/>
+          <w:p>
+            <w:pPr>
+              <w:pStyle w:val="Compact"/>
+              <w:jc w:val="center"/>
+            </w:pPr>
+            <w:r>
+              <w:t xml:space="preserve">10.29</w:t>
+            </w:r>
+            <w:r>
+              <w:t xml:space="preserve"> </w:t>
+            </w:r>
+            <m:oMath>
+              <m:r>
+                <m:rPr>
+                  <m:sty m:val="p"/>
+                </m:rPr>
+                <m:t>±</m:t>
+              </m:r>
+            </m:oMath>
+            <w:r>
+              <w:t xml:space="preserve"> </w:t>
+            </w:r>
+            <w:r>
+              <w:t xml:space="preserve">0.26</w:t>
+            </w:r>
+          </w:p>
+        </w:tc>
+        <w:tc>
+          <w:tcPr/>
+          <w:p>
+            <w:pPr>
+              <w:pStyle w:val="Compact"/>
+              <w:jc w:val="center"/>
+            </w:pPr>
+            <w:r>
+              <w:t xml:space="preserve">0.677</w:t>
+            </w:r>
+            <w:r>
+              <w:t xml:space="preserve"> </w:t>
+            </w:r>
+            <m:oMath>
+              <m:r>
+                <m:rPr>
+                  <m:sty m:val="p"/>
+                </m:rPr>
+                <m:t>±</m:t>
+              </m:r>
+            </m:oMath>
+            <w:r>
+              <w:t xml:space="preserve"> </w:t>
+            </w:r>
+            <w:r>
               <w:t xml:space="preserve">0.008</w:t>
             </w:r>
           </w:p>
@@ -4479,14 +7476,206 @@
             </w:pPr>
             <w:r>
               <w:t xml:space="preserve">614</w:t>
+            </w:r>
+          </w:p>
+        </w:tc>
+      </w:tr>
+      <w:tr>
+        <w:tc>
+          <w:tcPr/>
+          <w:p>
+            <w:pPr>
+              <w:pStyle w:val="Compact"/>
+              <w:jc w:val="left"/>
+            </w:pPr>
+            <w:r>
+              <w:t xml:space="preserve">AA-PPO (hybrid actions)</w:t>
+            </w:r>
+          </w:p>
+        </w:tc>
+        <w:tc>
+          <w:tcPr/>
+          <w:p>
+            <w:pPr>
+              <w:pStyle w:val="Compact"/>
+              <w:jc w:val="center"/>
+            </w:pPr>
+            <w:r>
+              <w:t xml:space="preserve">10</w:t>
+            </w:r>
+          </w:p>
+        </w:tc>
+        <w:tc>
+          <w:tcPr/>
+          <w:p>
+            <w:pPr>
+              <w:pStyle w:val="Compact"/>
+              <w:jc w:val="center"/>
+            </w:pPr>
+            <w:r>
+              <w:t xml:space="preserve">13.04</w:t>
+            </w:r>
+            <w:r>
+              <w:t xml:space="preserve"> </w:t>
+            </w:r>
+            <m:oMath>
+              <m:r>
+                <m:rPr>
+                  <m:sty m:val="p"/>
+                </m:rPr>
+                <m:t>±</m:t>
+              </m:r>
+            </m:oMath>
+            <w:r>
+              <w:t xml:space="preserve"> </w:t>
+            </w:r>
+            <w:r>
+              <w:t xml:space="preserve">0.30</w:t>
+            </w:r>
+          </w:p>
+        </w:tc>
+        <w:tc>
+          <w:tcPr/>
+          <w:p>
+            <w:pPr>
+              <w:pStyle w:val="Compact"/>
+              <w:jc w:val="center"/>
+            </w:pPr>
+            <w:r>
+              <w:t xml:space="preserve">0.751</w:t>
+            </w:r>
+            <w:r>
+              <w:t xml:space="preserve"> </w:t>
+            </w:r>
+            <m:oMath>
+              <m:r>
+                <m:rPr>
+                  <m:sty m:val="p"/>
+                </m:rPr>
+                <m:t>±</m:t>
+              </m:r>
+            </m:oMath>
+            <w:r>
+              <w:t xml:space="preserve"> </w:t>
+            </w:r>
+            <w:r>
+              <w:t xml:space="preserve">0.013</w:t>
+            </w:r>
+          </w:p>
+        </w:tc>
+        <w:tc>
+          <w:tcPr/>
+          <w:p>
+            <w:pPr>
+              <w:pStyle w:val="Compact"/>
+              <w:jc w:val="center"/>
+            </w:pPr>
+            <w:r>
+              <w:t xml:space="preserve">171</w:t>
+            </w:r>
+          </w:p>
+        </w:tc>
+      </w:tr>
+      <w:tr>
+        <w:tc>
+          <w:tcPr/>
+          <w:p>
+            <w:pPr>
+              <w:pStyle w:val="Compact"/>
+              <w:jc w:val="left"/>
+            </w:pPr>
+            <w:r>
+              <w:t xml:space="preserve">AA-PPO (intensity actions)</w:t>
+            </w:r>
+          </w:p>
+        </w:tc>
+        <w:tc>
+          <w:tcPr/>
+          <w:p>
+            <w:pPr>
+              <w:pStyle w:val="Compact"/>
+              <w:jc w:val="center"/>
+            </w:pPr>
+            <w:r>
+              <w:t xml:space="preserve">10</w:t>
+            </w:r>
+          </w:p>
+        </w:tc>
+        <w:tc>
+          <w:tcPr/>
+          <w:p>
+            <w:pPr>
+              <w:pStyle w:val="Compact"/>
+              <w:jc w:val="center"/>
+            </w:pPr>
+            <w:r>
+              <w:t xml:space="preserve">13.20</w:t>
+            </w:r>
+            <w:r>
+              <w:t xml:space="preserve"> </w:t>
+            </w:r>
+            <m:oMath>
+              <m:r>
+                <m:rPr>
+                  <m:sty m:val="p"/>
+                </m:rPr>
+                <m:t>±</m:t>
+              </m:r>
+            </m:oMath>
+            <w:r>
+              <w:t xml:space="preserve"> </w:t>
+            </w:r>
+            <w:r>
+              <w:t xml:space="preserve">0.10</w:t>
+            </w:r>
+          </w:p>
+        </w:tc>
+        <w:tc>
+          <w:tcPr/>
+          <w:p>
+            <w:pPr>
+              <w:pStyle w:val="Compact"/>
+              <w:jc w:val="center"/>
+            </w:pPr>
+            <w:r>
+              <w:t xml:space="preserve">0.754</w:t>
+            </w:r>
+            <w:r>
+              <w:t xml:space="preserve"> </w:t>
+            </w:r>
+            <m:oMath>
+              <m:r>
+                <m:rPr>
+                  <m:sty m:val="p"/>
+                </m:rPr>
+                <m:t>±</m:t>
+              </m:r>
+            </m:oMath>
+            <w:r>
+              <w:t xml:space="preserve"> </w:t>
+            </w:r>
+            <w:r>
+              <w:t xml:space="preserve">0.003</w:t>
+            </w:r>
+          </w:p>
+        </w:tc>
+        <w:tc>
+          <w:tcPr/>
+          <w:p>
+            <w:pPr>
+              <w:pStyle w:val="Compact"/>
+              <w:jc w:val="center"/>
+            </w:pPr>
+            <w:r>
+              <w:t xml:space="preserve">172</w:t>
             </w:r>
           </w:p>
         </w:tc>
       </w:tr>
     </w:tbl>
-    <w:bookmarkEnd w:id="36"/>
-    <w:bookmarkEnd w:id="37"/>
-    <w:bookmarkStart w:id="38" w:name="sec:s-audit"/>
+    <w:bookmarkEnd w:id="38"/>
+    <w:bookmarkEnd w:id="39"/>
+    <w:bookmarkStart w:id="40" w:name="sec:s-audit"/>
     <w:p>
       <w:pPr>
         <w:pStyle w:val="Heading1"/>
@@ -4536,35 +7725,6 @@
         <w:t xml:space="preserve">} of the original formulation, with EDF dispatch within the chosen class. The rule-based baselines were EDF-based (EDF-Periodic, EDF-Threshold, Cog-Heuristic). A pre-submission review argued that SPT-based rest heuristics should also be included, because SPT was the best classical rule in the static-capacity ablation. When added, SPT-Threshold obtained a higher test return than the intensity-only agent. The reason was structural: that agent could not express SPT sequencing. We therefore adopted the hybrid action set, in which every baseline is representable, added the observation of each class’s shortest remaining work, set the training budget to 5000 episodes (the upper end of the range in our original protocol), and re-ran all experiments. To avoid over-fitting the design to the test set, this decision was made once, and no further design changes were made after the final runs were launched. The intensity-only agent trained under the final protocol is reported as a component ablation (Table </w:t>
       </w:r>
       <w:hyperlink w:anchor="tab:s-comp">
-        <w:r>
-          <w:rPr>
-            <w:rStyle w:val="Hyperlink"/>
-          </w:rPr>
-          <w:t xml:space="preserve">3</w:t>
-        </w:r>
-      </w:hyperlink>
-      <w:r>
-        <w:t xml:space="preserve">).</w:t>
-      </w:r>
-    </w:p>
-    <w:bookmarkEnd w:id="38"/>
-    <w:bookmarkStart w:id="40" w:name="sec:s-robust"/>
-    <w:p>
-      <w:pPr>
-        <w:pStyle w:val="Heading1"/>
-      </w:pPr>
-      <w:r>
-        <w:t xml:space="preserve">Full robustness results</w:t>
-      </w:r>
-    </w:p>
-    <w:p>
-      <w:pPr>
-        <w:pStyle w:val="FirstParagraph"/>
-      </w:pPr>
-      <w:r>
-        <w:t xml:space="preserve">Table </w:t>
-      </w:r>
-      <w:hyperlink w:anchor="tab:s-robust">
         <w:r>
           <w:rPr>
             <w:rStyle w:val="Hyperlink"/>
@@ -4573,13 +7733,42 @@
         </w:r>
       </w:hyperlink>
       <w:r>
+        <w:t xml:space="preserve">).</w:t>
+      </w:r>
+    </w:p>
+    <w:bookmarkEnd w:id="40"/>
+    <w:bookmarkStart w:id="42" w:name="sec:s-robust"/>
+    <w:p>
+      <w:pPr>
+        <w:pStyle w:val="Heading1"/>
+      </w:pPr>
+      <w:r>
+        <w:t xml:space="preserve">Full robustness results</w:t>
+      </w:r>
+    </w:p>
+    <w:p>
+      <w:pPr>
+        <w:pStyle w:val="FirstParagraph"/>
+      </w:pPr>
+      <w:r>
+        <w:t xml:space="preserve">Table </w:t>
+      </w:r>
+      <w:hyperlink w:anchor="tab:s-robust">
+        <w:r>
+          <w:rPr>
+            <w:rStyle w:val="Hyperlink"/>
+          </w:rPr>
+          <w:t xml:space="preserve">5</w:t>
+        </w:r>
+      </w:hyperlink>
+      <w:r>
         <w:t xml:space="preserve"> </w:t>
       </w:r>
       <w:r>
         <w:t xml:space="preserve">reports the return and on-time rate of every method under each zero-shot test condition. Learned policies are averaged over training seeds, and heuristics use the parameters tuned in the nominal environment.</w:t>
       </w:r>
     </w:p>
-    <w:bookmarkStart w:id="39" w:name="tab:s-robust"/>
+    <w:bookmarkStart w:id="41" w:name="tab:s-robust"/>
     <w:p>
       <w:pPr>
         <w:pStyle w:val="TableCaption"/>
@@ -4597,15 +7786,16 @@
         <w:tblCaption w:val="Zero-shot robustness: return / on-time rate on 500 test days per condition. Bold marks the best return."/>
       </w:tblPr>
       <w:tblGrid>
-        <w:gridCol w:w="880"/>
-        <w:gridCol w:w="880"/>
-        <w:gridCol w:w="880"/>
-        <w:gridCol w:w="880"/>
-        <w:gridCol w:w="880"/>
-        <w:gridCol w:w="880"/>
-        <w:gridCol w:w="880"/>
-        <w:gridCol w:w="880"/>
-        <w:gridCol w:w="880"/>
+        <w:gridCol w:w="792"/>
+        <w:gridCol w:w="792"/>
+        <w:gridCol w:w="792"/>
+        <w:gridCol w:w="792"/>
+        <w:gridCol w:w="792"/>
+        <w:gridCol w:w="792"/>
+        <w:gridCol w:w="792"/>
+        <w:gridCol w:w="792"/>
+        <w:gridCol w:w="792"/>
+        <w:gridCol w:w="792"/>
       </w:tblGrid>
       <w:tr>
         <w:trPr>
@@ -4631,6 +7821,30 @@
               <w:jc w:val="center"/>
             </w:pPr>
             <w:r>
+              <w:t xml:space="preserve">AA-PPO</w:t>
+            </w:r>
+          </w:p>
+        </w:tc>
+        <w:tc>
+          <w:tcPr/>
+          <w:p>
+            <w:pPr>
+              <w:pStyle w:val="Compact"/>
+              <w:jc w:val="center"/>
+            </w:pPr>
+            <w:r>
+              <w:t xml:space="preserve">AA-PPO, intensity</w:t>
+            </w:r>
+          </w:p>
+        </w:tc>
+        <w:tc>
+          <w:tcPr/>
+          <w:p>
+            <w:pPr>
+              <w:pStyle w:val="Compact"/>
+              <w:jc w:val="center"/>
+            </w:pPr>
+            <w:r>
               <w:t xml:space="preserve">AA-DQN</w:t>
             </w:r>
           </w:p>
@@ -4643,6 +7857,30 @@
               <w:jc w:val="center"/>
             </w:pPr>
             <w:r>
+              <w:t xml:space="preserve">AA-DQN, intensity</w:t>
+            </w:r>
+          </w:p>
+        </w:tc>
+        <w:tc>
+          <w:tcPr/>
+          <w:p>
+            <w:pPr>
+              <w:pStyle w:val="Compact"/>
+              <w:jc w:val="center"/>
+            </w:pPr>
+            <w:r>
+              <w:t xml:space="preserve">AA-DQN, randomised</w:t>
+            </w:r>
+          </w:p>
+        </w:tc>
+        <w:tc>
+          <w:tcPr/>
+          <w:p>
+            <w:pPr>
+              <w:pStyle w:val="Compact"/>
+              <w:jc w:val="center"/>
+            </w:pPr>
+            <w:r>
               <w:t xml:space="preserve">DQN</w:t>
             </w:r>
           </w:p>
@@ -4667,7 +7905,7 @@
               <w:jc w:val="center"/>
             </w:pPr>
             <w:r>
-              <w:t xml:space="preserve">EDF-Threshold</w:t>
+              <w:t xml:space="preserve">SPT-Periodic</w:t>
             </w:r>
           </w:p>
         </w:tc>
@@ -4680,42 +7918,6 @@
             </w:pPr>
             <w:r>
               <w:t xml:space="preserve">EDF-Periodic</w:t>
-            </w:r>
-          </w:p>
-        </w:tc>
-        <w:tc>
-          <w:tcPr/>
-          <w:p>
-            <w:pPr>
-              <w:pStyle w:val="Compact"/>
-              <w:jc w:val="center"/>
-            </w:pPr>
-            <w:r>
-              <w:t xml:space="preserve">AA-DQN-DR</w:t>
-            </w:r>
-          </w:p>
-        </w:tc>
-        <w:tc>
-          <w:tcPr/>
-          <w:p>
-            <w:pPr>
-              <w:pStyle w:val="Compact"/>
-              <w:jc w:val="center"/>
-            </w:pPr>
-            <w:r>
-              <w:t xml:space="preserve">AA-DQN-3act</w:t>
-            </w:r>
-          </w:p>
-        </w:tc>
-        <w:tc>
-          <w:tcPr/>
-          <w:p>
-            <w:pPr>
-              <w:pStyle w:val="Compact"/>
-              <w:jc w:val="center"/>
-            </w:pPr>
-            <w:r>
-              <w:t xml:space="preserve">EDF</w:t>
             </w:r>
           </w:p>
         </w:tc>
@@ -4761,67 +7963,7 @@
               <w:jc w:val="center"/>
             </w:pPr>
             <w:r>
-              <w:t xml:space="preserve">12.14 / 0.728</w:t>
-            </w:r>
-          </w:p>
-        </w:tc>
-        <w:tc>
-          <w:tcPr/>
-          <w:p>
-            <w:pPr>
-              <w:pStyle w:val="Compact"/>
-              <w:jc w:val="center"/>
-            </w:pPr>
-            <w:r>
-              <w:t xml:space="preserve">10.00 / 0.669</w:t>
-            </w:r>
-          </w:p>
-        </w:tc>
-        <w:tc>
-          <w:tcPr/>
-          <w:p>
-            <w:pPr>
-              <w:pStyle w:val="Compact"/>
-              <w:jc w:val="center"/>
-            </w:pPr>
-            <w:r>
-              <w:t xml:space="preserve">11.96 / 0.714</w:t>
-            </w:r>
-          </w:p>
-        </w:tc>
-        <w:tc>
-          <w:tcPr/>
-          <w:p>
-            <w:pPr>
-              <w:pStyle w:val="Compact"/>
-              <w:jc w:val="center"/>
-            </w:pPr>
-            <w:r>
-              <w:t xml:space="preserve">11.00 / 0.655</w:t>
-            </w:r>
-          </w:p>
-        </w:tc>
-        <w:tc>
-          <w:tcPr/>
-          <w:p>
-            <w:pPr>
-              <w:pStyle w:val="Compact"/>
-              <w:jc w:val="center"/>
-            </w:pPr>
-            <w:r>
-              <w:t xml:space="preserve">11.41 / 0.660</w:t>
-            </w:r>
-          </w:p>
-        </w:tc>
-        <w:tc>
-          <w:tcPr/>
-          <w:p>
-            <w:pPr>
-              <w:pStyle w:val="Compact"/>
-              <w:jc w:val="center"/>
-            </w:pPr>
-            <w:r>
-              <w:t xml:space="preserve">11.59 / 0.714</w:t>
+              <w:t xml:space="preserve">13.04 / 0.754</w:t>
             </w:r>
           </w:p>
         </w:tc>
@@ -4837,6 +7979,30 @@
                 <w:bCs/>
                 <w:b/>
               </w:rPr>
+              <w:t xml:space="preserve">13.24 / 0.758</w:t>
+            </w:r>
+          </w:p>
+        </w:tc>
+        <w:tc>
+          <w:tcPr/>
+          <w:p>
+            <w:pPr>
+              <w:pStyle w:val="Compact"/>
+              <w:jc w:val="center"/>
+            </w:pPr>
+            <w:r>
+              <w:t xml:space="preserve">12.14 / 0.728</w:t>
+            </w:r>
+          </w:p>
+        </w:tc>
+        <w:tc>
+          <w:tcPr/>
+          <w:p>
+            <w:pPr>
+              <w:pStyle w:val="Compact"/>
+              <w:jc w:val="center"/>
+            </w:pPr>
+            <w:r>
               <w:t xml:space="preserve">12.57 / 0.740</w:t>
             </w:r>
           </w:p>
@@ -4849,7 +8015,55 @@
               <w:jc w:val="center"/>
             </w:pPr>
             <w:r>
-              <w:t xml:space="preserve">4.24 / 0.468</w:t>
+              <w:t xml:space="preserve">11.59 / 0.714</w:t>
+            </w:r>
+          </w:p>
+        </w:tc>
+        <w:tc>
+          <w:tcPr/>
+          <w:p>
+            <w:pPr>
+              <w:pStyle w:val="Compact"/>
+              <w:jc w:val="center"/>
+            </w:pPr>
+            <w:r>
+              <w:t xml:space="preserve">10.00 / 0.669</w:t>
+            </w:r>
+          </w:p>
+        </w:tc>
+        <w:tc>
+          <w:tcPr/>
+          <w:p>
+            <w:pPr>
+              <w:pStyle w:val="Compact"/>
+              <w:jc w:val="center"/>
+            </w:pPr>
+            <w:r>
+              <w:t xml:space="preserve">11.96 / 0.714</w:t>
+            </w:r>
+          </w:p>
+        </w:tc>
+        <w:tc>
+          <w:tcPr/>
+          <w:p>
+            <w:pPr>
+              <w:pStyle w:val="Compact"/>
+              <w:jc w:val="center"/>
+            </w:pPr>
+            <w:r>
+              <w:t xml:space="preserve">12.25 / 0.709</w:t>
+            </w:r>
+          </w:p>
+        </w:tc>
+        <w:tc>
+          <w:tcPr/>
+          <w:p>
+            <w:pPr>
+              <w:pStyle w:val="Compact"/>
+              <w:jc w:val="center"/>
+            </w:pPr>
+            <w:r>
+              <w:t xml:space="preserve">11.41 / 0.660</w:t>
             </w:r>
           </w:p>
         </w:tc>
@@ -4901,67 +8115,7 @@
               <w:jc w:val="center"/>
             </w:pPr>
             <w:r>
-              <w:t xml:space="preserve">12.17 / 0.728</w:t>
-            </w:r>
-          </w:p>
-        </w:tc>
-        <w:tc>
-          <w:tcPr/>
-          <w:p>
-            <w:pPr>
-              <w:pStyle w:val="Compact"/>
-              <w:jc w:val="center"/>
-            </w:pPr>
-            <w:r>
-              <w:t xml:space="preserve">10.29 / 0.677</w:t>
-            </w:r>
-          </w:p>
-        </w:tc>
-        <w:tc>
-          <w:tcPr/>
-          <w:p>
-            <w:pPr>
-              <w:pStyle w:val="Compact"/>
-              <w:jc w:val="center"/>
-            </w:pPr>
-            <w:r>
-              <w:t xml:space="preserve">12.30 / 0.714</w:t>
-            </w:r>
-          </w:p>
-        </w:tc>
-        <w:tc>
-          <w:tcPr/>
-          <w:p>
-            <w:pPr>
-              <w:pStyle w:val="Compact"/>
-              <w:jc w:val="center"/>
-            </w:pPr>
-            <w:r>
-              <w:t xml:space="preserve">11.35 / 0.654</w:t>
-            </w:r>
-          </w:p>
-        </w:tc>
-        <w:tc>
-          <w:tcPr/>
-          <w:p>
-            <w:pPr>
-              <w:pStyle w:val="Compact"/>
-              <w:jc w:val="center"/>
-            </w:pPr>
-            <w:r>
-              <w:t xml:space="preserve">11.41 / 0.660</w:t>
-            </w:r>
-          </w:p>
-        </w:tc>
-        <w:tc>
-          <w:tcPr/>
-          <w:p>
-            <w:pPr>
-              <w:pStyle w:val="Compact"/>
-              <w:jc w:val="center"/>
-            </w:pPr>
-            <w:r>
-              <w:t xml:space="preserve">11.63 / 0.714</w:t>
+              <w:t xml:space="preserve">13.04 / 0.751</w:t>
             </w:r>
           </w:p>
         </w:tc>
@@ -4977,6 +8131,30 @@
                 <w:bCs/>
                 <w:b/>
               </w:rPr>
+              <w:t xml:space="preserve">13.20 / 0.754</w:t>
+            </w:r>
+          </w:p>
+        </w:tc>
+        <w:tc>
+          <w:tcPr/>
+          <w:p>
+            <w:pPr>
+              <w:pStyle w:val="Compact"/>
+              <w:jc w:val="center"/>
+            </w:pPr>
+            <w:r>
+              <w:t xml:space="preserve">12.17 / 0.728</w:t>
+            </w:r>
+          </w:p>
+        </w:tc>
+        <w:tc>
+          <w:tcPr/>
+          <w:p>
+            <w:pPr>
+              <w:pStyle w:val="Compact"/>
+              <w:jc w:val="center"/>
+            </w:pPr>
+            <w:r>
               <w:t xml:space="preserve">12.61 / 0.740</w:t>
             </w:r>
           </w:p>
@@ -4989,7 +8167,55 @@
               <w:jc w:val="center"/>
             </w:pPr>
             <w:r>
-              <w:t xml:space="preserve">4.24 / 0.468</w:t>
+              <w:t xml:space="preserve">11.63 / 0.714</w:t>
+            </w:r>
+          </w:p>
+        </w:tc>
+        <w:tc>
+          <w:tcPr/>
+          <w:p>
+            <w:pPr>
+              <w:pStyle w:val="Compact"/>
+              <w:jc w:val="center"/>
+            </w:pPr>
+            <w:r>
+              <w:t xml:space="preserve">10.29 / 0.677</w:t>
+            </w:r>
+          </w:p>
+        </w:tc>
+        <w:tc>
+          <w:tcPr/>
+          <w:p>
+            <w:pPr>
+              <w:pStyle w:val="Compact"/>
+              <w:jc w:val="center"/>
+            </w:pPr>
+            <w:r>
+              <w:t xml:space="preserve">12.30 / 0.714</w:t>
+            </w:r>
+          </w:p>
+        </w:tc>
+        <w:tc>
+          <w:tcPr/>
+          <w:p>
+            <w:pPr>
+              <w:pStyle w:val="Compact"/>
+              <w:jc w:val="center"/>
+            </w:pPr>
+            <w:r>
+              <w:t xml:space="preserve">12.25 / 0.709</w:t>
+            </w:r>
+          </w:p>
+        </w:tc>
+        <w:tc>
+          <w:tcPr/>
+          <w:p>
+            <w:pPr>
+              <w:pStyle w:val="Compact"/>
+              <w:jc w:val="center"/>
+            </w:pPr>
+            <w:r>
+              <w:t xml:space="preserve">11.41 / 0.660</w:t>
             </w:r>
           </w:p>
         </w:tc>
@@ -5035,67 +8261,7 @@
               <w:jc w:val="center"/>
             </w:pPr>
             <w:r>
-              <w:t xml:space="preserve">12.20 / 0.726</w:t>
-            </w:r>
-          </w:p>
-        </w:tc>
-        <w:tc>
-          <w:tcPr/>
-          <w:p>
-            <w:pPr>
-              <w:pStyle w:val="Compact"/>
-              <w:jc w:val="center"/>
-            </w:pPr>
-            <w:r>
-              <w:t xml:space="preserve">10.68 / 0.686</w:t>
-            </w:r>
-          </w:p>
-        </w:tc>
-        <w:tc>
-          <w:tcPr/>
-          <w:p>
-            <w:pPr>
-              <w:pStyle w:val="Compact"/>
-              <w:jc w:val="center"/>
-            </w:pPr>
-            <w:r>
-              <w:t xml:space="preserve">12.04 / 0.692</w:t>
-            </w:r>
-          </w:p>
-        </w:tc>
-        <w:tc>
-          <w:tcPr/>
-          <w:p>
-            <w:pPr>
-              <w:pStyle w:val="Compact"/>
-              <w:jc w:val="center"/>
-            </w:pPr>
-            <w:r>
-              <w:t xml:space="preserve">10.77 / 0.615</w:t>
-            </w:r>
-          </w:p>
-        </w:tc>
-        <w:tc>
-          <w:tcPr/>
-          <w:p>
-            <w:pPr>
-              <w:pStyle w:val="Compact"/>
-              <w:jc w:val="center"/>
-            </w:pPr>
-            <w:r>
-              <w:t xml:space="preserve">11.41 / 0.660</w:t>
-            </w:r>
-          </w:p>
-        </w:tc>
-        <w:tc>
-          <w:tcPr/>
-          <w:p>
-            <w:pPr>
-              <w:pStyle w:val="Compact"/>
-              <w:jc w:val="center"/>
-            </w:pPr>
-            <w:r>
-              <w:t xml:space="preserve">11.67 / 0.713</w:t>
+              <w:t xml:space="preserve">13.03 / 0.744</w:t>
             </w:r>
           </w:p>
         </w:tc>
@@ -5111,6 +8277,30 @@
                 <w:bCs/>
                 <w:b/>
               </w:rPr>
+              <w:t xml:space="preserve">13.04 / 0.742</w:t>
+            </w:r>
+          </w:p>
+        </w:tc>
+        <w:tc>
+          <w:tcPr/>
+          <w:p>
+            <w:pPr>
+              <w:pStyle w:val="Compact"/>
+              <w:jc w:val="center"/>
+            </w:pPr>
+            <w:r>
+              <w:t xml:space="preserve">12.20 / 0.726</w:t>
+            </w:r>
+          </w:p>
+        </w:tc>
+        <w:tc>
+          <w:tcPr/>
+          <w:p>
+            <w:pPr>
+              <w:pStyle w:val="Compact"/>
+              <w:jc w:val="center"/>
+            </w:pPr>
+            <w:r>
               <w:t xml:space="preserve">12.68 / 0.739</w:t>
             </w:r>
           </w:p>
@@ -5123,7 +8313,55 @@
               <w:jc w:val="center"/>
             </w:pPr>
             <w:r>
-              <w:t xml:space="preserve">4.24 / 0.468</w:t>
+              <w:t xml:space="preserve">11.67 / 0.713</w:t>
+            </w:r>
+          </w:p>
+        </w:tc>
+        <w:tc>
+          <w:tcPr/>
+          <w:p>
+            <w:pPr>
+              <w:pStyle w:val="Compact"/>
+              <w:jc w:val="center"/>
+            </w:pPr>
+            <w:r>
+              <w:t xml:space="preserve">10.68 / 0.686</w:t>
+            </w:r>
+          </w:p>
+        </w:tc>
+        <w:tc>
+          <w:tcPr/>
+          <w:p>
+            <w:pPr>
+              <w:pStyle w:val="Compact"/>
+              <w:jc w:val="center"/>
+            </w:pPr>
+            <w:r>
+              <w:t xml:space="preserve">12.04 / 0.692</w:t>
+            </w:r>
+          </w:p>
+        </w:tc>
+        <w:tc>
+          <w:tcPr/>
+          <w:p>
+            <w:pPr>
+              <w:pStyle w:val="Compact"/>
+              <w:jc w:val="center"/>
+            </w:pPr>
+            <w:r>
+              <w:t xml:space="preserve">12.25 / 0.709</w:t>
+            </w:r>
+          </w:p>
+        </w:tc>
+        <w:tc>
+          <w:tcPr/>
+          <w:p>
+            <w:pPr>
+              <w:pStyle w:val="Compact"/>
+              <w:jc w:val="center"/>
+            </w:pPr>
+            <w:r>
+              <w:t xml:space="preserve">11.41 / 0.660</w:t>
             </w:r>
           </w:p>
         </w:tc>
@@ -5169,82 +8407,46 @@
               <w:jc w:val="center"/>
             </w:pPr>
             <w:r>
-              <w:t xml:space="preserve">12.27 / 0.725</w:t>
-            </w:r>
-          </w:p>
-        </w:tc>
-        <w:tc>
-          <w:tcPr/>
-          <w:p>
-            <w:pPr>
-              <w:pStyle w:val="Compact"/>
-              <w:jc w:val="center"/>
-            </w:pPr>
-            <w:r>
-              <w:t xml:space="preserve">10.98 / 0.693</w:t>
-            </w:r>
-          </w:p>
-        </w:tc>
-        <w:tc>
-          <w:tcPr/>
-          <w:p>
-            <w:pPr>
-              <w:pStyle w:val="Compact"/>
-              <w:jc w:val="center"/>
-            </w:pPr>
-            <w:r>
-              <w:t xml:space="preserve">11.35 / 0.656</w:t>
-            </w:r>
-          </w:p>
-        </w:tc>
-        <w:tc>
-          <w:tcPr/>
-          <w:p>
-            <w:pPr>
-              <w:pStyle w:val="Compact"/>
-              <w:jc w:val="center"/>
-            </w:pPr>
-            <w:r>
-              <w:t xml:space="preserve">9.63 / 0.557</w:t>
-            </w:r>
-          </w:p>
-        </w:tc>
-        <w:tc>
-          <w:tcPr/>
-          <w:p>
-            <w:pPr>
-              <w:pStyle w:val="Compact"/>
-              <w:jc w:val="center"/>
-            </w:pPr>
-            <w:r>
-              <w:t xml:space="preserve">11.41 / 0.660</w:t>
-            </w:r>
-          </w:p>
-        </w:tc>
-        <w:tc>
-          <w:tcPr/>
-          <w:p>
-            <w:pPr>
-              <w:pStyle w:val="Compact"/>
-              <w:jc w:val="center"/>
-            </w:pPr>
-            <w:r>
-              <w:t xml:space="preserve">11.72 / 0.713</w:t>
-            </w:r>
-          </w:p>
-        </w:tc>
-        <w:tc>
-          <w:tcPr/>
-          <w:p>
-            <w:pPr>
-              <w:pStyle w:val="Compact"/>
-              <w:jc w:val="center"/>
-            </w:pPr>
-            <w:r>
               <w:rPr>
                 <w:bCs/>
                 <w:b/>
               </w:rPr>
+              <w:t xml:space="preserve">12.76 / 0.725</w:t>
+            </w:r>
+          </w:p>
+        </w:tc>
+        <w:tc>
+          <w:tcPr/>
+          <w:p>
+            <w:pPr>
+              <w:pStyle w:val="Compact"/>
+              <w:jc w:val="center"/>
+            </w:pPr>
+            <w:r>
+              <w:t xml:space="preserve">12.72 / 0.723</w:t>
+            </w:r>
+          </w:p>
+        </w:tc>
+        <w:tc>
+          <w:tcPr/>
+          <w:p>
+            <w:pPr>
+              <w:pStyle w:val="Compact"/>
+              <w:jc w:val="center"/>
+            </w:pPr>
+            <w:r>
+              <w:t xml:space="preserve">12.27 / 0.725</w:t>
+            </w:r>
+          </w:p>
+        </w:tc>
+        <w:tc>
+          <w:tcPr/>
+          <w:p>
+            <w:pPr>
+              <w:pStyle w:val="Compact"/>
+              <w:jc w:val="center"/>
+            </w:pPr>
+            <w:r>
               <w:t xml:space="preserve">12.71 / 0.734</w:t>
             </w:r>
           </w:p>
@@ -5257,7 +8459,55 @@
               <w:jc w:val="center"/>
             </w:pPr>
             <w:r>
-              <w:t xml:space="preserve">4.24 / 0.468</w:t>
+              <w:t xml:space="preserve">11.72 / 0.713</w:t>
+            </w:r>
+          </w:p>
+        </w:tc>
+        <w:tc>
+          <w:tcPr/>
+          <w:p>
+            <w:pPr>
+              <w:pStyle w:val="Compact"/>
+              <w:jc w:val="center"/>
+            </w:pPr>
+            <w:r>
+              <w:t xml:space="preserve">10.98 / 0.693</w:t>
+            </w:r>
+          </w:p>
+        </w:tc>
+        <w:tc>
+          <w:tcPr/>
+          <w:p>
+            <w:pPr>
+              <w:pStyle w:val="Compact"/>
+              <w:jc w:val="center"/>
+            </w:pPr>
+            <w:r>
+              <w:t xml:space="preserve">11.35 / 0.656</w:t>
+            </w:r>
+          </w:p>
+        </w:tc>
+        <w:tc>
+          <w:tcPr/>
+          <w:p>
+            <w:pPr>
+              <w:pStyle w:val="Compact"/>
+              <w:jc w:val="center"/>
+            </w:pPr>
+            <w:r>
+              <w:t xml:space="preserve">12.25 / 0.709</w:t>
+            </w:r>
+          </w:p>
+        </w:tc>
+        <w:tc>
+          <w:tcPr/>
+          <w:p>
+            <w:pPr>
+              <w:pStyle w:val="Compact"/>
+              <w:jc w:val="center"/>
+            </w:pPr>
+            <w:r>
+              <w:t xml:space="preserve">11.41 / 0.660</w:t>
             </w:r>
           </w:p>
         </w:tc>
@@ -5283,43 +8533,7 @@
               <w:jc w:val="center"/>
             </w:pPr>
             <w:r>
-              <w:t xml:space="preserve">14.31 / 0.798</w:t>
-            </w:r>
-          </w:p>
-        </w:tc>
-        <w:tc>
-          <w:tcPr/>
-          <w:p>
-            <w:pPr>
-              <w:pStyle w:val="Compact"/>
-              <w:jc w:val="center"/>
-            </w:pPr>
-            <w:r>
-              <w:t xml:space="preserve">12.28 / 0.738</w:t>
-            </w:r>
-          </w:p>
-        </w:tc>
-        <w:tc>
-          <w:tcPr/>
-          <w:p>
-            <w:pPr>
-              <w:pStyle w:val="Compact"/>
-              <w:jc w:val="center"/>
-            </w:pPr>
-            <w:r>
-              <w:t xml:space="preserve">14.12 / 0.767</w:t>
-            </w:r>
-          </w:p>
-        </w:tc>
-        <w:tc>
-          <w:tcPr/>
-          <w:p>
-            <w:pPr>
-              <w:pStyle w:val="Compact"/>
-              <w:jc w:val="center"/>
-            </w:pPr>
-            <w:r>
-              <w:t xml:space="preserve">14.89 / 0.789</w:t>
+              <w:t xml:space="preserve">15.09 / 0.819</w:t>
             </w:r>
           </w:p>
         </w:tc>
@@ -5335,43 +8549,91 @@
                 <w:bCs/>
                 <w:b/>
               </w:rPr>
+              <w:t xml:space="preserve">15.46 / 0.831</w:t>
+            </w:r>
+          </w:p>
+        </w:tc>
+        <w:tc>
+          <w:tcPr/>
+          <w:p>
+            <w:pPr>
+              <w:pStyle w:val="Compact"/>
+              <w:jc w:val="center"/>
+            </w:pPr>
+            <w:r>
+              <w:t xml:space="preserve">14.31 / 0.798</w:t>
+            </w:r>
+          </w:p>
+        </w:tc>
+        <w:tc>
+          <w:tcPr/>
+          <w:p>
+            <w:pPr>
+              <w:pStyle w:val="Compact"/>
+              <w:jc w:val="center"/>
+            </w:pPr>
+            <w:r>
+              <w:t xml:space="preserve">14.76 / 0.811</w:t>
+            </w:r>
+          </w:p>
+        </w:tc>
+        <w:tc>
+          <w:tcPr/>
+          <w:p>
+            <w:pPr>
+              <w:pStyle w:val="Compact"/>
+              <w:jc w:val="center"/>
+            </w:pPr>
+            <w:r>
+              <w:t xml:space="preserve">13.82 / 0.784</w:t>
+            </w:r>
+          </w:p>
+        </w:tc>
+        <w:tc>
+          <w:tcPr/>
+          <w:p>
+            <w:pPr>
+              <w:pStyle w:val="Compact"/>
+              <w:jc w:val="center"/>
+            </w:pPr>
+            <w:r>
+              <w:t xml:space="preserve">12.28 / 0.738</w:t>
+            </w:r>
+          </w:p>
+        </w:tc>
+        <w:tc>
+          <w:tcPr/>
+          <w:p>
+            <w:pPr>
+              <w:pStyle w:val="Compact"/>
+              <w:jc w:val="center"/>
+            </w:pPr>
+            <w:r>
+              <w:t xml:space="preserve">14.12 / 0.767</w:t>
+            </w:r>
+          </w:p>
+        </w:tc>
+        <w:tc>
+          <w:tcPr/>
+          <w:p>
+            <w:pPr>
+              <w:pStyle w:val="Compact"/>
+              <w:jc w:val="center"/>
+            </w:pPr>
+            <w:r>
+              <w:t xml:space="preserve">14.03 / 0.751</w:t>
+            </w:r>
+          </w:p>
+        </w:tc>
+        <w:tc>
+          <w:tcPr/>
+          <w:p>
+            <w:pPr>
+              <w:pStyle w:val="Compact"/>
+              <w:jc w:val="center"/>
+            </w:pPr>
+            <w:r>
               <w:t xml:space="preserve">15.01 / 0.782</w:t>
-            </w:r>
-          </w:p>
-        </w:tc>
-        <w:tc>
-          <w:tcPr/>
-          <w:p>
-            <w:pPr>
-              <w:pStyle w:val="Compact"/>
-              <w:jc w:val="center"/>
-            </w:pPr>
-            <w:r>
-              <w:t xml:space="preserve">13.82 / 0.784</w:t>
-            </w:r>
-          </w:p>
-        </w:tc>
-        <w:tc>
-          <w:tcPr/>
-          <w:p>
-            <w:pPr>
-              <w:pStyle w:val="Compact"/>
-              <w:jc w:val="center"/>
-            </w:pPr>
-            <w:r>
-              <w:t xml:space="preserve">14.76 / 0.811</w:t>
-            </w:r>
-          </w:p>
-        </w:tc>
-        <w:tc>
-          <w:tcPr/>
-          <w:p>
-            <w:pPr>
-              <w:pStyle w:val="Compact"/>
-              <w:jc w:val="center"/>
-            </w:pPr>
-            <w:r>
-              <w:t xml:space="preserve">8.04 / 0.585</w:t>
             </w:r>
           </w:p>
         </w:tc>
@@ -5386,30 +8648,6 @@
             </w:pPr>
             <w:r>
               <w:t xml:space="preserve">Fatigue-prone worker</w:t>
-            </w:r>
-          </w:p>
-        </w:tc>
-        <w:tc>
-          <w:tcPr/>
-          <w:p>
-            <w:pPr>
-              <w:pStyle w:val="Compact"/>
-              <w:jc w:val="center"/>
-            </w:pPr>
-            <w:r>
-              <w:t xml:space="preserve">10.05 / 0.656</w:t>
-            </w:r>
-          </w:p>
-        </w:tc>
-        <w:tc>
-          <w:tcPr/>
-          <w:p>
-            <w:pPr>
-              <w:pStyle w:val="Compact"/>
-              <w:jc w:val="center"/>
-            </w:pPr>
-            <w:r>
-              <w:t xml:space="preserve">8.48 / 0.619</w:t>
             </w:r>
           </w:p>
         </w:tc>
@@ -5425,6 +8663,78 @@
                 <w:bCs/>
                 <w:b/>
               </w:rPr>
+              <w:t xml:space="preserve">11.04 / 0.682</w:t>
+            </w:r>
+          </w:p>
+        </w:tc>
+        <w:tc>
+          <w:tcPr/>
+          <w:p>
+            <w:pPr>
+              <w:pStyle w:val="Compact"/>
+              <w:jc w:val="center"/>
+            </w:pPr>
+            <w:r>
+              <w:t xml:space="preserve">10.87 / 0.672</w:t>
+            </w:r>
+          </w:p>
+        </w:tc>
+        <w:tc>
+          <w:tcPr/>
+          <w:p>
+            <w:pPr>
+              <w:pStyle w:val="Compact"/>
+              <w:jc w:val="center"/>
+            </w:pPr>
+            <w:r>
+              <w:t xml:space="preserve">10.05 / 0.656</w:t>
+            </w:r>
+          </w:p>
+        </w:tc>
+        <w:tc>
+          <w:tcPr/>
+          <w:p>
+            <w:pPr>
+              <w:pStyle w:val="Compact"/>
+              <w:jc w:val="center"/>
+            </w:pPr>
+            <w:r>
+              <w:t xml:space="preserve">10.40 / 0.664</w:t>
+            </w:r>
+          </w:p>
+        </w:tc>
+        <w:tc>
+          <w:tcPr/>
+          <w:p>
+            <w:pPr>
+              <w:pStyle w:val="Compact"/>
+              <w:jc w:val="center"/>
+            </w:pPr>
+            <w:r>
+              <w:t xml:space="preserve">9.52 / 0.643</w:t>
+            </w:r>
+          </w:p>
+        </w:tc>
+        <w:tc>
+          <w:tcPr/>
+          <w:p>
+            <w:pPr>
+              <w:pStyle w:val="Compact"/>
+              <w:jc w:val="center"/>
+            </w:pPr>
+            <w:r>
+              <w:t xml:space="preserve">8.48 / 0.619</w:t>
+            </w:r>
+          </w:p>
+        </w:tc>
+        <w:tc>
+          <w:tcPr/>
+          <w:p>
+            <w:pPr>
+              <w:pStyle w:val="Compact"/>
+              <w:jc w:val="center"/>
+            </w:pPr>
+            <w:r>
               <w:t xml:space="preserve">10.59 / 0.662</w:t>
             </w:r>
           </w:p>
@@ -5437,7 +8747,7 @@
               <w:jc w:val="center"/>
             </w:pPr>
             <w:r>
-              <w:t xml:space="preserve">7.91 / 0.521</w:t>
+              <w:t xml:space="preserve">10.21 / 0.659</w:t>
             </w:r>
           </w:p>
         </w:tc>
@@ -5450,42 +8760,6 @@
             </w:pPr>
             <w:r>
               <w:t xml:space="preserve">7.46 / 0.529</w:t>
-            </w:r>
-          </w:p>
-        </w:tc>
-        <w:tc>
-          <w:tcPr/>
-          <w:p>
-            <w:pPr>
-              <w:pStyle w:val="Compact"/>
-              <w:jc w:val="center"/>
-            </w:pPr>
-            <w:r>
-              <w:t xml:space="preserve">9.52 / 0.643</w:t>
-            </w:r>
-          </w:p>
-        </w:tc>
-        <w:tc>
-          <w:tcPr/>
-          <w:p>
-            <w:pPr>
-              <w:pStyle w:val="Compact"/>
-              <w:jc w:val="center"/>
-            </w:pPr>
-            <w:r>
-              <w:t xml:space="preserve">10.40 / 0.664</w:t>
-            </w:r>
-          </w:p>
-        </w:tc>
-        <w:tc>
-          <w:tcPr/>
-          <w:p>
-            <w:pPr>
-              <w:pStyle w:val="Compact"/>
-              <w:jc w:val="center"/>
-            </w:pPr>
-            <w:r>
-              <w:t xml:space="preserve">1.43 / 0.382</w:t>
             </w:r>
           </w:p>
         </w:tc>
@@ -5511,6 +8785,30 @@
               <w:jc w:val="center"/>
             </w:pPr>
             <w:r>
+              <w:t xml:space="preserve">12.83 / 0.964</w:t>
+            </w:r>
+          </w:p>
+        </w:tc>
+        <w:tc>
+          <w:tcPr/>
+          <w:p>
+            <w:pPr>
+              <w:pStyle w:val="Compact"/>
+              <w:jc w:val="center"/>
+            </w:pPr>
+            <w:r>
+              <w:t xml:space="preserve">13.04 / 0.974</w:t>
+            </w:r>
+          </w:p>
+        </w:tc>
+        <w:tc>
+          <w:tcPr/>
+          <w:p>
+            <w:pPr>
+              <w:pStyle w:val="Compact"/>
+              <w:jc w:val="center"/>
+            </w:pPr>
+            <w:r>
               <w:t xml:space="preserve">11.71 / 0.931</w:t>
             </w:r>
           </w:p>
@@ -5523,6 +8821,30 @@
               <w:jc w:val="center"/>
             </w:pPr>
             <w:r>
+              <w:t xml:space="preserve">12.20 / 0.947</w:t>
+            </w:r>
+          </w:p>
+        </w:tc>
+        <w:tc>
+          <w:tcPr/>
+          <w:p>
+            <w:pPr>
+              <w:pStyle w:val="Compact"/>
+              <w:jc w:val="center"/>
+            </w:pPr>
+            <w:r>
+              <w:t xml:space="preserve">11.79 / 0.930</w:t>
+            </w:r>
+          </w:p>
+        </w:tc>
+        <w:tc>
+          <w:tcPr/>
+          <w:p>
+            <w:pPr>
+              <w:pStyle w:val="Compact"/>
+              <w:jc w:val="center"/>
+            </w:pPr>
+            <w:r>
               <w:t xml:space="preserve">9.55 / 0.843</w:t>
             </w:r>
           </w:p>
@@ -5536,6 +8858,18 @@
             </w:pPr>
             <w:r>
               <w:t xml:space="preserve">11.99 / 0.899</w:t>
+            </w:r>
+          </w:p>
+        </w:tc>
+        <w:tc>
+          <w:tcPr/>
+          <w:p>
+            <w:pPr>
+              <w:pStyle w:val="Compact"/>
+              <w:jc w:val="center"/>
+            </w:pPr>
+            <w:r>
+              <w:t xml:space="preserve">11.94 / 0.898</w:t>
             </w:r>
           </w:p>
         </w:tc>
@@ -5551,55 +8885,7 @@
                 <w:bCs/>
                 <w:b/>
               </w:rPr>
-              <w:t xml:space="preserve">13.12 / 0.974</w:t>
-            </w:r>
-          </w:p>
-        </w:tc>
-        <w:tc>
-          <w:tcPr/>
-          <w:p>
-            <w:pPr>
-              <w:pStyle w:val="Compact"/>
-              <w:jc w:val="center"/>
-            </w:pPr>
-            <w:r>
               <w:t xml:space="preserve">13.06 / 0.973</w:t>
-            </w:r>
-          </w:p>
-        </w:tc>
-        <w:tc>
-          <w:tcPr/>
-          <w:p>
-            <w:pPr>
-              <w:pStyle w:val="Compact"/>
-              <w:jc w:val="center"/>
-            </w:pPr>
-            <w:r>
-              <w:t xml:space="preserve">11.79 / 0.930</w:t>
-            </w:r>
-          </w:p>
-        </w:tc>
-        <w:tc>
-          <w:tcPr/>
-          <w:p>
-            <w:pPr>
-              <w:pStyle w:val="Compact"/>
-              <w:jc w:val="center"/>
-            </w:pPr>
-            <w:r>
-              <w:t xml:space="preserve">12.20 / 0.947</w:t>
-            </w:r>
-          </w:p>
-        </w:tc>
-        <w:tc>
-          <w:tcPr/>
-          <w:p>
-            <w:pPr>
-              <w:pStyle w:val="Compact"/>
-              <w:jc w:val="center"/>
-            </w:pPr>
-            <w:r>
-              <w:t xml:space="preserve">6.84 / 0.723</w:t>
             </w:r>
           </w:p>
         </w:tc>
@@ -5625,19 +8911,7 @@
               <w:jc w:val="center"/>
             </w:pPr>
             <w:r>
-              <w:t xml:space="preserve">9.69 / 0.531</w:t>
-            </w:r>
-          </w:p>
-        </w:tc>
-        <w:tc>
-          <w:tcPr/>
-          <w:p>
-            <w:pPr>
-              <w:pStyle w:val="Compact"/>
-              <w:jc w:val="center"/>
-            </w:pPr>
-            <w:r>
-              <w:t xml:space="preserve">9.71 / 0.548</w:t>
+              <w:t xml:space="preserve">11.83 / 0.595</w:t>
             </w:r>
           </w:p>
         </w:tc>
@@ -5653,6 +8927,66 @@
                 <w:bCs/>
                 <w:b/>
               </w:rPr>
+              <w:t xml:space="preserve">11.83 / 0.590</w:t>
+            </w:r>
+          </w:p>
+        </w:tc>
+        <w:tc>
+          <w:tcPr/>
+          <w:p>
+            <w:pPr>
+              <w:pStyle w:val="Compact"/>
+              <w:jc w:val="center"/>
+            </w:pPr>
+            <w:r>
+              <w:t xml:space="preserve">9.69 / 0.531</w:t>
+            </w:r>
+          </w:p>
+        </w:tc>
+        <w:tc>
+          <w:tcPr/>
+          <w:p>
+            <w:pPr>
+              <w:pStyle w:val="Compact"/>
+              <w:jc w:val="center"/>
+            </w:pPr>
+            <w:r>
+              <w:t xml:space="preserve">10.03 / 0.533</w:t>
+            </w:r>
+          </w:p>
+        </w:tc>
+        <w:tc>
+          <w:tcPr/>
+          <w:p>
+            <w:pPr>
+              <w:pStyle w:val="Compact"/>
+              <w:jc w:val="center"/>
+            </w:pPr>
+            <w:r>
+              <w:t xml:space="preserve">10.35 / 0.569</w:t>
+            </w:r>
+          </w:p>
+        </w:tc>
+        <w:tc>
+          <w:tcPr/>
+          <w:p>
+            <w:pPr>
+              <w:pStyle w:val="Compact"/>
+              <w:jc w:val="center"/>
+            </w:pPr>
+            <w:r>
+              <w:t xml:space="preserve">9.71 / 0.548</w:t>
+            </w:r>
+          </w:p>
+        </w:tc>
+        <w:tc>
+          <w:tcPr/>
+          <w:p>
+            <w:pPr>
+              <w:pStyle w:val="Compact"/>
+              <w:jc w:val="center"/>
+            </w:pPr>
+            <w:r>
               <w:t xml:space="preserve">11.61 / 0.587</w:t>
             </w:r>
           </w:p>
@@ -5665,7 +8999,7 @@
               <w:jc w:val="center"/>
             </w:pPr>
             <w:r>
-              <w:t xml:space="preserve">7.02 / 0.405</w:t>
+              <w:t xml:space="preserve">11.48 / 0.579</w:t>
             </w:r>
           </w:p>
         </w:tc>
@@ -5678,50 +9012,14 @@
             </w:pPr>
             <w:r>
               <w:t xml:space="preserve">7.32 / 0.417</w:t>
-            </w:r>
-          </w:p>
-        </w:tc>
-        <w:tc>
-          <w:tcPr/>
-          <w:p>
-            <w:pPr>
-              <w:pStyle w:val="Compact"/>
-              <w:jc w:val="center"/>
-            </w:pPr>
-            <w:r>
-              <w:t xml:space="preserve">10.35 / 0.569</w:t>
-            </w:r>
-          </w:p>
-        </w:tc>
-        <w:tc>
-          <w:tcPr/>
-          <w:p>
-            <w:pPr>
-              <w:pStyle w:val="Compact"/>
-              <w:jc w:val="center"/>
-            </w:pPr>
-            <w:r>
-              <w:t xml:space="preserve">10.03 / 0.533</w:t>
-            </w:r>
-          </w:p>
-        </w:tc>
-        <w:tc>
-          <w:tcPr/>
-          <w:p>
-            <w:pPr>
-              <w:pStyle w:val="Compact"/>
-              <w:jc w:val="center"/>
-            </w:pPr>
-            <w:r>
-              <w:t xml:space="preserve">1.70 / 0.331</w:t>
             </w:r>
           </w:p>
         </w:tc>
       </w:tr>
     </w:tbl>
-    <w:bookmarkEnd w:id="39"/>
-    <w:bookmarkEnd w:id="40"/>
-    <w:bookmarkStart w:id="42" w:name="sec:s-pareto"/>
+    <w:bookmarkEnd w:id="41"/>
+    <w:bookmarkEnd w:id="42"/>
+    <w:bookmarkStart w:id="44" w:name="sec:s-pareto"/>
     <w:p>
       <w:pPr>
         <w:pStyle w:val="Heading1"/>
@@ -5730,7 +9028,7 @@
         <w:t xml:space="preserve">Reward-weight sweep</w:t>
       </w:r>
     </w:p>
-    <w:bookmarkStart w:id="41" w:name="tab:s-pareto"/>
+    <w:bookmarkStart w:id="43" w:name="tab:s-pareto"/>
     <w:p>
       <w:pPr>
         <w:pStyle w:val="TableCaption"/>
@@ -6443,8 +9741,8 @@
         </w:tc>
       </w:tr>
     </w:tbl>
-    <w:bookmarkEnd w:id="41"/>
-    <w:bookmarkEnd w:id="42"/>
+    <w:bookmarkEnd w:id="43"/>
+    <w:bookmarkEnd w:id="44"/>
     <w:sectPr/>
   </w:body>
 </w:document>
